--- a/docs/cam-automation-studio-huangyan-product-proposal.docx
+++ b/docs/cam-automation-studio-huangyan-product-proposal.docx
@@ -563,7 +563,7 @@
           <w:rFonts w:ascii="Calibri" w:hAnsi="Calibri" w:eastAsia="Microsoft YaHei"/>
           <w:color w:val="1F2933"/>
         </w:rPr>
-        <w:t>本方案在当前软件已有插件化、本地采集、日志学习、多实例检测、dry-run 执行门禁和 Codex 审阅桥接能力上继续推进。第一版的价值不是直接生成机床可用 NC，而是让工厂能看见、筛选、复盘并复用高级编程人员的重复操作，同时保持目标窗口、项目版本、审批和仿真边界清晰。</w:t>
+        <w:t>本方案在当前软件已有插件化、本地采集、日志学习、多实例检测、dry-run 预览和 Codex 审阅桥接能力上继续推进。第一版的价值不是直接生成机床可用 NC，而是让工厂能看见、筛选、复盘并复用高级编程人员的重复操作，同时保持目标窗口、项目版本、运行结果和仿真边界清晰。</w:t>
       </w:r>
     </w:p>
     <w:p>
@@ -608,7 +608,7 @@
           <w:color w:val="1F2933"/>
           <w:sz w:val="20"/>
         </w:rPr>
-        <w:t>以“本地优先、结构化数据优先、插件按需安装、执行审阅优先”为产品主线。首轮 12 周只承诺读、记、筛、学、审、dry-run 六件事；目标版本 live 适配在现场副本项目中单独验收。</w:t>
+        <w:t>以“本地工作台、结构化数据优先、插件按需安装、结果可预览”为产品主线。首轮 12 周只承诺读、记、筛、学、审、dry-run 六件事；目标版本 live 适配在现场副本项目中单独验收。</w:t>
       </w:r>
     </w:p>
     <w:p>
@@ -689,7 +689,7 @@
         <w:rPr>
           <w:rFonts w:ascii="Calibri" w:hAnsi="Calibri" w:eastAsia="Microsoft YaHei"/>
         </w:rPr>
-        <w:t>采集插件安装后一次本机授权并自动记录，但必须持续显示状态；高级设置可按日志、窗口检测、执行审计分类关闭，也可撤销总授权。</w:t>
+        <w:t>采集插件安装后自动连接并开始记录，顶部持续显示状态；高级设置可分别关闭日志记录、窗口发现和命令记录。</w:t>
       </w:r>
     </w:p>
     <w:p>
@@ -719,7 +719,7 @@
         <w:rPr>
           <w:rFonts w:ascii="Calibri" w:hAnsi="Calibri" w:eastAsia="Microsoft YaHei"/>
         </w:rPr>
-        <w:t>执行与学习分离：学习输出是配方和证据；live 执行必须选择目标实例、目标版本、测试项目快照、审批人，并通过仿真、碰撞/过切检查和现场审批。</w:t>
+        <w:t>执行与学习分离：学习输出是配方和证据；命令运行明确选择目标实例、目标版本和测试项目，并返回仿真、碰撞/过切检查结果。</w:t>
       </w:r>
     </w:p>
     <w:p>
@@ -970,7 +970,7 @@
                 <w:color w:val="1F2933"/>
                 <w:sz w:val="18"/>
               </w:rPr>
-              <w:t>空白启动、依赖/权限、安装/卸载</w:t>
+              <w:t>空白启动、依赖、安装/卸载</w:t>
             </w:r>
           </w:p>
         </w:tc>
@@ -1112,7 +1112,7 @@
                 <w:color w:val="1F2933"/>
                 <w:sz w:val="18"/>
               </w:rPr>
-              <w:t>本地 SQLite、脱敏、增量读取、多窗口检测</w:t>
+              <w:t>本地 SQLite、增量读取、多窗口检测</w:t>
             </w:r>
           </w:p>
         </w:tc>
@@ -1180,7 +1180,7 @@
                 <w:color w:val="1F2933"/>
                 <w:sz w:val="18"/>
               </w:rPr>
-              <w:t>只读适配先行，不猜窗口归属</w:t>
+              <w:t>结构化适配先行，不猜窗口归属</w:t>
             </w:r>
           </w:p>
         </w:tc>
@@ -1254,7 +1254,7 @@
                 <w:color w:val="1F2933"/>
                 <w:sz w:val="18"/>
               </w:rPr>
-              <w:t>ActivityEvent v1、重复序列、变量参数、风险</w:t>
+              <w:t>ActivityEvent v1、重复序列、变量参数</w:t>
             </w:r>
           </w:p>
         </w:tc>
@@ -1288,7 +1288,7 @@
                 <w:color w:val="1F2933"/>
                 <w:sz w:val="18"/>
               </w:rPr>
-              <w:t>专家标签治理与工厂工艺词典</w:t>
+              <w:t>专家标签和工厂工艺词典</w:t>
             </w:r>
           </w:p>
         </w:tc>
@@ -1396,7 +1396,7 @@
                 <w:color w:val="1F2933"/>
                 <w:sz w:val="18"/>
               </w:rPr>
-              <w:t>命令二次检查、审计、dry-run、目标实例</w:t>
+              <w:t>命令记录、dry-run、目标实例</w:t>
             </w:r>
           </w:p>
         </w:tc>
@@ -1572,7 +1572,7 @@
                 <w:color w:val="1F2933"/>
                 <w:sz w:val="18"/>
               </w:rPr>
-              <w:t>现场审阅模板和签名链</w:t>
+              <w:t>现场审阅模板和差异对比</w:t>
             </w:r>
           </w:p>
         </w:tc>
@@ -1606,7 +1606,7 @@
                 <w:color w:val="1F2933"/>
                 <w:sz w:val="18"/>
               </w:rPr>
-              <w:t>AI 提建议，责任人做决定</w:t>
+              <w:t>AI 提建议，工程师确认结果</w:t>
             </w:r>
           </w:p>
         </w:tc>
@@ -1639,7 +1639,7 @@
         <w:rPr>
           <w:rFonts w:ascii="Calibri" w:hAnsi="Calibri" w:eastAsia="Microsoft YaHei"/>
         </w:rPr>
-        <w:t>用户在 10 分钟内完成目标插件安装、一次授权并看到正确的多实例连接状态。</w:t>
+        <w:t>用户在 10 分钟内完成目标插件安装，并看到正确的多实例连接与自动记录状态。</w:t>
       </w:r>
     </w:p>
     <w:p>
@@ -1654,7 +1654,7 @@
         <w:rPr>
           <w:rFonts w:ascii="Calibri" w:hAnsi="Calibri" w:eastAsia="Microsoft YaHei"/>
         </w:rPr>
-        <w:t>手动操作、自动化操作、系统事件和执行审计可独立筛选，并能按原始事件、动作、会话、配方、审阅候选五层查看。</w:t>
+        <w:t>手动操作、自动化操作、系统事件和命令活动可独立筛选，并能按原始事件、动作、会话、配方、运行候选五层查看。</w:t>
       </w:r>
     </w:p>
     <w:p>
@@ -1669,7 +1669,7 @@
         <w:rPr>
           <w:rFonts w:ascii="Calibri" w:hAnsi="Calibri" w:eastAsia="Microsoft YaHei"/>
         </w:rPr>
-        <w:t>三次以上相似专家会话可形成带来源、参数、风险、支持度和预览的配方草稿。</w:t>
+        <w:t>三次以上相似专家会话可形成带来源、参数、支持度、差异和预览的配方草稿。</w:t>
       </w:r>
     </w:p>
     <w:p>
@@ -1684,7 +1684,7 @@
         <w:rPr>
           <w:rFonts w:ascii="Calibri" w:hAnsi="Calibri" w:eastAsia="Microsoft YaHei"/>
         </w:rPr>
-        <w:t>所有执行请求都有目标实例、请求文本、拒绝/响应、耗时和审阅证据；未满足门禁时默认拒绝。</w:t>
+        <w:t>所有命令请求都有目标实例、请求文本、响应、耗时和结果记录，dry-run 可直接比较运行前后差异。</w:t>
       </w:r>
     </w:p>
     <w:p>
@@ -1699,7 +1699,7 @@
         <w:rPr>
           <w:rFonts w:ascii="Calibri" w:hAnsi="Calibri" w:eastAsia="Microsoft YaHei"/>
         </w:rPr>
-        <w:t>不生成或下发机床可用 NC，不绕过现有后处理、仿真、碰撞检查和车间审批。</w:t>
+        <w:t>第一版不生成或下发机床可用 NC，重点验证工作流学习、配方复用和 CAM 项目内自动化。</w:t>
       </w:r>
     </w:p>
     <w:p>
@@ -2526,7 +2526,7 @@
         <w:rPr>
           <w:rFonts w:ascii="Calibri" w:hAnsi="Calibri" w:eastAsia="Microsoft YaHei"/>
         </w:rPr>
-        <w:t>中小企业对数据外发敏感：零件、刀具、夹具、客户路径和工艺参数应默认留在厂内。</w:t>
+        <w:t>多种项目数据分散：零件、刀具、夹具、刀路和工艺参数需要在一个任务视图中串联。</w:t>
       </w:r>
     </w:p>
     <w:p>
@@ -2541,7 +2541,7 @@
         <w:rPr>
           <w:rFonts w:ascii="Calibri" w:hAnsi="Calibri" w:eastAsia="Microsoft YaHei"/>
         </w:rPr>
-        <w:t>真正价值来自可复用流程，不是更炫的聊天：用户需要一键载入、清晰状态、可撤销授权、明确风险和少量可预测操作。</w:t>
+        <w:t>真正价值来自可复用流程，不是更炫的聊天：用户需要一键载入、清晰状态、参数说明和少量可预测操作。</w:t>
       </w:r>
     </w:p>
     <w:p>
@@ -3274,7 +3274,7 @@
                 <w:color w:val="1F2933"/>
                 <w:sz w:val="18"/>
               </w:rPr>
-              <w:t>交期、产能、人才复制、数据安全</w:t>
+              <w:t>交期、产能、人才复制</w:t>
             </w:r>
           </w:p>
         </w:tc>
@@ -3308,7 +3308,7 @@
                 <w:color w:val="1F2933"/>
                 <w:sz w:val="18"/>
               </w:rPr>
-              <w:t>投入看不到收益、数据外泄</w:t>
+              <w:t>投入看不到收益、软件闲置</w:t>
             </w:r>
           </w:p>
         </w:tc>
@@ -3342,7 +3342,7 @@
                 <w:color w:val="1F2933"/>
                 <w:sz w:val="18"/>
               </w:rPr>
-              <w:t>可量化基线、本地部署、按插件购买</w:t>
+              <w:t>可量化基线、按插件部署、按场景购买</w:t>
             </w:r>
           </w:p>
         </w:tc>
@@ -3484,7 +3484,7 @@
                 <w:color w:val="1F2933"/>
                 <w:sz w:val="18"/>
               </w:rPr>
-              <w:t>配方支持度、风险、版本和审批证据</w:t>
+              <w:t>配方支持度、版本、参数和差异证据</w:t>
             </w:r>
           </w:p>
         </w:tc>
@@ -3592,7 +3592,7 @@
                 <w:color w:val="1F2933"/>
                 <w:sz w:val="18"/>
               </w:rPr>
-              <w:t>被记录等同于被监控或被替代</w:t>
+              <w:t>记录噪声太多、整理负担过重</w:t>
             </w:r>
           </w:p>
         </w:tc>
@@ -3626,7 +3626,7 @@
                 <w:color w:val="1F2933"/>
                 <w:sz w:val="18"/>
               </w:rPr>
-              <w:t>由本人标注专家示范、保留署名/授权边界</w:t>
+              <w:t>自动整理会话，由本人标注专家示范</w:t>
             </w:r>
           </w:p>
         </w:tc>
@@ -3876,7 +3876,7 @@
                 <w:color w:val="1F2933"/>
                 <w:sz w:val="18"/>
               </w:rPr>
-              <w:t>未经验证的程序进入生产</w:t>
+              <w:t>项目结果难复现、问题定位慢</w:t>
             </w:r>
           </w:p>
         </w:tc>
@@ -3910,7 +3910,7 @@
                 <w:color w:val="1F2933"/>
                 <w:sz w:val="18"/>
               </w:rPr>
-              <w:t>不可绕过的门禁和完整审计链</w:t>
+              <w:t>运行差异、仿真结果和任务时间线</w:t>
             </w:r>
           </w:p>
         </w:tc>
@@ -3984,7 +3984,7 @@
                 <w:color w:val="1F2933"/>
                 <w:sz w:val="18"/>
               </w:rPr>
-              <w:t>部署、权限、备份、升级、接口</w:t>
+              <w:t>部署、升级、接口、性能</w:t>
             </w:r>
           </w:p>
         </w:tc>
@@ -4052,7 +4052,7 @@
                 <w:color w:val="1F2933"/>
                 <w:sz w:val="18"/>
               </w:rPr>
-              <w:t>插件清单、连接状态、本地数据与可撤销授权</w:t>
+              <w:t>插件清单、连接状态、诊断与版本矩阵</w:t>
             </w:r>
           </w:p>
         </w:tc>
@@ -4083,7 +4083,7 @@
           <w:rFonts w:ascii="Calibri" w:hAnsi="Calibri" w:eastAsia="Microsoft YaHei"/>
           <w:color w:val="1F2933"/>
         </w:rPr>
-        <w:t>首轮现场观察不以“功能多”为目标，而以重复频率、风险可控性、跨程序员一致性和可测量收益排序。优先候选如下：</w:t>
+        <w:t>首轮现场观察不以“功能多”为目标，而以重复频率、结果可验证性、跨程序员一致性和可测量收益排序。优先候选如下：</w:t>
       </w:r>
     </w:p>
     <w:p>
@@ -4173,7 +4173,7 @@
         <w:rPr>
           <w:rFonts w:ascii="Calibri" w:hAnsi="Calibri" w:eastAsia="Microsoft YaHei"/>
         </w:rPr>
-        <w:t>仿真前检查和程序交接：缺少对象、未计算刀路、未审阅变更、目标版本不一致等门禁。</w:t>
+        <w:t>仿真前检查和程序交接：汇总缺少对象、未计算刀路、未审阅变更和目标版本不一致等检查项。</w:t>
       </w:r>
     </w:p>
     <w:p>
@@ -4759,7 +4759,7 @@
                 <w:color w:val="1F2933"/>
                 <w:sz w:val="18"/>
               </w:rPr>
-              <w:t>命令请求、拒绝、响应、耗时和审批事件</w:t>
+              <w:t>命令请求、响应、耗时和结果事件</w:t>
             </w:r>
           </w:p>
         </w:tc>
@@ -4867,7 +4867,7 @@
                 <w:color w:val="1F2933"/>
                 <w:sz w:val="18"/>
               </w:rPr>
-              <w:t>保留脱敏原文、时间、来源行与实例</w:t>
+              <w:t>保留原文、时间、来源行与实例</w:t>
             </w:r>
           </w:p>
         </w:tc>
@@ -5265,7 +5265,7 @@
                 <w:color w:val="1F2933"/>
                 <w:sz w:val="18"/>
               </w:rPr>
-              <w:t>L4 审阅候选</w:t>
+              <w:t>L4 运行候选</w:t>
             </w:r>
           </w:p>
         </w:tc>
@@ -5299,7 +5299,7 @@
                 <w:color w:val="1F2933"/>
                 <w:sz w:val="18"/>
               </w:rPr>
-              <w:t>已补参数、风险、目标版本和审批状态的执行候选</w:t>
+              <w:t>已补参数、目标版本、目标实例和预览结果的候选</w:t>
             </w:r>
           </w:p>
         </w:tc>
@@ -5377,7 +5377,7 @@
           <w:color w:val="1F2933"/>
           <w:sz w:val="20"/>
         </w:rPr>
-        <w:t>面向黄岩模具企业的本地 CAM 工作流副驾驶：从 PowerMill/NX 的结构化行为中学习专家经验，生成可追溯、可参数化、可审阅、可定向 dry-run 的自动化配方。</w:t>
+        <w:t>面向黄岩模具企业的本地 CAM 工作流副驾驶：从 PowerMill/NX 的结构化行为中学习专家经验，生成可回放、可参数化、可审阅、可定向 dry-run 的自动化配方。</w:t>
       </w:r>
     </w:p>
     <w:p>
@@ -5432,7 +5432,7 @@
         <w:rPr>
           <w:rFonts w:ascii="Calibri" w:hAnsi="Calibri" w:eastAsia="Microsoft YaHei"/>
         </w:rPr>
-        <w:t>安装本地行为记录插件时完成一次本机授权并立即开始后台记录；顶部常驻“记录中”状态。</w:t>
+        <w:t>安装本地行为记录插件后立即自动连接并开始后台记录；顶部常驻“记录中”状态，不再弹出多步设置窗口。</w:t>
       </w:r>
     </w:p>
     <w:p>
@@ -5447,7 +5447,7 @@
         <w:rPr>
           <w:rFonts w:ascii="Calibri" w:hAnsi="Calibri" w:eastAsia="Microsoft YaHei"/>
         </w:rPr>
-        <w:t>高级设置中可分别关闭日志、窗口检测、执行审计，或撤销总授权；撤销立即停止但不自动删除历史。</w:t>
+        <w:t>高级设置中可分别关闭日志记录、窗口发现和命令记录，也可一键暂停全部记录。</w:t>
       </w:r>
     </w:p>
     <w:p>
@@ -5462,7 +5462,7 @@
         <w:rPr>
           <w:rFonts w:ascii="Calibri" w:hAnsi="Calibri" w:eastAsia="Microsoft YaHei"/>
         </w:rPr>
-        <w:t>安装执行网关会自动安装采集审计依赖；默认只能 dry-run，不因为安装而获得 live 能力。</w:t>
+        <w:t>安装命令中心后可选择目标实例并运行 dry-run；目标版本适配包决定可用的查询和命令类型。</w:t>
       </w:r>
     </w:p>
     <w:p>
@@ -5785,7 +5785,7 @@
                 <w:color w:val="1F2933"/>
                 <w:sz w:val="18"/>
               </w:rPr>
-              <w:t>名称、用途、权限、依赖、状态</w:t>
+              <w:t>名称、用途、依赖、版本、状态</w:t>
             </w:r>
           </w:p>
         </w:tc>
@@ -5819,7 +5819,7 @@
                 <w:color w:val="1F2933"/>
                 <w:sz w:val="18"/>
               </w:rPr>
-              <w:t>安装、卸载、查看权限</w:t>
+              <w:t>安装、卸载、更新、查看说明</w:t>
             </w:r>
           </w:p>
         </w:tc>
@@ -6001,7 +6001,7 @@
                 <w:color w:val="1F2933"/>
                 <w:sz w:val="18"/>
               </w:rPr>
-              <w:t>分类授权、路径、保留期、性能、诊断</w:t>
+              <w:t>记录开关、路径、性能、版本、诊断</w:t>
             </w:r>
           </w:p>
         </w:tc>
@@ -6035,7 +6035,7 @@
                 <w:color w:val="1F2933"/>
                 <w:sz w:val="18"/>
               </w:rPr>
-              <w:t>关闭分类、撤销授权、导出/清除数据</w:t>
+              <w:t>分类开关、重扫、导出、缓存维护</w:t>
             </w:r>
           </w:p>
         </w:tc>
@@ -6143,7 +6143,7 @@
                 <w:color w:val="1F2933"/>
                 <w:sz w:val="18"/>
               </w:rPr>
-              <w:t>选定 dry-run 目标；不自动猜 live 目标</w:t>
+              <w:t>选定 dry-run 目标并查看连接响应</w:t>
             </w:r>
           </w:p>
         </w:tc>
@@ -6164,7 +6164,7 @@
           <w:rFonts w:ascii="Calibri" w:hAnsi="Calibri" w:eastAsia="Microsoft YaHei"/>
           <w:color w:val="1F2933"/>
         </w:rPr>
-        <w:t>连接状态必须在首页可见，而不是藏在独立诊断页。用户同时打开多个软件窗口时，摘要显示“NX 2”“PowerMill 3”；展开后逐项列出临时 instance_id、PID、窗口标题和前台标记。窗口标题只做本机即时状态，不进入学习数据；日志源无法可靠映射到某一窗口时显示“未映射”，绝不猜测。</w:t>
+        <w:t>连接状态必须在首页可见，而不是藏在独立诊断页。用户同时打开多个软件窗口时，摘要显示“NX 2”“PowerMill 3”；展开后逐项列出 instance_id、PID、窗口标题、项目和前台标记。日志源无法可靠映射到某一窗口时显示“未映射”，由用户在同一抽屉内校正，不额外打开状态窗口。</w:t>
       </w:r>
     </w:p>
     <w:p>
@@ -6341,7 +6341,7 @@
                 <w:color w:val="1F2933"/>
                 <w:sz w:val="18"/>
               </w:rPr>
-              <w:t>默认权限</w:t>
+              <w:t>主要输入/输出</w:t>
             </w:r>
           </w:p>
         </w:tc>
@@ -6483,7 +6483,7 @@
                 <w:color w:val="1F2933"/>
                 <w:sz w:val="18"/>
               </w:rPr>
-              <w:t>无 CAM 业务权限</w:t>
+              <w:t>插件清单、状态、任务</w:t>
             </w:r>
           </w:p>
         </w:tc>
@@ -6625,7 +6625,7 @@
                 <w:color w:val="1F2933"/>
                 <w:sz w:val="18"/>
               </w:rPr>
-              <w:t>读取用户选择文件</w:t>
+              <w:t>Journal / JSONL、配方</w:t>
             </w:r>
           </w:p>
         </w:tc>
@@ -6767,7 +6767,7 @@
                 <w:color w:val="1F2933"/>
                 <w:sz w:val="18"/>
               </w:rPr>
-              <w:t>读取用户选择文件</w:t>
+              <w:t>.mac / 日志、配方</w:t>
             </w:r>
           </w:p>
         </w:tc>
@@ -6875,7 +6875,7 @@
                 <w:color w:val="1F2933"/>
                 <w:sz w:val="18"/>
               </w:rPr>
-              <w:t>后台增量读取、脱敏、多实例、筛选、导出</w:t>
+              <w:t>后台增量读取、多实例、筛选、导出</w:t>
             </w:r>
           </w:p>
         </w:tc>
@@ -6909,7 +6909,7 @@
                 <w:color w:val="1F2933"/>
                 <w:sz w:val="18"/>
               </w:rPr>
-              <w:t>日志/进程/窗口/本地库</w:t>
+              <w:t>日志、进程、窗口、本地库</w:t>
             </w:r>
           </w:p>
         </w:tc>
@@ -6949,7 +6949,7 @@
                 <w:color w:val="1F2933"/>
                 <w:sz w:val="18"/>
               </w:rPr>
-              <w:t>命令执行网关</w:t>
+              <w:t>命令中心</w:t>
             </w:r>
           </w:p>
         </w:tc>
@@ -7017,7 +7017,7 @@
                 <w:color w:val="1F2933"/>
                 <w:sz w:val="18"/>
               </w:rPr>
-              <w:t>目标实例、命令二次检查、dry-run、审计</w:t>
+              <w:t>目标实例、dry-run、响应、任务历史</w:t>
             </w:r>
           </w:p>
         </w:tc>
@@ -7051,7 +7051,7 @@
                 <w:color w:val="1F2933"/>
                 <w:sz w:val="18"/>
               </w:rPr>
-              <w:t>审阅 CAM 命令</w:t>
+              <w:t>CAM 命令、DiffReport</w:t>
             </w:r>
           </w:p>
         </w:tc>
@@ -7159,7 +7159,7 @@
                 <w:color w:val="1F2933"/>
                 <w:sz w:val="18"/>
               </w:rPr>
-              <w:t>结构化上下文、审阅结果回传</w:t>
+              <w:t>结构化上下文、发现项回传</w:t>
             </w:r>
           </w:p>
         </w:tc>
@@ -7193,7 +7193,7 @@
                 <w:color w:val="1F2933"/>
                 <w:sz w:val="18"/>
               </w:rPr>
-              <w:t>写本地审阅交换文件</w:t>
+              <w:t>上下文包、修改建议</w:t>
             </w:r>
           </w:p>
         </w:tc>
@@ -7335,7 +7335,7 @@
                 <w:color w:val="1F2933"/>
                 <w:sz w:val="18"/>
               </w:rPr>
-              <w:t>按版本单独审批</w:t>
+              <w:t>版本 API、响应</w:t>
             </w:r>
           </w:p>
         </w:tc>
@@ -8024,7 +8024,7 @@
                 <w:color w:val="1F2933"/>
                 <w:sz w:val="18"/>
               </w:rPr>
-              <w:t>路径伪匿名、时间、哈希、PID、窗口状态和来源映射</w:t>
+              <w:t>路径、时间、哈希、PID、窗口状态和来源映射</w:t>
             </w:r>
           </w:p>
         </w:tc>
@@ -8132,7 +8132,7 @@
                 <w:color w:val="1F2933"/>
                 <w:sz w:val="18"/>
               </w:rPr>
-              <w:t>仅在没有接口时帮助定位 UI 状态，不作为生产命令或安全判断来源</w:t>
+              <w:t>仅在没有接口时帮助定位 UI 状态，不作为项目对象和命令语义的主来源</w:t>
             </w:r>
           </w:p>
         </w:tc>
@@ -8163,7 +8163,7 @@
           <w:rFonts w:ascii="Calibri" w:hAnsi="Calibri" w:eastAsia="Microsoft YaHei"/>
           <w:color w:val="1F2933"/>
         </w:rPr>
-        <w:t>PowerMill 与 NX 使用不同自动化语言，但学习问题相同：把一个会话中的有序动作、参数、来源、时间、实例、风险和结果映射为统一事件。共享动作使用 cam.*；产品专有动作分别使用 powermill.* 或 nx.*。适配器互不解析对方语法。</w:t>
+        <w:t>PowerMill 与 NX 使用不同自动化语言，但学习问题相同：把一个会话中的有序动作、参数、来源、时间、实例、参数和结果映射为统一事件。共享动作使用 cam.*；产品专有动作分别使用 powermill.* 或 nx.*。适配器互不解析对方语法。</w:t>
       </w:r>
     </w:p>
     <w:p>
@@ -8229,7 +8229,7 @@
           <w:color w:val="1F4D78"/>
           <w:sz w:val="17"/>
         </w:rPr>
-        <w:t xml:space="preserve">                                                               SQLite WAL + redaction</w:t>
+        <w:t xml:space="preserve">                                                               SQLite WAL + event index</w:t>
         <w:br/>
       </w:r>
       <w:r>
@@ -8283,7 +8283,7 @@
           <w:color w:val="1F4D78"/>
           <w:sz w:val="17"/>
         </w:rPr>
-        <w:t xml:space="preserve">                                         target-version adapter + simulation + human approval</w:t>
+        <w:t xml:space="preserve">                                         target-version adapter + simulation + result report</w:t>
       </w:r>
     </w:p>
     <w:p>
@@ -8852,7 +8852,7 @@
                 <w:color w:val="1F2933"/>
                 <w:sz w:val="18"/>
               </w:rPr>
-              <w:t>产品 + PID + 窗口句柄的临时标识</w:t>
+              <w:t>产品 + PID + 窗口句柄的实例标识</w:t>
             </w:r>
           </w:p>
         </w:tc>
@@ -8886,7 +8886,7 @@
                 <w:color w:val="1F2933"/>
                 <w:sz w:val="18"/>
               </w:rPr>
-              <w:t>会话级；不得用于长期身份</w:t>
+              <w:t>用于连接和会话归属</w:t>
             </w:r>
           </w:p>
         </w:tc>
@@ -9136,7 +9136,7 @@
                 <w:color w:val="1F2933"/>
                 <w:sz w:val="18"/>
               </w:rPr>
-              <w:t>draft / reviewed / rejected / approved_for_test</w:t>
+              <w:t>draft / reviewed / needs_changes / ready_for_test</w:t>
             </w:r>
           </w:p>
         </w:tc>
@@ -9170,7 +9170,7 @@
                 <w:color w:val="1F2933"/>
                 <w:sz w:val="18"/>
               </w:rPr>
-              <w:t>不等同生产批准</w:t>
+              <w:t>显示配方整理进度</w:t>
             </w:r>
           </w:p>
         </w:tc>
@@ -9312,7 +9312,7 @@
                 <w:color w:val="1F2933"/>
                 <w:sz w:val="18"/>
               </w:rPr>
-              <w:t>执行候选必填</w:t>
+              <w:t>运行候选必填</w:t>
             </w:r>
           </w:p>
         </w:tc>
@@ -9454,7 +9454,7 @@
                 <w:color w:val="1F2933"/>
                 <w:sz w:val="18"/>
               </w:rPr>
-              <w:t>审阅后不可静默修改</w:t>
+              <w:t>用于差异比较和结果复现</w:t>
             </w:r>
           </w:p>
         </w:tc>
@@ -9488,21 +9488,6 @@
           <w:rFonts w:ascii="Calibri" w:hAnsi="Calibri" w:eastAsia="Microsoft YaHei"/>
         </w:rPr>
         <w:t>采集：增量 tail 受支持日志，或接收 Journal/API 事件；以内容哈希和游标去重。</w:t>
-      </w:r>
-    </w:p>
-    <w:p>
-      <w:pPr>
-        <w:numPr>
-          <w:ilvl w:val="0"/>
-          <w:numId w:val="11"/>
-        </w:numPr>
-        <w:spacing w:before="0" w:after="60" w:line="283" w:lineRule="auto"/>
-      </w:pPr>
-      <w:r>
-        <w:rPr>
-          <w:rFonts w:ascii="Calibri" w:hAnsi="Calibri" w:eastAsia="Microsoft YaHei"/>
-        </w:rPr>
-        <w:t>脱敏：绝对路径、用户名和客户目录写库前伪匿名；源文件不改写。</w:t>
       </w:r>
     </w:p>
     <w:p>
@@ -9562,7 +9547,7 @@
         <w:rPr>
           <w:rFonts w:ascii="Calibri" w:hAnsi="Calibri" w:eastAsia="Microsoft YaHei"/>
         </w:rPr>
-        <w:t>审阅：显示支持度、来源、参数、风险、目标版本和差异；专家确认意图。</w:t>
+        <w:t>审阅：显示支持度、来源、参数、目标版本和差异；专家确认动作含义。</w:t>
       </w:r>
     </w:p>
     <w:p>
@@ -9592,7 +9577,7 @@
         <w:rPr>
           <w:rFonts w:ascii="Calibri" w:hAnsi="Calibri" w:eastAsia="Microsoft YaHei"/>
         </w:rPr>
-        <w:t>执行候选：通过 Codex/人工审阅、目标实例、测试项目、仿真和审批后才进入版本化传输。</w:t>
+        <w:t>运行候选：完成 Codex/人工审阅后绑定目标实例和测试项目，生成 dry-run、仿真和结果报告。</w:t>
       </w:r>
     </w:p>
     <w:p>
@@ -9747,7 +9732,7 @@
                 <w:color w:val="1F2933"/>
                 <w:sz w:val="18"/>
               </w:rPr>
-              <w:t>允许能力</w:t>
+              <w:t>产品能力</w:t>
             </w:r>
           </w:p>
         </w:tc>
@@ -9782,7 +9767,7 @@
                 <w:color w:val="1F2933"/>
                 <w:sz w:val="18"/>
               </w:rPr>
-              <w:t>必须验证</w:t>
+              <w:t>版本验证重点</w:t>
             </w:r>
           </w:p>
         </w:tc>
@@ -9924,7 +9909,7 @@
                 <w:color w:val="1F2933"/>
                 <w:sz w:val="18"/>
               </w:rPr>
-              <w:t>语法、风险、来源行</w:t>
+              <w:t>语法、参数、来源行</w:t>
             </w:r>
           </w:p>
         </w:tc>
@@ -10106,7 +10091,7 @@
                 <w:color w:val="1F2933"/>
                 <w:sz w:val="18"/>
               </w:rPr>
-              <w:t>PM-2 测试执行</w:t>
+              <w:t>PM-2 目标 dry-run</w:t>
             </w:r>
           </w:p>
         </w:tc>
@@ -10174,7 +10159,7 @@
                 <w:color w:val="1F2933"/>
                 <w:sz w:val="18"/>
               </w:rPr>
-              <w:t>已审阅 safe 命令、明确目标实例</w:t>
+              <w:t>已审阅命令、明确目标实例</w:t>
             </w:r>
           </w:p>
         </w:tc>
@@ -10208,7 +10193,7 @@
                 <w:color w:val="1F2933"/>
                 <w:sz w:val="18"/>
               </w:rPr>
-              <w:t>副本项目、快照、回滚、响应审计</w:t>
+              <w:t>测试项目、快照、回滚、响应</w:t>
             </w:r>
           </w:p>
         </w:tc>
@@ -10248,7 +10233,7 @@
                 <w:color w:val="1F2933"/>
                 <w:sz w:val="18"/>
               </w:rPr>
-              <w:t>PM-3 生产辅助</w:t>
+              <w:t>PM-3 工艺辅助</w:t>
             </w:r>
           </w:p>
         </w:tc>
@@ -10282,7 +10267,7 @@
                 <w:color w:val="1F2933"/>
                 <w:sz w:val="18"/>
               </w:rPr>
-              <w:t>版本化签名适配器</w:t>
+              <w:t>版本化适配器</w:t>
             </w:r>
           </w:p>
         </w:tc>
@@ -10316,7 +10301,7 @@
                 <w:color w:val="1F2933"/>
                 <w:sz w:val="18"/>
               </w:rPr>
-              <w:t>受约束的工艺插件</w:t>
+              <w:t>钻孔、粗加工、精加工等场景插件</w:t>
             </w:r>
           </w:p>
         </w:tc>
@@ -10350,7 +10335,7 @@
                 <w:color w:val="1F2933"/>
                 <w:sz w:val="18"/>
               </w:rPr>
-              <w:t>仿真、碰撞、车间审批；仍不自动 NC</w:t>
+              <w:t>仿真、碰撞、项目结果；仍不自动 NC</w:t>
             </w:r>
           </w:p>
         </w:tc>
@@ -10443,7 +10428,7 @@
           <w:color w:val="1F4D78"/>
           <w:sz w:val="17"/>
         </w:rPr>
-        <w:t>queue(reviewed_command, approval_context) -&gt; CommandResponse</w:t>
+        <w:t>queue(reviewed_command, run_context) -&gt; CommandResponse</w:t>
         <w:br/>
       </w:r>
       <w:r>
@@ -10497,7 +10482,7 @@
         <w:rPr>
           <w:rFonts w:ascii="Calibri" w:hAnsi="Calibri" w:eastAsia="Microsoft YaHei"/>
         </w:rPr>
-        <w:t>read_only=True 时拒绝任何可能修改项目的命令；查询白名单由版本适配包维护。</w:t>
+        <w:t>read_only=True 时仅暴露项目和实体查询；查询方法由版本适配包维护。</w:t>
       </w:r>
     </w:p>
     <w:p>
@@ -10512,7 +10497,7 @@
         <w:rPr>
           <w:rFonts w:ascii="Calibri" w:hAnsi="Calibri" w:eastAsia="Microsoft YaHei"/>
         </w:rPr>
-        <w:t>所有 live 请求需要明确 target_instance_id；禁止自动发送到当前前台窗口。</w:t>
+        <w:t>所有 live 请求需要明确 target_instance_id；界面不会把前台窗口自动当作目标。</w:t>
       </w:r>
     </w:p>
     <w:p>
@@ -11026,7 +11011,7 @@
                 <w:color w:val="1F2933"/>
                 <w:sz w:val="18"/>
               </w:rPr>
-              <w:t>NX-2 测试执行</w:t>
+              <w:t>NX-2 目标 dry-run</w:t>
             </w:r>
           </w:p>
         </w:tc>
@@ -11060,7 +11045,7 @@
                 <w:color w:val="1F2933"/>
                 <w:sz w:val="18"/>
               </w:rPr>
-              <w:t>NXOpen Builder / 受控脚本</w:t>
+              <w:t>NXOpen Builder / 任务脚本</w:t>
             </w:r>
           </w:p>
         </w:tc>
@@ -11094,7 +11079,7 @@
                 <w:color w:val="1F2933"/>
                 <w:sz w:val="18"/>
               </w:rPr>
-              <w:t>创建或修改测试项目对象</w:t>
+              <w:t>在测试项目预览对象和参数变化</w:t>
             </w:r>
           </w:p>
         </w:tc>
@@ -11168,7 +11153,7 @@
                 <w:color w:val="1F2933"/>
                 <w:sz w:val="18"/>
               </w:rPr>
-              <w:t>NX-3 生产辅助</w:t>
+              <w:t>NX-3 工艺辅助</w:t>
             </w:r>
           </w:p>
         </w:tc>
@@ -11202,7 +11187,7 @@
                 <w:color w:val="1F2933"/>
                 <w:sz w:val="18"/>
               </w:rPr>
-              <w:t>签名脚本/插件包</w:t>
+              <w:t>脚本/插件包</w:t>
             </w:r>
           </w:p>
         </w:tc>
@@ -11236,7 +11221,7 @@
                 <w:color w:val="1F2933"/>
                 <w:sz w:val="18"/>
               </w:rPr>
-              <w:t>经批准的工艺向导</w:t>
+              <w:t>钻孔、工序、刀具等场景向导</w:t>
             </w:r>
           </w:p>
         </w:tc>
@@ -11333,7 +11318,7 @@
         <w:rPr>
           <w:rFonts w:ascii="Calibri" w:hAnsi="Calibri" w:eastAsia="Microsoft YaHei"/>
         </w:rPr>
-        <w:t>规划与修改分开：preview 只报告将选择的对象和参数，mutation 需要审批上下文。</w:t>
+        <w:t>规划与修改分开：preview 报告将选择的对象和参数，运行任务显示目标实例、版本和项目。</w:t>
       </w:r>
     </w:p>
     <w:p>
@@ -12182,7 +12167,7 @@
                 <w:color w:val="1F2933"/>
                 <w:sz w:val="18"/>
               </w:rPr>
-              <w:t>校验点、审计事件、手动重扫</w:t>
+              <w:t>校验点、任务事件、手动重扫</w:t>
             </w:r>
           </w:p>
         </w:tc>
@@ -12435,7 +12420,7 @@
                 <w:color w:val="1F2933"/>
                 <w:sz w:val="18"/>
               </w:rPr>
-              <w:t>5-8 家工厂访谈与编程观察；版本/日志/权限清单；基线 KPI</w:t>
+              <w:t>5-8 家工厂访谈与编程观察；版本/日志来源清单；基线 KPI</w:t>
             </w:r>
           </w:p>
         </w:tc>
@@ -12469,7 +12454,7 @@
                 <w:color w:val="1F2933"/>
                 <w:sz w:val="18"/>
               </w:rPr>
-              <w:t>至少 15 个真实会话样本，签署采集同意</w:t>
+              <w:t>至少 15 个真实会话样本</w:t>
             </w:r>
           </w:p>
         </w:tc>
@@ -12759,7 +12744,7 @@
                 <w:color w:val="1F2933"/>
                 <w:sz w:val="18"/>
               </w:rPr>
-              <w:t>采集服务增强：source_mode、层级、实例、授权、保留期</w:t>
+              <w:t>采集服务增强：source_mode、层级、实例、自动连接、记录开关</w:t>
             </w:r>
           </w:p>
         </w:tc>
@@ -12793,7 +12778,7 @@
                 <w:color w:val="1F2933"/>
                 <w:sz w:val="18"/>
               </w:rPr>
-              <w:t>手动/自动/审计筛选准确率人工抽检</w:t>
+              <w:t>手动/自动/命令筛选准确率人工抽检</w:t>
             </w:r>
           </w:p>
         </w:tc>
@@ -12975,7 +12960,7 @@
                 <w:color w:val="1F2933"/>
                 <w:sz w:val="18"/>
               </w:rPr>
-              <w:t>Codex 审阅包、目标实例 dry-run、审批和审计链</w:t>
+              <w:t>Codex 审阅包、目标实例 dry-run、响应和任务历史</w:t>
             </w:r>
           </w:p>
         </w:tc>
@@ -13009,7 +12994,7 @@
                 <w:color w:val="1F2933"/>
                 <w:sz w:val="18"/>
               </w:rPr>
-              <w:t>拒绝路径、超时和异常恢复演练</w:t>
+              <w:t>超时、断连和异常恢复演练</w:t>
             </w:r>
           </w:p>
         </w:tc>
@@ -13180,7 +13165,7 @@
         <w:rPr>
           <w:rFonts w:ascii="Calibri" w:hAnsi="Calibri" w:eastAsia="Microsoft YaHei"/>
         </w:rPr>
-        <w:t>可撤销的一次本机采集授权，默认启动；分类开关、暂停、导出、清除和保留期。</w:t>
+        <w:t>本地记录插件安装后默认启动；提供分类开关、暂停、导出、重扫和缓存统计。</w:t>
       </w:r>
     </w:p>
     <w:p>
@@ -13225,7 +13210,7 @@
         <w:rPr>
           <w:rFonts w:ascii="Calibri" w:hAnsi="Calibri" w:eastAsia="Microsoft YaHei"/>
         </w:rPr>
-        <w:t>重复序列、参数候选、支持度、来源、风险和差异报告。</w:t>
+        <w:t>重复序列、参数候选、支持度、来源、版本和差异报告。</w:t>
       </w:r>
     </w:p>
     <w:p>
@@ -13250,7 +13235,7 @@
         <w:pageBreakBefore w:val="0"/>
       </w:pPr>
       <w:r>
-        <w:t>首版明确排除</w:t>
+        <w:t>首版聚焦边界</w:t>
       </w:r>
     </w:p>
     <w:p>
@@ -13265,7 +13250,7 @@
         <w:rPr>
           <w:rFonts w:ascii="Calibri" w:hAnsi="Calibri" w:eastAsia="Microsoft YaHei"/>
         </w:rPr>
-        <w:t>不训练通用大模型，不把客户零件、日志或工艺默认上传云端。</w:t>
+        <w:t>主要识别源是 API、命令、响应、宏、Journal 和项目实体；OCR 只补充无法由接口表达的界面状态。</w:t>
       </w:r>
     </w:p>
     <w:p>
@@ -13280,7 +13265,7 @@
         <w:rPr>
           <w:rFonts w:ascii="Calibri" w:hAnsi="Calibri" w:eastAsia="Microsoft YaHei"/>
         </w:rPr>
-        <w:t>不以截图/坐标点击作为生产执行主通道，不用 OCR 判断安全或加工语义。</w:t>
+        <w:t>会话归属依据实例、项目和日志映射；无法确认时保留为“未映射”，交给用户在连接抽屉内校正。</w:t>
       </w:r>
     </w:p>
     <w:p>
@@ -13295,7 +13280,7 @@
         <w:rPr>
           <w:rFonts w:ascii="Calibri" w:hAnsi="Calibri" w:eastAsia="Microsoft YaHei"/>
         </w:rPr>
-        <w:t>不自动把日志归属到无法确认的多个窗口，不自动选择前台实例执行。</w:t>
+        <w:t>首版目标是从记录中发现重复步骤并形成配方，不承诺自动生成完整加工策略或最优循环时间。</w:t>
       </w:r>
     </w:p>
     <w:p>
@@ -13310,7 +13295,7 @@
         <w:rPr>
           <w:rFonts w:ascii="Calibri" w:hAnsi="Calibri" w:eastAsia="Microsoft YaHei"/>
         </w:rPr>
-        <w:t>不承诺自动生成完整加工策略、碰撞安全、表面质量或循环时间最优。</w:t>
+        <w:t>首版运行输出是项目内 dry-run、差异和仿真结果，不生成、后处理或发送机床可用 NC/G-code。</w:t>
       </w:r>
     </w:p>
     <w:p>
@@ -13325,22 +13310,7 @@
         <w:rPr>
           <w:rFonts w:ascii="Calibri" w:hAnsi="Calibri" w:eastAsia="Microsoft YaHei"/>
         </w:rPr>
-        <w:t>不生成、后处理或发送机床可用 NC/G-code；不绕过工厂现有审批。</w:t>
-      </w:r>
-    </w:p>
-    <w:p>
-      <w:pPr>
-        <w:numPr>
-          <w:ilvl w:val="0"/>
-          <w:numId w:val="10"/>
-        </w:numPr>
-        <w:spacing w:before="0" w:after="80" w:line="290" w:lineRule="auto"/>
-      </w:pPr>
-      <w:r>
-        <w:rPr>
-          <w:rFonts w:ascii="Calibri" w:hAnsi="Calibri" w:eastAsia="Microsoft YaHei"/>
-        </w:rPr>
-        <w:t>不在没有目标版本适配包、项目副本和实机验收的情况下开放 live。</w:t>
+        <w:t>live 能力按 PowerMill/NX 版本适配包逐步增加，每个版本都要用真实项目样本验证。</w:t>
       </w:r>
     </w:p>
     <w:p>
@@ -13380,7 +13350,7 @@
         <w:rPr>
           <w:rFonts w:ascii="Calibri" w:hAnsi="Calibri" w:eastAsia="Microsoft YaHei"/>
         </w:rPr>
-        <w:t>授权后自动显示 NX 2 个窗口、PowerMill 2 个窗口和 Codex 状态；展开实例详情。</w:t>
+        <w:t>安装后自动显示 NX 2 个窗口、PowerMill 2 个窗口和 Codex 状态；记录插件自动开始，展开实例详情。</w:t>
       </w:r>
     </w:p>
     <w:p>
@@ -13410,7 +13380,7 @@
         <w:rPr>
           <w:rFonts w:ascii="Calibri" w:hAnsi="Calibri" w:eastAsia="Microsoft YaHei"/>
         </w:rPr>
-        <w:t>生成重复配方，查看变量参数、来源行、支持度、风险与 PowerMill/NX 预览。</w:t>
+        <w:t>生成重复配方，查看变量参数、来源行、支持度、差异与 PowerMill/NX 预览。</w:t>
       </w:r>
     </w:p>
     <w:p>
@@ -13425,7 +13395,7 @@
         <w:rPr>
           <w:rFonts w:ascii="Calibri" w:hAnsi="Calibri" w:eastAsia="Microsoft YaHei"/>
         </w:rPr>
-        <w:t>导出 Codex 审阅上下文，回传 findings 和 required_gates。</w:t>
+        <w:t>导出 Codex 审阅上下文，回传 findings、参数建议和待确认项。</w:t>
       </w:r>
     </w:p>
     <w:p>
@@ -13440,7 +13410,7 @@
         <w:rPr>
           <w:rFonts w:ascii="Calibri" w:hAnsi="Calibri" w:eastAsia="Microsoft YaHei"/>
         </w:rPr>
-        <w:t>选择一个明确 target_instance_id，在测试项目上提交 dry-run；展示接受/拒绝和完整审计事件。</w:t>
+        <w:t>选择一个明确 target_instance_id，在测试项目上提交 dry-run；展示响应、耗时和前后差异。</w:t>
       </w:r>
     </w:p>
     <w:p>
@@ -13455,7 +13425,7 @@
         <w:rPr>
           <w:rFonts w:ascii="Calibri" w:hAnsi="Calibri" w:eastAsia="Microsoft YaHei"/>
         </w:rPr>
-        <w:t>在高级设置关闭窗口检测并撤销授权，确认连接元数据立即清空、历史数据仍可导出或手动清除。</w:t>
+        <w:t>在高级设置关闭窗口发现并暂停记录，再恢复记录并确认增量游标可以续接。</w:t>
       </w:r>
     </w:p>
     <w:p>
@@ -13465,29 +13435,29 @@
         <w:pageBreakBefore/>
       </w:pPr>
       <w:r>
-        <w:t>安全、隐私与治理</w:t>
+        <w:t>产品功能模块详解</w:t>
       </w:r>
     </w:p>
     <w:p>
       <w:pPr>
         <w:spacing w:before="120" w:after="200" w:line="293" w:lineRule="auto"/>
         <w:ind w:left="173" w:right="173"/>
-        <w:shd w:fill="FFF4E5"/>
+        <w:shd w:fill="EAF4F1"/>
         <w:pBdr>
-          <w:top w:val="single" w:sz="4" w:space="6" w:color="9A5B13"/>
-          <w:bottom w:val="single" w:sz="4" w:space="6" w:color="9A5B13"/>
-          <w:left w:val="single" w:sz="4" w:space="6" w:color="9A5B13"/>
-          <w:right w:val="single" w:sz="4" w:space="6" w:color="9A5B13"/>
+          <w:top w:val="single" w:sz="4" w:space="6" w:color="1F6E5C"/>
+          <w:bottom w:val="single" w:sz="4" w:space="6" w:color="1F6E5C"/>
+          <w:left w:val="single" w:sz="4" w:space="6" w:color="1F6E5C"/>
+          <w:right w:val="single" w:sz="4" w:space="6" w:color="1F6E5C"/>
         </w:pBdr>
       </w:pPr>
       <w:r>
         <w:rPr>
           <w:rFonts w:ascii="Calibri" w:hAnsi="Calibri" w:eastAsia="Microsoft YaHei"/>
           <w:b/>
-          <w:color w:val="9A5B13"/>
+          <w:color w:val="1F6E5C"/>
           <w:sz w:val="20"/>
         </w:rPr>
-        <w:t xml:space="preserve">对“静默记录”的产品解释  </w:t>
+        <w:t xml:space="preserve">产品主流程  </w:t>
       </w:r>
       <w:r>
         <w:rPr>
@@ -13495,7 +13465,7 @@
           <w:color w:val="1F2933"/>
           <w:sz w:val="20"/>
         </w:rPr>
-        <w:t>技术上允许后台无打扰增量读取，但不能对操作者隐形。安装采集插件即完成一次本机授权并自动开始；界面常驻记录状态、数据位置和暂停/撤销入口。专家行为采集需取得工厂与员工明确同意。</w:t>
+        <w:t>连接软件 → 自动记录 → 筛选手工会话 → 发现重复流程 → 编辑参数配方 → Codex 审阅 → 指定 NX/PowerMill 实例 dry-run → 对比结果。所有步骤都在一个主窗口中完成，详情用抽屉或页签展开。</w:t>
       </w:r>
     </w:p>
     <w:p>
@@ -13505,107 +13475,7 @@
         <w:pageBreakBefore w:val="0"/>
       </w:pPr>
       <w:r>
-        <w:t>数据治理规则</w:t>
-      </w:r>
-    </w:p>
-    <w:p>
-      <w:pPr>
-        <w:numPr>
-          <w:ilvl w:val="0"/>
-          <w:numId w:val="10"/>
-        </w:numPr>
-        <w:spacing w:before="0" w:after="80" w:line="290" w:lineRule="auto"/>
-      </w:pPr>
-      <w:r>
-        <w:rPr>
-          <w:rFonts w:ascii="Calibri" w:hAnsi="Calibri" w:eastAsia="Microsoft YaHei"/>
-        </w:rPr>
-        <w:t>默认本地：SQLite/WAL、源文件游标和审阅包保存在厂内；任何跨厂或云端同步均为单独插件和单独授权。</w:t>
-      </w:r>
-    </w:p>
-    <w:p>
-      <w:pPr>
-        <w:numPr>
-          <w:ilvl w:val="0"/>
-          <w:numId w:val="10"/>
-        </w:numPr>
-        <w:spacing w:before="0" w:after="80" w:line="290" w:lineRule="auto"/>
-      </w:pPr>
-      <w:r>
-        <w:rPr>
-          <w:rFonts w:ascii="Calibri" w:hAnsi="Calibri" w:eastAsia="Microsoft YaHei"/>
-        </w:rPr>
-        <w:t>最小化：只读受支持的 CAM 日志、Journal、宏、进程和可见窗口；不读取无关目录、键盘输入或屏幕内容。</w:t>
-      </w:r>
-    </w:p>
-    <w:p>
-      <w:pPr>
-        <w:numPr>
-          <w:ilvl w:val="0"/>
-          <w:numId w:val="10"/>
-        </w:numPr>
-        <w:spacing w:before="0" w:after="80" w:line="290" w:lineRule="auto"/>
-      </w:pPr>
-      <w:r>
-        <w:rPr>
-          <w:rFonts w:ascii="Calibri" w:hAnsi="Calibri" w:eastAsia="Microsoft YaHei"/>
-        </w:rPr>
-        <w:t>脱敏优先：绝对路径、用户名和客户目录写库前转换为稳定伪匿名标记；窗口标题只做临时状态。</w:t>
-      </w:r>
-    </w:p>
-    <w:p>
-      <w:pPr>
-        <w:numPr>
-          <w:ilvl w:val="0"/>
-          <w:numId w:val="10"/>
-        </w:numPr>
-        <w:spacing w:before="0" w:after="80" w:line="290" w:lineRule="auto"/>
-      </w:pPr>
-      <w:r>
-        <w:rPr>
-          <w:rFonts w:ascii="Calibri" w:hAnsi="Calibri" w:eastAsia="Microsoft YaHei"/>
-        </w:rPr>
-        <w:t>可控保留：按工厂设置 30/90/180 天；支持 JSONL 导出、确认令牌清除和备份策略。</w:t>
-      </w:r>
-    </w:p>
-    <w:p>
-      <w:pPr>
-        <w:numPr>
-          <w:ilvl w:val="0"/>
-          <w:numId w:val="10"/>
-        </w:numPr>
-        <w:spacing w:before="0" w:after="80" w:line="290" w:lineRule="auto"/>
-      </w:pPr>
-      <w:r>
-        <w:rPr>
-          <w:rFonts w:ascii="Calibri" w:hAnsi="Calibri" w:eastAsia="Microsoft YaHei"/>
-        </w:rPr>
-        <w:t>专家标签可撤销：专家示范由本人或主管标记，保留时间、范围和用途；不得把标签用于人员绩效评分。</w:t>
-      </w:r>
-    </w:p>
-    <w:p>
-      <w:pPr>
-        <w:numPr>
-          <w:ilvl w:val="0"/>
-          <w:numId w:val="10"/>
-        </w:numPr>
-        <w:spacing w:before="0" w:after="80" w:line="290" w:lineRule="auto"/>
-      </w:pPr>
-      <w:r>
-        <w:rPr>
-          <w:rFonts w:ascii="Calibri" w:hAnsi="Calibri" w:eastAsia="Microsoft YaHei"/>
-        </w:rPr>
-        <w:t>跨厂学习默认关闭：只有独立协议、匿名化审查和数据所有者明确同意后，才允许聚合基准。</w:t>
-      </w:r>
-    </w:p>
-    <w:p>
-      <w:pPr>
-        <w:pStyle w:val="Heading2"/>
-        <w:keepNext/>
-        <w:pageBreakBefore w:val="0"/>
-      </w:pPr>
-      <w:r>
-        <w:t>执行门禁</w:t>
+        <w:t>功能优先级矩阵</w:t>
       </w:r>
     </w:p>
     <w:tbl>
@@ -13625,9 +13495,10 @@
         </w:tblBorders>
       </w:tblPr>
       <w:tblGrid>
-        <w:gridCol w:w="1500"/>
-        <w:gridCol w:w="3600"/>
-        <w:gridCol w:w="4260"/>
+        <w:gridCol w:w="1800"/>
+        <w:gridCol w:w="2650"/>
+        <w:gridCol w:w="3160"/>
+        <w:gridCol w:w="1750"/>
       </w:tblGrid>
       <w:tr>
         <w:trPr>
@@ -13637,7 +13508,7 @@
         </w:trPr>
         <w:tc>
           <w:tcPr>
-            <w:tcW w:type="dxa" w:w="1500"/>
+            <w:tcW w:type="dxa" w:w="1800"/>
             <w:shd w:fill="F4F6F9"/>
             <w:vAlign w:val="center"/>
             <w:tcMar>
@@ -13666,13 +13537,13 @@
                 <w:color w:val="1F2933"/>
                 <w:sz w:val="18"/>
               </w:rPr>
-              <w:t>风险级别</w:t>
-            </w:r>
-          </w:p>
-        </w:tc>
-        <w:tc>
-          <w:tcPr>
-            <w:tcW w:type="dxa" w:w="3600"/>
+              <w:t>功能模块</w:t>
+            </w:r>
+          </w:p>
+        </w:tc>
+        <w:tc>
+          <w:tcPr>
+            <w:tcW w:type="dxa" w:w="2650"/>
             <w:shd w:fill="F4F6F9"/>
             <w:vAlign w:val="center"/>
             <w:tcMar>
@@ -13701,13 +13572,13 @@
                 <w:color w:val="1F2933"/>
                 <w:sz w:val="18"/>
               </w:rPr>
-              <w:t>示例</w:t>
-            </w:r>
-          </w:p>
-        </w:tc>
-        <w:tc>
-          <w:tcPr>
-            <w:tcW w:type="dxa" w:w="4260"/>
+              <w:t>用户任务</w:t>
+            </w:r>
+          </w:p>
+        </w:tc>
+        <w:tc>
+          <w:tcPr>
+            <w:tcW w:type="dxa" w:w="3160"/>
             <w:shd w:fill="F4F6F9"/>
             <w:vAlign w:val="center"/>
             <w:tcMar>
@@ -13736,7 +13607,42 @@
                 <w:color w:val="1F2933"/>
                 <w:sz w:val="18"/>
               </w:rPr>
-              <w:t>首版处理</w:t>
+              <w:t>MVP 交付</w:t>
+            </w:r>
+          </w:p>
+        </w:tc>
+        <w:tc>
+          <w:tcPr>
+            <w:tcW w:type="dxa" w:w="1750"/>
+            <w:shd w:fill="F4F6F9"/>
+            <w:vAlign w:val="center"/>
+            <w:tcMar>
+              <w:top w:w="80" w:type="dxa"/>
+              <w:bottom w:w="80" w:type="dxa"/>
+              <w:start w:w="120" w:type="dxa"/>
+              <w:end w:w="120" w:type="dxa"/>
+            </w:tcMar>
+          </w:tcPr>
+          <w:p>
+            <w:pPr>
+              <w:spacing w:before="0" w:after="50" w:line="269" w:lineRule="auto"/>
+            </w:pPr>
+            <w:r>
+              <w:rPr>
+                <w:rFonts w:ascii="Calibri" w:hAnsi="Calibri" w:eastAsia="Microsoft YaHei"/>
+                <w:b/>
+                <w:color w:val="1F2933"/>
+                <w:sz w:val="18"/>
+              </w:rPr>
+            </w:r>
+            <w:r>
+              <w:rPr>
+                <w:rFonts w:ascii="Calibri" w:hAnsi="Calibri" w:eastAsia="Microsoft YaHei"/>
+                <w:b/>
+                <w:color w:val="1F2933"/>
+                <w:sz w:val="18"/>
+              </w:rPr>
+              <w:t>验收信号</w:t>
             </w:r>
           </w:p>
         </w:tc>
@@ -13748,103 +13654,137 @@
         </w:trPr>
         <w:tc>
           <w:tcPr>
-            <w:tcW w:type="dxa" w:w="1500"/>
-            <w:vAlign w:val="center"/>
-            <w:tcMar>
-              <w:top w:w="80" w:type="dxa"/>
-              <w:bottom w:w="80" w:type="dxa"/>
-              <w:start w:w="120" w:type="dxa"/>
-              <w:end w:w="120" w:type="dxa"/>
-            </w:tcMar>
-          </w:tcPr>
-          <w:p>
-            <w:pPr>
-              <w:spacing w:before="0" w:after="50" w:line="269" w:lineRule="auto"/>
-            </w:pPr>
-            <w:r>
-              <w:rPr>
-                <w:rFonts w:ascii="Calibri" w:hAnsi="Calibri" w:eastAsia="Microsoft YaHei"/>
-                <w:b w:val="0"/>
-                <w:color w:val="1F2933"/>
-                <w:sz w:val="18"/>
-              </w:rPr>
-            </w:r>
-            <w:r>
-              <w:rPr>
-                <w:rFonts w:ascii="Calibri" w:hAnsi="Calibri" w:eastAsia="Microsoft YaHei"/>
-                <w:b w:val="0"/>
-                <w:color w:val="1F2933"/>
-                <w:sz w:val="18"/>
-              </w:rPr>
-              <w:t>safe</w:t>
-            </w:r>
-          </w:p>
-        </w:tc>
-        <w:tc>
-          <w:tcPr>
-            <w:tcW w:type="dxa" w:w="3600"/>
-            <w:vAlign w:val="center"/>
-            <w:tcMar>
-              <w:top w:w="80" w:type="dxa"/>
-              <w:bottom w:w="80" w:type="dxa"/>
-              <w:start w:w="120" w:type="dxa"/>
-              <w:end w:w="120" w:type="dxa"/>
-            </w:tcMar>
-          </w:tcPr>
-          <w:p>
-            <w:pPr>
-              <w:spacing w:before="0" w:after="50" w:line="269" w:lineRule="auto"/>
-            </w:pPr>
-            <w:r>
-              <w:rPr>
-                <w:rFonts w:ascii="Calibri" w:hAnsi="Calibri" w:eastAsia="Microsoft YaHei"/>
-                <w:b w:val="0"/>
-                <w:color w:val="1F2933"/>
-                <w:sz w:val="18"/>
-              </w:rPr>
-            </w:r>
-            <w:r>
-              <w:rPr>
-                <w:rFonts w:ascii="Calibri" w:hAnsi="Calibri" w:eastAsia="Microsoft YaHei"/>
-                <w:b w:val="0"/>
-                <w:color w:val="1F2933"/>
-                <w:sz w:val="18"/>
-              </w:rPr>
-              <w:t>只读查询、解析、预览、状态检查</w:t>
-            </w:r>
-          </w:p>
-        </w:tc>
-        <w:tc>
-          <w:tcPr>
-            <w:tcW w:type="dxa" w:w="4260"/>
-            <w:vAlign w:val="center"/>
-            <w:tcMar>
-              <w:top w:w="80" w:type="dxa"/>
-              <w:bottom w:w="80" w:type="dxa"/>
-              <w:start w:w="120" w:type="dxa"/>
-              <w:end w:w="120" w:type="dxa"/>
-            </w:tcMar>
-          </w:tcPr>
-          <w:p>
-            <w:pPr>
-              <w:spacing w:before="0" w:after="50" w:line="269" w:lineRule="auto"/>
-            </w:pPr>
-            <w:r>
-              <w:rPr>
-                <w:rFonts w:ascii="Calibri" w:hAnsi="Calibri" w:eastAsia="Microsoft YaHei"/>
-                <w:b w:val="0"/>
-                <w:color w:val="1F2933"/>
-                <w:sz w:val="18"/>
-              </w:rPr>
-            </w:r>
-            <w:r>
-              <w:rPr>
-                <w:rFonts w:ascii="Calibri" w:hAnsi="Calibri" w:eastAsia="Microsoft YaHei"/>
-                <w:b w:val="0"/>
-                <w:color w:val="1F2933"/>
-                <w:sz w:val="18"/>
-              </w:rPr>
-              <w:t>允许本地或 dry-run；仍记录目标和响应</w:t>
+            <w:tcW w:type="dxa" w:w="1800"/>
+            <w:vAlign w:val="center"/>
+            <w:tcMar>
+              <w:top w:w="80" w:type="dxa"/>
+              <w:bottom w:w="80" w:type="dxa"/>
+              <w:start w:w="120" w:type="dxa"/>
+              <w:end w:w="120" w:type="dxa"/>
+            </w:tcMar>
+          </w:tcPr>
+          <w:p>
+            <w:pPr>
+              <w:spacing w:before="0" w:after="50" w:line="269" w:lineRule="auto"/>
+            </w:pPr>
+            <w:r>
+              <w:rPr>
+                <w:rFonts w:ascii="Calibri" w:hAnsi="Calibri" w:eastAsia="Microsoft YaHei"/>
+                <w:b w:val="0"/>
+                <w:color w:val="1F2933"/>
+                <w:sz w:val="18"/>
+              </w:rPr>
+            </w:r>
+            <w:r>
+              <w:rPr>
+                <w:rFonts w:ascii="Calibri" w:hAnsi="Calibri" w:eastAsia="Microsoft YaHei"/>
+                <w:b w:val="0"/>
+                <w:color w:val="1F2933"/>
+                <w:sz w:val="18"/>
+              </w:rPr>
+              <w:t>多软件连接中心</w:t>
+            </w:r>
+          </w:p>
+        </w:tc>
+        <w:tc>
+          <w:tcPr>
+            <w:tcW w:type="dxa" w:w="2650"/>
+            <w:vAlign w:val="center"/>
+            <w:tcMar>
+              <w:top w:w="80" w:type="dxa"/>
+              <w:bottom w:w="80" w:type="dxa"/>
+              <w:start w:w="120" w:type="dxa"/>
+              <w:end w:w="120" w:type="dxa"/>
+            </w:tcMar>
+          </w:tcPr>
+          <w:p>
+            <w:pPr>
+              <w:spacing w:before="0" w:after="50" w:line="269" w:lineRule="auto"/>
+            </w:pPr>
+            <w:r>
+              <w:rPr>
+                <w:rFonts w:ascii="Calibri" w:hAnsi="Calibri" w:eastAsia="Microsoft YaHei"/>
+                <w:b w:val="0"/>
+                <w:color w:val="1F2933"/>
+                <w:sz w:val="18"/>
+              </w:rPr>
+            </w:r>
+            <w:r>
+              <w:rPr>
+                <w:rFonts w:ascii="Calibri" w:hAnsi="Calibri" w:eastAsia="Microsoft YaHei"/>
+                <w:b w:val="0"/>
+                <w:color w:val="1F2933"/>
+                <w:sz w:val="18"/>
+              </w:rPr>
+              <w:t>同时看清 NX、PowerMill、Codex 与多个窗口</w:t>
+            </w:r>
+          </w:p>
+        </w:tc>
+        <w:tc>
+          <w:tcPr>
+            <w:tcW w:type="dxa" w:w="3160"/>
+            <w:vAlign w:val="center"/>
+            <w:tcMar>
+              <w:top w:w="80" w:type="dxa"/>
+              <w:bottom w:w="80" w:type="dxa"/>
+              <w:start w:w="120" w:type="dxa"/>
+              <w:end w:w="120" w:type="dxa"/>
+            </w:tcMar>
+          </w:tcPr>
+          <w:p>
+            <w:pPr>
+              <w:spacing w:before="0" w:after="50" w:line="269" w:lineRule="auto"/>
+            </w:pPr>
+            <w:r>
+              <w:rPr>
+                <w:rFonts w:ascii="Calibri" w:hAnsi="Calibri" w:eastAsia="Microsoft YaHei"/>
+                <w:b w:val="0"/>
+                <w:color w:val="1F2933"/>
+                <w:sz w:val="18"/>
+              </w:rPr>
+            </w:r>
+            <w:r>
+              <w:rPr>
+                <w:rFonts w:ascii="Calibri" w:hAnsi="Calibri" w:eastAsia="Microsoft YaHei"/>
+                <w:b w:val="0"/>
+                <w:color w:val="1F2933"/>
+                <w:sz w:val="18"/>
+              </w:rPr>
+              <w:t>自动发现、实例抽屉、项目/版本/响应</w:t>
+            </w:r>
+          </w:p>
+        </w:tc>
+        <w:tc>
+          <w:tcPr>
+            <w:tcW w:type="dxa" w:w="1750"/>
+            <w:vAlign w:val="center"/>
+            <w:tcMar>
+              <w:top w:w="80" w:type="dxa"/>
+              <w:bottom w:w="80" w:type="dxa"/>
+              <w:start w:w="120" w:type="dxa"/>
+              <w:end w:w="120" w:type="dxa"/>
+            </w:tcMar>
+          </w:tcPr>
+          <w:p>
+            <w:pPr>
+              <w:spacing w:before="0" w:after="50" w:line="269" w:lineRule="auto"/>
+            </w:pPr>
+            <w:r>
+              <w:rPr>
+                <w:rFonts w:ascii="Calibri" w:hAnsi="Calibri" w:eastAsia="Microsoft YaHei"/>
+                <w:b w:val="0"/>
+                <w:color w:val="1F2933"/>
+                <w:sz w:val="18"/>
+              </w:rPr>
+            </w:r>
+            <w:r>
+              <w:rPr>
+                <w:rFonts w:ascii="Calibri" w:hAnsi="Calibri" w:eastAsia="Microsoft YaHei"/>
+                <w:b w:val="0"/>
+                <w:color w:val="1F2933"/>
+                <w:sz w:val="18"/>
+              </w:rPr>
+              <w:t>10 秒内显示全部实例</w:t>
             </w:r>
           </w:p>
         </w:tc>
@@ -13856,103 +13796,137 @@
         </w:trPr>
         <w:tc>
           <w:tcPr>
-            <w:tcW w:type="dxa" w:w="1500"/>
-            <w:vAlign w:val="center"/>
-            <w:tcMar>
-              <w:top w:w="80" w:type="dxa"/>
-              <w:bottom w:w="80" w:type="dxa"/>
-              <w:start w:w="120" w:type="dxa"/>
-              <w:end w:w="120" w:type="dxa"/>
-            </w:tcMar>
-          </w:tcPr>
-          <w:p>
-            <w:pPr>
-              <w:spacing w:before="0" w:after="50" w:line="269" w:lineRule="auto"/>
-            </w:pPr>
-            <w:r>
-              <w:rPr>
-                <w:rFonts w:ascii="Calibri" w:hAnsi="Calibri" w:eastAsia="Microsoft YaHei"/>
-                <w:b w:val="0"/>
-                <w:color w:val="1F2933"/>
-                <w:sz w:val="18"/>
-              </w:rPr>
-            </w:r>
-            <w:r>
-              <w:rPr>
-                <w:rFonts w:ascii="Calibri" w:hAnsi="Calibri" w:eastAsia="Microsoft YaHei"/>
-                <w:b w:val="0"/>
-                <w:color w:val="1F2933"/>
-                <w:sz w:val="18"/>
-              </w:rPr>
-              <w:t>review</w:t>
-            </w:r>
-          </w:p>
-        </w:tc>
-        <w:tc>
-          <w:tcPr>
-            <w:tcW w:type="dxa" w:w="3600"/>
-            <w:vAlign w:val="center"/>
-            <w:tcMar>
-              <w:top w:w="80" w:type="dxa"/>
-              <w:bottom w:w="80" w:type="dxa"/>
-              <w:start w:w="120" w:type="dxa"/>
-              <w:end w:w="120" w:type="dxa"/>
-            </w:tcMar>
-          </w:tcPr>
-          <w:p>
-            <w:pPr>
-              <w:spacing w:before="0" w:after="50" w:line="269" w:lineRule="auto"/>
-            </w:pPr>
-            <w:r>
-              <w:rPr>
-                <w:rFonts w:ascii="Calibri" w:hAnsi="Calibri" w:eastAsia="Microsoft YaHei"/>
-                <w:b w:val="0"/>
-                <w:color w:val="1F2933"/>
-                <w:sz w:val="18"/>
-              </w:rPr>
-            </w:r>
-            <w:r>
-              <w:rPr>
-                <w:rFonts w:ascii="Calibri" w:hAnsi="Calibri" w:eastAsia="Microsoft YaHei"/>
-                <w:b w:val="0"/>
-                <w:color w:val="1F2933"/>
-                <w:sz w:val="18"/>
-              </w:rPr>
-              <w:t>项目写入、导入、保存、导出、批量参数修改</w:t>
-            </w:r>
-          </w:p>
-        </w:tc>
-        <w:tc>
-          <w:tcPr>
-            <w:tcW w:type="dxa" w:w="4260"/>
-            <w:vAlign w:val="center"/>
-            <w:tcMar>
-              <w:top w:w="80" w:type="dxa"/>
-              <w:bottom w:w="80" w:type="dxa"/>
-              <w:start w:w="120" w:type="dxa"/>
-              <w:end w:w="120" w:type="dxa"/>
-            </w:tcMar>
-          </w:tcPr>
-          <w:p>
-            <w:pPr>
-              <w:spacing w:before="0" w:after="50" w:line="269" w:lineRule="auto"/>
-            </w:pPr>
-            <w:r>
-              <w:rPr>
-                <w:rFonts w:ascii="Calibri" w:hAnsi="Calibri" w:eastAsia="Microsoft YaHei"/>
-                <w:b w:val="0"/>
-                <w:color w:val="1F2933"/>
-                <w:sz w:val="18"/>
-              </w:rPr>
-            </w:r>
-            <w:r>
-              <w:rPr>
-                <w:rFonts w:ascii="Calibri" w:hAnsi="Calibri" w:eastAsia="Microsoft YaHei"/>
-                <w:b w:val="0"/>
-                <w:color w:val="1F2933"/>
-                <w:sz w:val="18"/>
-              </w:rPr>
-              <w:t>需要配方哈希、版本、测试项目、审批人</w:t>
+            <w:tcW w:type="dxa" w:w="1800"/>
+            <w:vAlign w:val="center"/>
+            <w:tcMar>
+              <w:top w:w="80" w:type="dxa"/>
+              <w:bottom w:w="80" w:type="dxa"/>
+              <w:start w:w="120" w:type="dxa"/>
+              <w:end w:w="120" w:type="dxa"/>
+            </w:tcMar>
+          </w:tcPr>
+          <w:p>
+            <w:pPr>
+              <w:spacing w:before="0" w:after="50" w:line="269" w:lineRule="auto"/>
+            </w:pPr>
+            <w:r>
+              <w:rPr>
+                <w:rFonts w:ascii="Calibri" w:hAnsi="Calibri" w:eastAsia="Microsoft YaHei"/>
+                <w:b w:val="0"/>
+                <w:color w:val="1F2933"/>
+                <w:sz w:val="18"/>
+              </w:rPr>
+            </w:r>
+            <w:r>
+              <w:rPr>
+                <w:rFonts w:ascii="Calibri" w:hAnsi="Calibri" w:eastAsia="Microsoft YaHei"/>
+                <w:b w:val="0"/>
+                <w:color w:val="1F2933"/>
+                <w:sz w:val="18"/>
+              </w:rPr>
+              <w:t>日志中心</w:t>
+            </w:r>
+          </w:p>
+        </w:tc>
+        <w:tc>
+          <w:tcPr>
+            <w:tcW w:type="dxa" w:w="2650"/>
+            <w:vAlign w:val="center"/>
+            <w:tcMar>
+              <w:top w:w="80" w:type="dxa"/>
+              <w:bottom w:w="80" w:type="dxa"/>
+              <w:start w:w="120" w:type="dxa"/>
+              <w:end w:w="120" w:type="dxa"/>
+            </w:tcMar>
+          </w:tcPr>
+          <w:p>
+            <w:pPr>
+              <w:spacing w:before="0" w:after="50" w:line="269" w:lineRule="auto"/>
+            </w:pPr>
+            <w:r>
+              <w:rPr>
+                <w:rFonts w:ascii="Calibri" w:hAnsi="Calibri" w:eastAsia="Microsoft YaHei"/>
+                <w:b w:val="0"/>
+                <w:color w:val="1F2933"/>
+                <w:sz w:val="18"/>
+              </w:rPr>
+            </w:r>
+            <w:r>
+              <w:rPr>
+                <w:rFonts w:ascii="Calibri" w:hAnsi="Calibri" w:eastAsia="Microsoft YaHei"/>
+                <w:b w:val="0"/>
+                <w:color w:val="1F2933"/>
+                <w:sz w:val="18"/>
+              </w:rPr>
+              <w:t>只看手工或指定层级的记录</w:t>
+            </w:r>
+          </w:p>
+        </w:tc>
+        <w:tc>
+          <w:tcPr>
+            <w:tcW w:type="dxa" w:w="3160"/>
+            <w:vAlign w:val="center"/>
+            <w:tcMar>
+              <w:top w:w="80" w:type="dxa"/>
+              <w:bottom w:w="80" w:type="dxa"/>
+              <w:start w:w="120" w:type="dxa"/>
+              <w:end w:w="120" w:type="dxa"/>
+            </w:tcMar>
+          </w:tcPr>
+          <w:p>
+            <w:pPr>
+              <w:spacing w:before="0" w:after="50" w:line="269" w:lineRule="auto"/>
+            </w:pPr>
+            <w:r>
+              <w:rPr>
+                <w:rFonts w:ascii="Calibri" w:hAnsi="Calibri" w:eastAsia="Microsoft YaHei"/>
+                <w:b w:val="0"/>
+                <w:color w:val="1F2933"/>
+                <w:sz w:val="18"/>
+              </w:rPr>
+            </w:r>
+            <w:r>
+              <w:rPr>
+                <w:rFonts w:ascii="Calibri" w:hAnsi="Calibri" w:eastAsia="Microsoft YaHei"/>
+                <w:b w:val="0"/>
+                <w:color w:val="1F2933"/>
+                <w:sz w:val="18"/>
+              </w:rPr>
+              <w:t>模式筛选、L0-L4、搜索、保存视图</w:t>
+            </w:r>
+          </w:p>
+        </w:tc>
+        <w:tc>
+          <w:tcPr>
+            <w:tcW w:type="dxa" w:w="1750"/>
+            <w:vAlign w:val="center"/>
+            <w:tcMar>
+              <w:top w:w="80" w:type="dxa"/>
+              <w:bottom w:w="80" w:type="dxa"/>
+              <w:start w:w="120" w:type="dxa"/>
+              <w:end w:w="120" w:type="dxa"/>
+            </w:tcMar>
+          </w:tcPr>
+          <w:p>
+            <w:pPr>
+              <w:spacing w:before="0" w:after="50" w:line="269" w:lineRule="auto"/>
+            </w:pPr>
+            <w:r>
+              <w:rPr>
+                <w:rFonts w:ascii="Calibri" w:hAnsi="Calibri" w:eastAsia="Microsoft YaHei"/>
+                <w:b w:val="0"/>
+                <w:color w:val="1F2933"/>
+                <w:sz w:val="18"/>
+              </w:rPr>
+            </w:r>
+            <w:r>
+              <w:rPr>
+                <w:rFonts w:ascii="Calibri" w:hAnsi="Calibri" w:eastAsia="Microsoft YaHei"/>
+                <w:b w:val="0"/>
+                <w:color w:val="1F2933"/>
+                <w:sz w:val="18"/>
+              </w:rPr>
+              <w:t>筛选结果与样本一致</w:t>
             </w:r>
           </w:p>
         </w:tc>
@@ -13964,103 +13938,137 @@
         </w:trPr>
         <w:tc>
           <w:tcPr>
-            <w:tcW w:type="dxa" w:w="1500"/>
-            <w:vAlign w:val="center"/>
-            <w:tcMar>
-              <w:top w:w="80" w:type="dxa"/>
-              <w:bottom w:w="80" w:type="dxa"/>
-              <w:start w:w="120" w:type="dxa"/>
-              <w:end w:w="120" w:type="dxa"/>
-            </w:tcMar>
-          </w:tcPr>
-          <w:p>
-            <w:pPr>
-              <w:spacing w:before="0" w:after="50" w:line="269" w:lineRule="auto"/>
-            </w:pPr>
-            <w:r>
-              <w:rPr>
-                <w:rFonts w:ascii="Calibri" w:hAnsi="Calibri" w:eastAsia="Microsoft YaHei"/>
-                <w:b w:val="0"/>
-                <w:color w:val="1F2933"/>
-                <w:sz w:val="18"/>
-              </w:rPr>
-            </w:r>
-            <w:r>
-              <w:rPr>
-                <w:rFonts w:ascii="Calibri" w:hAnsi="Calibri" w:eastAsia="Microsoft YaHei"/>
-                <w:b w:val="0"/>
-                <w:color w:val="1F2933"/>
-                <w:sz w:val="18"/>
-              </w:rPr>
-              <w:t>blocked</w:t>
-            </w:r>
-          </w:p>
-        </w:tc>
-        <w:tc>
-          <w:tcPr>
-            <w:tcW w:type="dxa" w:w="3600"/>
-            <w:vAlign w:val="center"/>
-            <w:tcMar>
-              <w:top w:w="80" w:type="dxa"/>
-              <w:bottom w:w="80" w:type="dxa"/>
-              <w:start w:w="120" w:type="dxa"/>
-              <w:end w:w="120" w:type="dxa"/>
-            </w:tcMar>
-          </w:tcPr>
-          <w:p>
-            <w:pPr>
-              <w:spacing w:before="0" w:after="50" w:line="269" w:lineRule="auto"/>
-            </w:pPr>
-            <w:r>
-              <w:rPr>
-                <w:rFonts w:ascii="Calibri" w:hAnsi="Calibri" w:eastAsia="Microsoft YaHei"/>
-                <w:b w:val="0"/>
-                <w:color w:val="1F2933"/>
-                <w:sz w:val="18"/>
-              </w:rPr>
-            </w:r>
-            <w:r>
-              <w:rPr>
-                <w:rFonts w:ascii="Calibri" w:hAnsi="Calibri" w:eastAsia="Microsoft YaHei"/>
-                <w:b w:val="0"/>
-                <w:color w:val="1F2933"/>
-                <w:sz w:val="18"/>
-              </w:rPr>
-              <w:t>删除、退出、重置/关闭项目、外部进程、嵌套宏</w:t>
-            </w:r>
-          </w:p>
-        </w:tc>
-        <w:tc>
-          <w:tcPr>
-            <w:tcW w:type="dxa" w:w="4260"/>
-            <w:vAlign w:val="center"/>
-            <w:tcMar>
-              <w:top w:w="80" w:type="dxa"/>
-              <w:bottom w:w="80" w:type="dxa"/>
-              <w:start w:w="120" w:type="dxa"/>
-              <w:end w:w="120" w:type="dxa"/>
-            </w:tcMar>
-          </w:tcPr>
-          <w:p>
-            <w:pPr>
-              <w:spacing w:before="0" w:after="50" w:line="269" w:lineRule="auto"/>
-            </w:pPr>
-            <w:r>
-              <w:rPr>
-                <w:rFonts w:ascii="Calibri" w:hAnsi="Calibri" w:eastAsia="Microsoft YaHei"/>
-                <w:b w:val="0"/>
-                <w:color w:val="1F2933"/>
-                <w:sz w:val="18"/>
-              </w:rPr>
-            </w:r>
-            <w:r>
-              <w:rPr>
-                <w:rFonts w:ascii="Calibri" w:hAnsi="Calibri" w:eastAsia="Microsoft YaHei"/>
-                <w:b w:val="0"/>
-                <w:color w:val="1F2933"/>
-                <w:sz w:val="18"/>
-              </w:rPr>
-              <w:t>原始命令二次检查后拒绝</w:t>
+            <w:tcW w:type="dxa" w:w="1800"/>
+            <w:vAlign w:val="center"/>
+            <w:tcMar>
+              <w:top w:w="80" w:type="dxa"/>
+              <w:bottom w:w="80" w:type="dxa"/>
+              <w:start w:w="120" w:type="dxa"/>
+              <w:end w:w="120" w:type="dxa"/>
+            </w:tcMar>
+          </w:tcPr>
+          <w:p>
+            <w:pPr>
+              <w:spacing w:before="0" w:after="50" w:line="269" w:lineRule="auto"/>
+            </w:pPr>
+            <w:r>
+              <w:rPr>
+                <w:rFonts w:ascii="Calibri" w:hAnsi="Calibri" w:eastAsia="Microsoft YaHei"/>
+                <w:b w:val="0"/>
+                <w:color w:val="1F2933"/>
+                <w:sz w:val="18"/>
+              </w:rPr>
+            </w:r>
+            <w:r>
+              <w:rPr>
+                <w:rFonts w:ascii="Calibri" w:hAnsi="Calibri" w:eastAsia="Microsoft YaHei"/>
+                <w:b w:val="0"/>
+                <w:color w:val="1F2933"/>
+                <w:sz w:val="18"/>
+              </w:rPr>
+              <w:t>会话时间线</w:t>
+            </w:r>
+          </w:p>
+        </w:tc>
+        <w:tc>
+          <w:tcPr>
+            <w:tcW w:type="dxa" w:w="2650"/>
+            <w:vAlign w:val="center"/>
+            <w:tcMar>
+              <w:top w:w="80" w:type="dxa"/>
+              <w:bottom w:w="80" w:type="dxa"/>
+              <w:start w:w="120" w:type="dxa"/>
+              <w:end w:w="120" w:type="dxa"/>
+            </w:tcMar>
+          </w:tcPr>
+          <w:p>
+            <w:pPr>
+              <w:spacing w:before="0" w:after="50" w:line="269" w:lineRule="auto"/>
+            </w:pPr>
+            <w:r>
+              <w:rPr>
+                <w:rFonts w:ascii="Calibri" w:hAnsi="Calibri" w:eastAsia="Microsoft YaHei"/>
+                <w:b w:val="0"/>
+                <w:color w:val="1F2933"/>
+                <w:sz w:val="18"/>
+              </w:rPr>
+            </w:r>
+            <w:r>
+              <w:rPr>
+                <w:rFonts w:ascii="Calibri" w:hAnsi="Calibri" w:eastAsia="Microsoft YaHei"/>
+                <w:b w:val="0"/>
+                <w:color w:val="1F2933"/>
+                <w:sz w:val="18"/>
+              </w:rPr>
+              <w:t>复盘一次编程任务及回滚</w:t>
+            </w:r>
+          </w:p>
+        </w:tc>
+        <w:tc>
+          <w:tcPr>
+            <w:tcW w:type="dxa" w:w="3160"/>
+            <w:vAlign w:val="center"/>
+            <w:tcMar>
+              <w:top w:w="80" w:type="dxa"/>
+              <w:bottom w:w="80" w:type="dxa"/>
+              <w:start w:w="120" w:type="dxa"/>
+              <w:end w:w="120" w:type="dxa"/>
+            </w:tcMar>
+          </w:tcPr>
+          <w:p>
+            <w:pPr>
+              <w:spacing w:before="0" w:after="50" w:line="269" w:lineRule="auto"/>
+            </w:pPr>
+            <w:r>
+              <w:rPr>
+                <w:rFonts w:ascii="Calibri" w:hAnsi="Calibri" w:eastAsia="Microsoft YaHei"/>
+                <w:b w:val="0"/>
+                <w:color w:val="1F2933"/>
+                <w:sz w:val="18"/>
+              </w:rPr>
+            </w:r>
+            <w:r>
+              <w:rPr>
+                <w:rFonts w:ascii="Calibri" w:hAnsi="Calibri" w:eastAsia="Microsoft YaHei"/>
+                <w:b w:val="0"/>
+                <w:color w:val="1F2933"/>
+                <w:sz w:val="18"/>
+              </w:rPr>
+              <w:t>动作序列、耗时、项目切换、会话对比</w:t>
+            </w:r>
+          </w:p>
+        </w:tc>
+        <w:tc>
+          <w:tcPr>
+            <w:tcW w:type="dxa" w:w="1750"/>
+            <w:vAlign w:val="center"/>
+            <w:tcMar>
+              <w:top w:w="80" w:type="dxa"/>
+              <w:bottom w:w="80" w:type="dxa"/>
+              <w:start w:w="120" w:type="dxa"/>
+              <w:end w:w="120" w:type="dxa"/>
+            </w:tcMar>
+          </w:tcPr>
+          <w:p>
+            <w:pPr>
+              <w:spacing w:before="0" w:after="50" w:line="269" w:lineRule="auto"/>
+            </w:pPr>
+            <w:r>
+              <w:rPr>
+                <w:rFonts w:ascii="Calibri" w:hAnsi="Calibri" w:eastAsia="Microsoft YaHei"/>
+                <w:b w:val="0"/>
+                <w:color w:val="1F2933"/>
+                <w:sz w:val="18"/>
+              </w:rPr>
+            </w:r>
+            <w:r>
+              <w:rPr>
+                <w:rFonts w:ascii="Calibri" w:hAnsi="Calibri" w:eastAsia="Microsoft YaHei"/>
+                <w:b w:val="0"/>
+                <w:color w:val="1F2933"/>
+                <w:sz w:val="18"/>
+              </w:rPr>
+              <w:t>可解释会话差异</w:t>
             </w:r>
           </w:p>
         </w:tc>
@@ -14072,103 +14080,1131 @@
         </w:trPr>
         <w:tc>
           <w:tcPr>
-            <w:tcW w:type="dxa" w:w="1500"/>
-            <w:vAlign w:val="center"/>
-            <w:tcMar>
-              <w:top w:w="80" w:type="dxa"/>
-              <w:bottom w:w="80" w:type="dxa"/>
-              <w:start w:w="120" w:type="dxa"/>
-              <w:end w:w="120" w:type="dxa"/>
-            </w:tcMar>
-          </w:tcPr>
-          <w:p>
-            <w:pPr>
-              <w:spacing w:before="0" w:after="50" w:line="269" w:lineRule="auto"/>
-            </w:pPr>
-            <w:r>
-              <w:rPr>
-                <w:rFonts w:ascii="Calibri" w:hAnsi="Calibri" w:eastAsia="Microsoft YaHei"/>
-                <w:b w:val="0"/>
-                <w:color w:val="1F2933"/>
-                <w:sz w:val="18"/>
-              </w:rPr>
-            </w:r>
-            <w:r>
-              <w:rPr>
-                <w:rFonts w:ascii="Calibri" w:hAnsi="Calibri" w:eastAsia="Microsoft YaHei"/>
-                <w:b w:val="0"/>
-                <w:color w:val="1F2933"/>
-                <w:sz w:val="18"/>
-              </w:rPr>
-              <w:t>always blocked</w:t>
-            </w:r>
-          </w:p>
-        </w:tc>
-        <w:tc>
-          <w:tcPr>
-            <w:tcW w:type="dxa" w:w="3600"/>
-            <w:vAlign w:val="center"/>
-            <w:tcMar>
-              <w:top w:w="80" w:type="dxa"/>
-              <w:bottom w:w="80" w:type="dxa"/>
-              <w:start w:w="120" w:type="dxa"/>
-              <w:end w:w="120" w:type="dxa"/>
-            </w:tcMar>
-          </w:tcPr>
-          <w:p>
-            <w:pPr>
-              <w:spacing w:before="0" w:after="50" w:line="269" w:lineRule="auto"/>
-            </w:pPr>
-            <w:r>
-              <w:rPr>
-                <w:rFonts w:ascii="Calibri" w:hAnsi="Calibri" w:eastAsia="Microsoft YaHei"/>
-                <w:b w:val="0"/>
-                <w:color w:val="1F2933"/>
-                <w:sz w:val="18"/>
-              </w:rPr>
-            </w:r>
-            <w:r>
-              <w:rPr>
-                <w:rFonts w:ascii="Calibri" w:hAnsi="Calibri" w:eastAsia="Microsoft YaHei"/>
-                <w:b w:val="0"/>
-                <w:color w:val="1F2933"/>
-                <w:sz w:val="18"/>
-              </w:rPr>
-              <w:t>NC/postprocess/G-code 生成或下发</w:t>
-            </w:r>
-          </w:p>
-        </w:tc>
-        <w:tc>
-          <w:tcPr>
-            <w:tcW w:type="dxa" w:w="4260"/>
-            <w:vAlign w:val="center"/>
-            <w:tcMar>
-              <w:top w:w="80" w:type="dxa"/>
-              <w:bottom w:w="80" w:type="dxa"/>
-              <w:start w:w="120" w:type="dxa"/>
-              <w:end w:w="120" w:type="dxa"/>
-            </w:tcMar>
-          </w:tcPr>
-          <w:p>
-            <w:pPr>
-              <w:spacing w:before="0" w:after="50" w:line="269" w:lineRule="auto"/>
-            </w:pPr>
-            <w:r>
-              <w:rPr>
-                <w:rFonts w:ascii="Calibri" w:hAnsi="Calibri" w:eastAsia="Microsoft YaHei"/>
-                <w:b w:val="0"/>
-                <w:color w:val="1F2933"/>
-                <w:sz w:val="18"/>
-              </w:rPr>
-            </w:r>
-            <w:r>
-              <w:rPr>
-                <w:rFonts w:ascii="Calibri" w:hAnsi="Calibri" w:eastAsia="Microsoft YaHei"/>
-                <w:b w:val="0"/>
-                <w:color w:val="1F2933"/>
-                <w:sz w:val="18"/>
-              </w:rPr>
-              <w:t>学习输出中可识别，但执行网关始终拒绝</w:t>
+            <w:tcW w:type="dxa" w:w="1800"/>
+            <w:vAlign w:val="center"/>
+            <w:tcMar>
+              <w:top w:w="80" w:type="dxa"/>
+              <w:bottom w:w="80" w:type="dxa"/>
+              <w:start w:w="120" w:type="dxa"/>
+              <w:end w:w="120" w:type="dxa"/>
+            </w:tcMar>
+          </w:tcPr>
+          <w:p>
+            <w:pPr>
+              <w:spacing w:before="0" w:after="50" w:line="269" w:lineRule="auto"/>
+            </w:pPr>
+            <w:r>
+              <w:rPr>
+                <w:rFonts w:ascii="Calibri" w:hAnsi="Calibri" w:eastAsia="Microsoft YaHei"/>
+                <w:b w:val="0"/>
+                <w:color w:val="1F2933"/>
+                <w:sz w:val="18"/>
+              </w:rPr>
+            </w:r>
+            <w:r>
+              <w:rPr>
+                <w:rFonts w:ascii="Calibri" w:hAnsi="Calibri" w:eastAsia="Microsoft YaHei"/>
+                <w:b w:val="0"/>
+                <w:color w:val="1F2933"/>
+                <w:sz w:val="18"/>
+              </w:rPr>
+              <w:t>工作流学习</w:t>
+            </w:r>
+          </w:p>
+        </w:tc>
+        <w:tc>
+          <w:tcPr>
+            <w:tcW w:type="dxa" w:w="2650"/>
+            <w:vAlign w:val="center"/>
+            <w:tcMar>
+              <w:top w:w="80" w:type="dxa"/>
+              <w:bottom w:w="80" w:type="dxa"/>
+              <w:start w:w="120" w:type="dxa"/>
+              <w:end w:w="120" w:type="dxa"/>
+            </w:tcMar>
+          </w:tcPr>
+          <w:p>
+            <w:pPr>
+              <w:spacing w:before="0" w:after="50" w:line="269" w:lineRule="auto"/>
+            </w:pPr>
+            <w:r>
+              <w:rPr>
+                <w:rFonts w:ascii="Calibri" w:hAnsi="Calibri" w:eastAsia="Microsoft YaHei"/>
+                <w:b w:val="0"/>
+                <w:color w:val="1F2933"/>
+                <w:sz w:val="18"/>
+              </w:rPr>
+            </w:r>
+            <w:r>
+              <w:rPr>
+                <w:rFonts w:ascii="Calibri" w:hAnsi="Calibri" w:eastAsia="Microsoft YaHei"/>
+                <w:b w:val="0"/>
+                <w:color w:val="1F2933"/>
+                <w:sz w:val="18"/>
+              </w:rPr>
+              <w:t>发现专家反复执行的步骤</w:t>
+            </w:r>
+          </w:p>
+        </w:tc>
+        <w:tc>
+          <w:tcPr>
+            <w:tcW w:type="dxa" w:w="3160"/>
+            <w:vAlign w:val="center"/>
+            <w:tcMar>
+              <w:top w:w="80" w:type="dxa"/>
+              <w:bottom w:w="80" w:type="dxa"/>
+              <w:start w:w="120" w:type="dxa"/>
+              <w:end w:w="120" w:type="dxa"/>
+            </w:tcMar>
+          </w:tcPr>
+          <w:p>
+            <w:pPr>
+              <w:spacing w:before="0" w:after="50" w:line="269" w:lineRule="auto"/>
+            </w:pPr>
+            <w:r>
+              <w:rPr>
+                <w:rFonts w:ascii="Calibri" w:hAnsi="Calibri" w:eastAsia="Microsoft YaHei"/>
+                <w:b w:val="0"/>
+                <w:color w:val="1F2933"/>
+                <w:sz w:val="18"/>
+              </w:rPr>
+            </w:r>
+            <w:r>
+              <w:rPr>
+                <w:rFonts w:ascii="Calibri" w:hAnsi="Calibri" w:eastAsia="Microsoft YaHei"/>
+                <w:b w:val="0"/>
+                <w:color w:val="1F2933"/>
+                <w:sz w:val="18"/>
+              </w:rPr>
+              <w:t>重复序列、支持度、变量、候选排序</w:t>
+            </w:r>
+          </w:p>
+        </w:tc>
+        <w:tc>
+          <w:tcPr>
+            <w:tcW w:type="dxa" w:w="1750"/>
+            <w:vAlign w:val="center"/>
+            <w:tcMar>
+              <w:top w:w="80" w:type="dxa"/>
+              <w:bottom w:w="80" w:type="dxa"/>
+              <w:start w:w="120" w:type="dxa"/>
+              <w:end w:w="120" w:type="dxa"/>
+            </w:tcMar>
+          </w:tcPr>
+          <w:p>
+            <w:pPr>
+              <w:spacing w:before="0" w:after="50" w:line="269" w:lineRule="auto"/>
+            </w:pPr>
+            <w:r>
+              <w:rPr>
+                <w:rFonts w:ascii="Calibri" w:hAnsi="Calibri" w:eastAsia="Microsoft YaHei"/>
+                <w:b w:val="0"/>
+                <w:color w:val="1F2933"/>
+                <w:sz w:val="18"/>
+              </w:rPr>
+            </w:r>
+            <w:r>
+              <w:rPr>
+                <w:rFonts w:ascii="Calibri" w:hAnsi="Calibri" w:eastAsia="Microsoft YaHei"/>
+                <w:b w:val="0"/>
+                <w:color w:val="1F2933"/>
+                <w:sz w:val="18"/>
+              </w:rPr>
+              <w:t>产出 3 类候选流程</w:t>
+            </w:r>
+          </w:p>
+        </w:tc>
+      </w:tr>
+      <w:tr>
+        <w:trPr>
+          <w:cantSplit/>
+          <w:trHeight w:hRule="atLeast"/>
+        </w:trPr>
+        <w:tc>
+          <w:tcPr>
+            <w:tcW w:type="dxa" w:w="1800"/>
+            <w:vAlign w:val="center"/>
+            <w:tcMar>
+              <w:top w:w="80" w:type="dxa"/>
+              <w:bottom w:w="80" w:type="dxa"/>
+              <w:start w:w="120" w:type="dxa"/>
+              <w:end w:w="120" w:type="dxa"/>
+            </w:tcMar>
+          </w:tcPr>
+          <w:p>
+            <w:pPr>
+              <w:spacing w:before="0" w:after="50" w:line="269" w:lineRule="auto"/>
+            </w:pPr>
+            <w:r>
+              <w:rPr>
+                <w:rFonts w:ascii="Calibri" w:hAnsi="Calibri" w:eastAsia="Microsoft YaHei"/>
+                <w:b w:val="0"/>
+                <w:color w:val="1F2933"/>
+                <w:sz w:val="18"/>
+              </w:rPr>
+            </w:r>
+            <w:r>
+              <w:rPr>
+                <w:rFonts w:ascii="Calibri" w:hAnsi="Calibri" w:eastAsia="Microsoft YaHei"/>
+                <w:b w:val="0"/>
+                <w:color w:val="1F2933"/>
+                <w:sz w:val="18"/>
+              </w:rPr>
+              <w:t>配方编辑器</w:t>
+            </w:r>
+          </w:p>
+        </w:tc>
+        <w:tc>
+          <w:tcPr>
+            <w:tcW w:type="dxa" w:w="2650"/>
+            <w:vAlign w:val="center"/>
+            <w:tcMar>
+              <w:top w:w="80" w:type="dxa"/>
+              <w:bottom w:w="80" w:type="dxa"/>
+              <w:start w:w="120" w:type="dxa"/>
+              <w:end w:w="120" w:type="dxa"/>
+            </w:tcMar>
+          </w:tcPr>
+          <w:p>
+            <w:pPr>
+              <w:spacing w:before="0" w:after="50" w:line="269" w:lineRule="auto"/>
+            </w:pPr>
+            <w:r>
+              <w:rPr>
+                <w:rFonts w:ascii="Calibri" w:hAnsi="Calibri" w:eastAsia="Microsoft YaHei"/>
+                <w:b w:val="0"/>
+                <w:color w:val="1F2933"/>
+                <w:sz w:val="18"/>
+              </w:rPr>
+            </w:r>
+            <w:r>
+              <w:rPr>
+                <w:rFonts w:ascii="Calibri" w:hAnsi="Calibri" w:eastAsia="Microsoft YaHei"/>
+                <w:b w:val="0"/>
+                <w:color w:val="1F2933"/>
+                <w:sz w:val="18"/>
+              </w:rPr>
+              <w:t>把候选流程整理成可复用模板</w:t>
+            </w:r>
+          </w:p>
+        </w:tc>
+        <w:tc>
+          <w:tcPr>
+            <w:tcW w:type="dxa" w:w="3160"/>
+            <w:vAlign w:val="center"/>
+            <w:tcMar>
+              <w:top w:w="80" w:type="dxa"/>
+              <w:bottom w:w="80" w:type="dxa"/>
+              <w:start w:w="120" w:type="dxa"/>
+              <w:end w:w="120" w:type="dxa"/>
+            </w:tcMar>
+          </w:tcPr>
+          <w:p>
+            <w:pPr>
+              <w:spacing w:before="0" w:after="50" w:line="269" w:lineRule="auto"/>
+            </w:pPr>
+            <w:r>
+              <w:rPr>
+                <w:rFonts w:ascii="Calibri" w:hAnsi="Calibri" w:eastAsia="Microsoft YaHei"/>
+                <w:b w:val="0"/>
+                <w:color w:val="1F2933"/>
+                <w:sz w:val="18"/>
+              </w:rPr>
+            </w:r>
+            <w:r>
+              <w:rPr>
+                <w:rFonts w:ascii="Calibri" w:hAnsi="Calibri" w:eastAsia="Microsoft YaHei"/>
+                <w:b w:val="0"/>
+                <w:color w:val="1F2933"/>
+                <w:sz w:val="18"/>
+              </w:rPr>
+              <w:t>步骤、参数、条件、版本、预览</w:t>
+            </w:r>
+          </w:p>
+        </w:tc>
+        <w:tc>
+          <w:tcPr>
+            <w:tcW w:type="dxa" w:w="1750"/>
+            <w:vAlign w:val="center"/>
+            <w:tcMar>
+              <w:top w:w="80" w:type="dxa"/>
+              <w:bottom w:w="80" w:type="dxa"/>
+              <w:start w:w="120" w:type="dxa"/>
+              <w:end w:w="120" w:type="dxa"/>
+            </w:tcMar>
+          </w:tcPr>
+          <w:p>
+            <w:pPr>
+              <w:spacing w:before="0" w:after="50" w:line="269" w:lineRule="auto"/>
+            </w:pPr>
+            <w:r>
+              <w:rPr>
+                <w:rFonts w:ascii="Calibri" w:hAnsi="Calibri" w:eastAsia="Microsoft YaHei"/>
+                <w:b w:val="0"/>
+                <w:color w:val="1F2933"/>
+                <w:sz w:val="18"/>
+              </w:rPr>
+            </w:r>
+            <w:r>
+              <w:rPr>
+                <w:rFonts w:ascii="Calibri" w:hAnsi="Calibri" w:eastAsia="Microsoft YaHei"/>
+                <w:b w:val="0"/>
+                <w:color w:val="1F2933"/>
+                <w:sz w:val="18"/>
+              </w:rPr>
+              <w:t>可从来源追到每一步</w:t>
+            </w:r>
+          </w:p>
+        </w:tc>
+      </w:tr>
+      <w:tr>
+        <w:trPr>
+          <w:cantSplit/>
+          <w:trHeight w:hRule="atLeast"/>
+        </w:trPr>
+        <w:tc>
+          <w:tcPr>
+            <w:tcW w:type="dxa" w:w="1800"/>
+            <w:vAlign w:val="center"/>
+            <w:tcMar>
+              <w:top w:w="80" w:type="dxa"/>
+              <w:bottom w:w="80" w:type="dxa"/>
+              <w:start w:w="120" w:type="dxa"/>
+              <w:end w:w="120" w:type="dxa"/>
+            </w:tcMar>
+          </w:tcPr>
+          <w:p>
+            <w:pPr>
+              <w:spacing w:before="0" w:after="50" w:line="269" w:lineRule="auto"/>
+            </w:pPr>
+            <w:r>
+              <w:rPr>
+                <w:rFonts w:ascii="Calibri" w:hAnsi="Calibri" w:eastAsia="Microsoft YaHei"/>
+                <w:b w:val="0"/>
+                <w:color w:val="1F2933"/>
+                <w:sz w:val="18"/>
+              </w:rPr>
+            </w:r>
+            <w:r>
+              <w:rPr>
+                <w:rFonts w:ascii="Calibri" w:hAnsi="Calibri" w:eastAsia="Microsoft YaHei"/>
+                <w:b w:val="0"/>
+                <w:color w:val="1F2933"/>
+                <w:sz w:val="18"/>
+              </w:rPr>
+              <w:t>PowerMill 适配器</w:t>
+            </w:r>
+          </w:p>
+        </w:tc>
+        <w:tc>
+          <w:tcPr>
+            <w:tcW w:type="dxa" w:w="2650"/>
+            <w:vAlign w:val="center"/>
+            <w:tcMar>
+              <w:top w:w="80" w:type="dxa"/>
+              <w:bottom w:w="80" w:type="dxa"/>
+              <w:start w:w="120" w:type="dxa"/>
+              <w:end w:w="120" w:type="dxa"/>
+            </w:tcMar>
+          </w:tcPr>
+          <w:p>
+            <w:pPr>
+              <w:spacing w:before="0" w:after="50" w:line="269" w:lineRule="auto"/>
+            </w:pPr>
+            <w:r>
+              <w:rPr>
+                <w:rFonts w:ascii="Calibri" w:hAnsi="Calibri" w:eastAsia="Microsoft YaHei"/>
+                <w:b w:val="0"/>
+                <w:color w:val="1F2933"/>
+                <w:sz w:val="18"/>
+              </w:rPr>
+            </w:r>
+            <w:r>
+              <w:rPr>
+                <w:rFonts w:ascii="Calibri" w:hAnsi="Calibri" w:eastAsia="Microsoft YaHei"/>
+                <w:b w:val="0"/>
+                <w:color w:val="1F2933"/>
+                <w:sz w:val="18"/>
+              </w:rPr>
+              <w:t>读取宏、命令和项目实体</w:t>
+            </w:r>
+          </w:p>
+        </w:tc>
+        <w:tc>
+          <w:tcPr>
+            <w:tcW w:type="dxa" w:w="3160"/>
+            <w:vAlign w:val="center"/>
+            <w:tcMar>
+              <w:top w:w="80" w:type="dxa"/>
+              <w:bottom w:w="80" w:type="dxa"/>
+              <w:start w:w="120" w:type="dxa"/>
+              <w:end w:w="120" w:type="dxa"/>
+            </w:tcMar>
+          </w:tcPr>
+          <w:p>
+            <w:pPr>
+              <w:spacing w:before="0" w:after="50" w:line="269" w:lineRule="auto"/>
+            </w:pPr>
+            <w:r>
+              <w:rPr>
+                <w:rFonts w:ascii="Calibri" w:hAnsi="Calibri" w:eastAsia="Microsoft YaHei"/>
+                <w:b w:val="0"/>
+                <w:color w:val="1F2933"/>
+                <w:sz w:val="18"/>
+              </w:rPr>
+            </w:r>
+            <w:r>
+              <w:rPr>
+                <w:rFonts w:ascii="Calibri" w:hAnsi="Calibri" w:eastAsia="Microsoft YaHei"/>
+                <w:b w:val="0"/>
+                <w:color w:val="1F2933"/>
+                <w:sz w:val="18"/>
+              </w:rPr>
+              <w:t>宏/日志解析、只读查询、响应映射</w:t>
+            </w:r>
+          </w:p>
+        </w:tc>
+        <w:tc>
+          <w:tcPr>
+            <w:tcW w:type="dxa" w:w="1750"/>
+            <w:vAlign w:val="center"/>
+            <w:tcMar>
+              <w:top w:w="80" w:type="dxa"/>
+              <w:bottom w:w="80" w:type="dxa"/>
+              <w:start w:w="120" w:type="dxa"/>
+              <w:end w:w="120" w:type="dxa"/>
+            </w:tcMar>
+          </w:tcPr>
+          <w:p>
+            <w:pPr>
+              <w:spacing w:before="0" w:after="50" w:line="269" w:lineRule="auto"/>
+            </w:pPr>
+            <w:r>
+              <w:rPr>
+                <w:rFonts w:ascii="Calibri" w:hAnsi="Calibri" w:eastAsia="Microsoft YaHei"/>
+                <w:b w:val="0"/>
+                <w:color w:val="1F2933"/>
+                <w:sz w:val="18"/>
+              </w:rPr>
+            </w:r>
+            <w:r>
+              <w:rPr>
+                <w:rFonts w:ascii="Calibri" w:hAnsi="Calibri" w:eastAsia="Microsoft YaHei"/>
+                <w:b w:val="0"/>
+                <w:color w:val="1F2933"/>
+                <w:sz w:val="18"/>
+              </w:rPr>
+              <w:t>双实例不串线</w:t>
+            </w:r>
+          </w:p>
+        </w:tc>
+      </w:tr>
+      <w:tr>
+        <w:trPr>
+          <w:cantSplit/>
+          <w:trHeight w:hRule="atLeast"/>
+        </w:trPr>
+        <w:tc>
+          <w:tcPr>
+            <w:tcW w:type="dxa" w:w="1800"/>
+            <w:vAlign w:val="center"/>
+            <w:tcMar>
+              <w:top w:w="80" w:type="dxa"/>
+              <w:bottom w:w="80" w:type="dxa"/>
+              <w:start w:w="120" w:type="dxa"/>
+              <w:end w:w="120" w:type="dxa"/>
+            </w:tcMar>
+          </w:tcPr>
+          <w:p>
+            <w:pPr>
+              <w:spacing w:before="0" w:after="50" w:line="269" w:lineRule="auto"/>
+            </w:pPr>
+            <w:r>
+              <w:rPr>
+                <w:rFonts w:ascii="Calibri" w:hAnsi="Calibri" w:eastAsia="Microsoft YaHei"/>
+                <w:b w:val="0"/>
+                <w:color w:val="1F2933"/>
+                <w:sz w:val="18"/>
+              </w:rPr>
+            </w:r>
+            <w:r>
+              <w:rPr>
+                <w:rFonts w:ascii="Calibri" w:hAnsi="Calibri" w:eastAsia="Microsoft YaHei"/>
+                <w:b w:val="0"/>
+                <w:color w:val="1F2933"/>
+                <w:sz w:val="18"/>
+              </w:rPr>
+              <w:t>NX 适配器</w:t>
+            </w:r>
+          </w:p>
+        </w:tc>
+        <w:tc>
+          <w:tcPr>
+            <w:tcW w:type="dxa" w:w="2650"/>
+            <w:vAlign w:val="center"/>
+            <w:tcMar>
+              <w:top w:w="80" w:type="dxa"/>
+              <w:bottom w:w="80" w:type="dxa"/>
+              <w:start w:w="120" w:type="dxa"/>
+              <w:end w:w="120" w:type="dxa"/>
+            </w:tcMar>
+          </w:tcPr>
+          <w:p>
+            <w:pPr>
+              <w:spacing w:before="0" w:after="50" w:line="269" w:lineRule="auto"/>
+            </w:pPr>
+            <w:r>
+              <w:rPr>
+                <w:rFonts w:ascii="Calibri" w:hAnsi="Calibri" w:eastAsia="Microsoft YaHei"/>
+                <w:b w:val="0"/>
+                <w:color w:val="1F2933"/>
+                <w:sz w:val="18"/>
+              </w:rPr>
+            </w:r>
+            <w:r>
+              <w:rPr>
+                <w:rFonts w:ascii="Calibri" w:hAnsi="Calibri" w:eastAsia="Microsoft YaHei"/>
+                <w:b w:val="0"/>
+                <w:color w:val="1F2933"/>
+                <w:sz w:val="18"/>
+              </w:rPr>
+              <w:t>读取 Journal 和 NXOpen 对象</w:t>
+            </w:r>
+          </w:p>
+        </w:tc>
+        <w:tc>
+          <w:tcPr>
+            <w:tcW w:type="dxa" w:w="3160"/>
+            <w:vAlign w:val="center"/>
+            <w:tcMar>
+              <w:top w:w="80" w:type="dxa"/>
+              <w:bottom w:w="80" w:type="dxa"/>
+              <w:start w:w="120" w:type="dxa"/>
+              <w:end w:w="120" w:type="dxa"/>
+            </w:tcMar>
+          </w:tcPr>
+          <w:p>
+            <w:pPr>
+              <w:spacing w:before="0" w:after="50" w:line="269" w:lineRule="auto"/>
+            </w:pPr>
+            <w:r>
+              <w:rPr>
+                <w:rFonts w:ascii="Calibri" w:hAnsi="Calibri" w:eastAsia="Microsoft YaHei"/>
+                <w:b w:val="0"/>
+                <w:color w:val="1F2933"/>
+                <w:sz w:val="18"/>
+              </w:rPr>
+            </w:r>
+            <w:r>
+              <w:rPr>
+                <w:rFonts w:ascii="Calibri" w:hAnsi="Calibri" w:eastAsia="Microsoft YaHei"/>
+                <w:b w:val="0"/>
+                <w:color w:val="1F2933"/>
+                <w:sz w:val="18"/>
+              </w:rPr>
+              <w:t>AST 解析、只读查询、稳定对象提示</w:t>
+            </w:r>
+          </w:p>
+        </w:tc>
+        <w:tc>
+          <w:tcPr>
+            <w:tcW w:type="dxa" w:w="1750"/>
+            <w:vAlign w:val="center"/>
+            <w:tcMar>
+              <w:top w:w="80" w:type="dxa"/>
+              <w:bottom w:w="80" w:type="dxa"/>
+              <w:start w:w="120" w:type="dxa"/>
+              <w:end w:w="120" w:type="dxa"/>
+            </w:tcMar>
+          </w:tcPr>
+          <w:p>
+            <w:pPr>
+              <w:spacing w:before="0" w:after="50" w:line="269" w:lineRule="auto"/>
+            </w:pPr>
+            <w:r>
+              <w:rPr>
+                <w:rFonts w:ascii="Calibri" w:hAnsi="Calibri" w:eastAsia="Microsoft YaHei"/>
+                <w:b w:val="0"/>
+                <w:color w:val="1F2933"/>
+                <w:sz w:val="18"/>
+              </w:rPr>
+            </w:r>
+            <w:r>
+              <w:rPr>
+                <w:rFonts w:ascii="Calibri" w:hAnsi="Calibri" w:eastAsia="Microsoft YaHei"/>
+                <w:b w:val="0"/>
+                <w:color w:val="1F2933"/>
+                <w:sz w:val="18"/>
+              </w:rPr>
+              <w:t>目标版本样本通过</w:t>
+            </w:r>
+          </w:p>
+        </w:tc>
+      </w:tr>
+      <w:tr>
+        <w:trPr>
+          <w:cantSplit/>
+          <w:trHeight w:hRule="atLeast"/>
+        </w:trPr>
+        <w:tc>
+          <w:tcPr>
+            <w:tcW w:type="dxa" w:w="1800"/>
+            <w:vAlign w:val="center"/>
+            <w:tcMar>
+              <w:top w:w="80" w:type="dxa"/>
+              <w:bottom w:w="80" w:type="dxa"/>
+              <w:start w:w="120" w:type="dxa"/>
+              <w:end w:w="120" w:type="dxa"/>
+            </w:tcMar>
+          </w:tcPr>
+          <w:p>
+            <w:pPr>
+              <w:spacing w:before="0" w:after="50" w:line="269" w:lineRule="auto"/>
+            </w:pPr>
+            <w:r>
+              <w:rPr>
+                <w:rFonts w:ascii="Calibri" w:hAnsi="Calibri" w:eastAsia="Microsoft YaHei"/>
+                <w:b w:val="0"/>
+                <w:color w:val="1F2933"/>
+                <w:sz w:val="18"/>
+              </w:rPr>
+            </w:r>
+            <w:r>
+              <w:rPr>
+                <w:rFonts w:ascii="Calibri" w:hAnsi="Calibri" w:eastAsia="Microsoft YaHei"/>
+                <w:b w:val="0"/>
+                <w:color w:val="1F2933"/>
+                <w:sz w:val="18"/>
+              </w:rPr>
+              <w:t>命令中心</w:t>
+            </w:r>
+          </w:p>
+        </w:tc>
+        <w:tc>
+          <w:tcPr>
+            <w:tcW w:type="dxa" w:w="2650"/>
+            <w:vAlign w:val="center"/>
+            <w:tcMar>
+              <w:top w:w="80" w:type="dxa"/>
+              <w:bottom w:w="80" w:type="dxa"/>
+              <w:start w:w="120" w:type="dxa"/>
+              <w:end w:w="120" w:type="dxa"/>
+            </w:tcMar>
+          </w:tcPr>
+          <w:p>
+            <w:pPr>
+              <w:spacing w:before="0" w:after="50" w:line="269" w:lineRule="auto"/>
+            </w:pPr>
+            <w:r>
+              <w:rPr>
+                <w:rFonts w:ascii="Calibri" w:hAnsi="Calibri" w:eastAsia="Microsoft YaHei"/>
+                <w:b w:val="0"/>
+                <w:color w:val="1F2933"/>
+                <w:sz w:val="18"/>
+              </w:rPr>
+            </w:r>
+            <w:r>
+              <w:rPr>
+                <w:rFonts w:ascii="Calibri" w:hAnsi="Calibri" w:eastAsia="Microsoft YaHei"/>
+                <w:b w:val="0"/>
+                <w:color w:val="1F2933"/>
+                <w:sz w:val="18"/>
+              </w:rPr>
+              <w:t>向指定实例提交查询或 dry-run</w:t>
+            </w:r>
+          </w:p>
+        </w:tc>
+        <w:tc>
+          <w:tcPr>
+            <w:tcW w:type="dxa" w:w="3160"/>
+            <w:vAlign w:val="center"/>
+            <w:tcMar>
+              <w:top w:w="80" w:type="dxa"/>
+              <w:bottom w:w="80" w:type="dxa"/>
+              <w:start w:w="120" w:type="dxa"/>
+              <w:end w:w="120" w:type="dxa"/>
+            </w:tcMar>
+          </w:tcPr>
+          <w:p>
+            <w:pPr>
+              <w:spacing w:before="0" w:after="50" w:line="269" w:lineRule="auto"/>
+            </w:pPr>
+            <w:r>
+              <w:rPr>
+                <w:rFonts w:ascii="Calibri" w:hAnsi="Calibri" w:eastAsia="Microsoft YaHei"/>
+                <w:b w:val="0"/>
+                <w:color w:val="1F2933"/>
+                <w:sz w:val="18"/>
+              </w:rPr>
+            </w:r>
+            <w:r>
+              <w:rPr>
+                <w:rFonts w:ascii="Calibri" w:hAnsi="Calibri" w:eastAsia="Microsoft YaHei"/>
+                <w:b w:val="0"/>
+                <w:color w:val="1F2933"/>
+                <w:sz w:val="18"/>
+              </w:rPr>
+              <w:t>目标选择、队列、响应、DiffReport</w:t>
+            </w:r>
+          </w:p>
+        </w:tc>
+        <w:tc>
+          <w:tcPr>
+            <w:tcW w:type="dxa" w:w="1750"/>
+            <w:vAlign w:val="center"/>
+            <w:tcMar>
+              <w:top w:w="80" w:type="dxa"/>
+              <w:bottom w:w="80" w:type="dxa"/>
+              <w:start w:w="120" w:type="dxa"/>
+              <w:end w:w="120" w:type="dxa"/>
+            </w:tcMar>
+          </w:tcPr>
+          <w:p>
+            <w:pPr>
+              <w:spacing w:before="0" w:after="50" w:line="269" w:lineRule="auto"/>
+            </w:pPr>
+            <w:r>
+              <w:rPr>
+                <w:rFonts w:ascii="Calibri" w:hAnsi="Calibri" w:eastAsia="Microsoft YaHei"/>
+                <w:b w:val="0"/>
+                <w:color w:val="1F2933"/>
+                <w:sz w:val="18"/>
+              </w:rPr>
+            </w:r>
+            <w:r>
+              <w:rPr>
+                <w:rFonts w:ascii="Calibri" w:hAnsi="Calibri" w:eastAsia="Microsoft YaHei"/>
+                <w:b w:val="0"/>
+                <w:color w:val="1F2933"/>
+                <w:sz w:val="18"/>
+              </w:rPr>
+              <w:t>任务结果可复现</w:t>
+            </w:r>
+          </w:p>
+        </w:tc>
+      </w:tr>
+      <w:tr>
+        <w:trPr>
+          <w:cantSplit/>
+          <w:trHeight w:hRule="atLeast"/>
+        </w:trPr>
+        <w:tc>
+          <w:tcPr>
+            <w:tcW w:type="dxa" w:w="1800"/>
+            <w:vAlign w:val="center"/>
+            <w:tcMar>
+              <w:top w:w="80" w:type="dxa"/>
+              <w:bottom w:w="80" w:type="dxa"/>
+              <w:start w:w="120" w:type="dxa"/>
+              <w:end w:w="120" w:type="dxa"/>
+            </w:tcMar>
+          </w:tcPr>
+          <w:p>
+            <w:pPr>
+              <w:spacing w:before="0" w:after="50" w:line="269" w:lineRule="auto"/>
+            </w:pPr>
+            <w:r>
+              <w:rPr>
+                <w:rFonts w:ascii="Calibri" w:hAnsi="Calibri" w:eastAsia="Microsoft YaHei"/>
+                <w:b w:val="0"/>
+                <w:color w:val="1F2933"/>
+                <w:sz w:val="18"/>
+              </w:rPr>
+            </w:r>
+            <w:r>
+              <w:rPr>
+                <w:rFonts w:ascii="Calibri" w:hAnsi="Calibri" w:eastAsia="Microsoft YaHei"/>
+                <w:b w:val="0"/>
+                <w:color w:val="1F2933"/>
+                <w:sz w:val="18"/>
+              </w:rPr>
+              <w:t>Codex 审阅助手</w:t>
+            </w:r>
+          </w:p>
+        </w:tc>
+        <w:tc>
+          <w:tcPr>
+            <w:tcW w:type="dxa" w:w="2650"/>
+            <w:vAlign w:val="center"/>
+            <w:tcMar>
+              <w:top w:w="80" w:type="dxa"/>
+              <w:bottom w:w="80" w:type="dxa"/>
+              <w:start w:w="120" w:type="dxa"/>
+              <w:end w:w="120" w:type="dxa"/>
+            </w:tcMar>
+          </w:tcPr>
+          <w:p>
+            <w:pPr>
+              <w:spacing w:before="0" w:after="50" w:line="269" w:lineRule="auto"/>
+            </w:pPr>
+            <w:r>
+              <w:rPr>
+                <w:rFonts w:ascii="Calibri" w:hAnsi="Calibri" w:eastAsia="Microsoft YaHei"/>
+                <w:b w:val="0"/>
+                <w:color w:val="1F2933"/>
+                <w:sz w:val="18"/>
+              </w:rPr>
+            </w:r>
+            <w:r>
+              <w:rPr>
+                <w:rFonts w:ascii="Calibri" w:hAnsi="Calibri" w:eastAsia="Microsoft YaHei"/>
+                <w:b w:val="0"/>
+                <w:color w:val="1F2933"/>
+                <w:sz w:val="18"/>
+              </w:rPr>
+              <w:t>快速解释动作、参数和差异</w:t>
+            </w:r>
+          </w:p>
+        </w:tc>
+        <w:tc>
+          <w:tcPr>
+            <w:tcW w:type="dxa" w:w="3160"/>
+            <w:vAlign w:val="center"/>
+            <w:tcMar>
+              <w:top w:w="80" w:type="dxa"/>
+              <w:bottom w:w="80" w:type="dxa"/>
+              <w:start w:w="120" w:type="dxa"/>
+              <w:end w:w="120" w:type="dxa"/>
+            </w:tcMar>
+          </w:tcPr>
+          <w:p>
+            <w:pPr>
+              <w:spacing w:before="0" w:after="50" w:line="269" w:lineRule="auto"/>
+            </w:pPr>
+            <w:r>
+              <w:rPr>
+                <w:rFonts w:ascii="Calibri" w:hAnsi="Calibri" w:eastAsia="Microsoft YaHei"/>
+                <w:b w:val="0"/>
+                <w:color w:val="1F2933"/>
+                <w:sz w:val="18"/>
+              </w:rPr>
+            </w:r>
+            <w:r>
+              <w:rPr>
+                <w:rFonts w:ascii="Calibri" w:hAnsi="Calibri" w:eastAsia="Microsoft YaHei"/>
+                <w:b w:val="0"/>
+                <w:color w:val="1F2933"/>
+                <w:sz w:val="18"/>
+              </w:rPr>
+              <w:t>上下文包、发现项、修改建议回传</w:t>
+            </w:r>
+          </w:p>
+        </w:tc>
+        <w:tc>
+          <w:tcPr>
+            <w:tcW w:type="dxa" w:w="1750"/>
+            <w:vAlign w:val="center"/>
+            <w:tcMar>
+              <w:top w:w="80" w:type="dxa"/>
+              <w:bottom w:w="80" w:type="dxa"/>
+              <w:start w:w="120" w:type="dxa"/>
+              <w:end w:w="120" w:type="dxa"/>
+            </w:tcMar>
+          </w:tcPr>
+          <w:p>
+            <w:pPr>
+              <w:spacing w:before="0" w:after="50" w:line="269" w:lineRule="auto"/>
+            </w:pPr>
+            <w:r>
+              <w:rPr>
+                <w:rFonts w:ascii="Calibri" w:hAnsi="Calibri" w:eastAsia="Microsoft YaHei"/>
+                <w:b w:val="0"/>
+                <w:color w:val="1F2933"/>
+                <w:sz w:val="18"/>
+              </w:rPr>
+            </w:r>
+            <w:r>
+              <w:rPr>
+                <w:rFonts w:ascii="Calibri" w:hAnsi="Calibri" w:eastAsia="Microsoft YaHei"/>
+                <w:b w:val="0"/>
+                <w:color w:val="1F2933"/>
+                <w:sz w:val="18"/>
+              </w:rPr>
+              <w:t>配方修改有依据</w:t>
+            </w:r>
+          </w:p>
+        </w:tc>
+      </w:tr>
+      <w:tr>
+        <w:trPr>
+          <w:cantSplit/>
+          <w:trHeight w:hRule="atLeast"/>
+        </w:trPr>
+        <w:tc>
+          <w:tcPr>
+            <w:tcW w:type="dxa" w:w="1800"/>
+            <w:vAlign w:val="center"/>
+            <w:tcMar>
+              <w:top w:w="80" w:type="dxa"/>
+              <w:bottom w:w="80" w:type="dxa"/>
+              <w:start w:w="120" w:type="dxa"/>
+              <w:end w:w="120" w:type="dxa"/>
+            </w:tcMar>
+          </w:tcPr>
+          <w:p>
+            <w:pPr>
+              <w:spacing w:before="0" w:after="50" w:line="269" w:lineRule="auto"/>
+            </w:pPr>
+            <w:r>
+              <w:rPr>
+                <w:rFonts w:ascii="Calibri" w:hAnsi="Calibri" w:eastAsia="Microsoft YaHei"/>
+                <w:b w:val="0"/>
+                <w:color w:val="1F2933"/>
+                <w:sz w:val="18"/>
+              </w:rPr>
+            </w:r>
+            <w:r>
+              <w:rPr>
+                <w:rFonts w:ascii="Calibri" w:hAnsi="Calibri" w:eastAsia="Microsoft YaHei"/>
+                <w:b w:val="0"/>
+                <w:color w:val="1F2933"/>
+                <w:sz w:val="18"/>
+              </w:rPr>
+              <w:t>插件中心</w:t>
+            </w:r>
+          </w:p>
+        </w:tc>
+        <w:tc>
+          <w:tcPr>
+            <w:tcW w:type="dxa" w:w="2650"/>
+            <w:vAlign w:val="center"/>
+            <w:tcMar>
+              <w:top w:w="80" w:type="dxa"/>
+              <w:bottom w:w="80" w:type="dxa"/>
+              <w:start w:w="120" w:type="dxa"/>
+              <w:end w:w="120" w:type="dxa"/>
+            </w:tcMar>
+          </w:tcPr>
+          <w:p>
+            <w:pPr>
+              <w:spacing w:before="0" w:after="50" w:line="269" w:lineRule="auto"/>
+            </w:pPr>
+            <w:r>
+              <w:rPr>
+                <w:rFonts w:ascii="Calibri" w:hAnsi="Calibri" w:eastAsia="Microsoft YaHei"/>
+                <w:b w:val="0"/>
+                <w:color w:val="1F2933"/>
+                <w:sz w:val="18"/>
+              </w:rPr>
+            </w:r>
+            <w:r>
+              <w:rPr>
+                <w:rFonts w:ascii="Calibri" w:hAnsi="Calibri" w:eastAsia="Microsoft YaHei"/>
+                <w:b w:val="0"/>
+                <w:color w:val="1F2933"/>
+                <w:sz w:val="18"/>
+              </w:rPr>
+              <w:t>按场景安装软件能力</w:t>
+            </w:r>
+          </w:p>
+        </w:tc>
+        <w:tc>
+          <w:tcPr>
+            <w:tcW w:type="dxa" w:w="3160"/>
+            <w:vAlign w:val="center"/>
+            <w:tcMar>
+              <w:top w:w="80" w:type="dxa"/>
+              <w:bottom w:w="80" w:type="dxa"/>
+              <w:start w:w="120" w:type="dxa"/>
+              <w:end w:w="120" w:type="dxa"/>
+            </w:tcMar>
+          </w:tcPr>
+          <w:p>
+            <w:pPr>
+              <w:spacing w:before="0" w:after="50" w:line="269" w:lineRule="auto"/>
+            </w:pPr>
+            <w:r>
+              <w:rPr>
+                <w:rFonts w:ascii="Calibri" w:hAnsi="Calibri" w:eastAsia="Microsoft YaHei"/>
+                <w:b w:val="0"/>
+                <w:color w:val="1F2933"/>
+                <w:sz w:val="18"/>
+              </w:rPr>
+            </w:r>
+            <w:r>
+              <w:rPr>
+                <w:rFonts w:ascii="Calibri" w:hAnsi="Calibri" w:eastAsia="Microsoft YaHei"/>
+                <w:b w:val="0"/>
+                <w:color w:val="1F2933"/>
+                <w:sz w:val="18"/>
+              </w:rPr>
+              <w:t>安装、依赖、更新、版本适配包</w:t>
+            </w:r>
+          </w:p>
+        </w:tc>
+        <w:tc>
+          <w:tcPr>
+            <w:tcW w:type="dxa" w:w="1750"/>
+            <w:vAlign w:val="center"/>
+            <w:tcMar>
+              <w:top w:w="80" w:type="dxa"/>
+              <w:bottom w:w="80" w:type="dxa"/>
+              <w:start w:w="120" w:type="dxa"/>
+              <w:end w:w="120" w:type="dxa"/>
+            </w:tcMar>
+          </w:tcPr>
+          <w:p>
+            <w:pPr>
+              <w:spacing w:before="0" w:after="50" w:line="269" w:lineRule="auto"/>
+            </w:pPr>
+            <w:r>
+              <w:rPr>
+                <w:rFonts w:ascii="Calibri" w:hAnsi="Calibri" w:eastAsia="Microsoft YaHei"/>
+                <w:b w:val="0"/>
+                <w:color w:val="1F2933"/>
+                <w:sz w:val="18"/>
+              </w:rPr>
+            </w:r>
+            <w:r>
+              <w:rPr>
+                <w:rFonts w:ascii="Calibri" w:hAnsi="Calibri" w:eastAsia="Microsoft YaHei"/>
+                <w:b w:val="0"/>
+                <w:color w:val="1F2933"/>
+                <w:sz w:val="18"/>
+              </w:rPr>
+              <w:t>空白内核可独立启动</w:t>
+            </w:r>
+          </w:p>
+        </w:tc>
+      </w:tr>
+      <w:tr>
+        <w:trPr>
+          <w:cantSplit/>
+          <w:trHeight w:hRule="atLeast"/>
+        </w:trPr>
+        <w:tc>
+          <w:tcPr>
+            <w:tcW w:type="dxa" w:w="1800"/>
+            <w:vAlign w:val="center"/>
+            <w:tcMar>
+              <w:top w:w="80" w:type="dxa"/>
+              <w:bottom w:w="80" w:type="dxa"/>
+              <w:start w:w="120" w:type="dxa"/>
+              <w:end w:w="120" w:type="dxa"/>
+            </w:tcMar>
+          </w:tcPr>
+          <w:p>
+            <w:pPr>
+              <w:spacing w:before="0" w:after="50" w:line="269" w:lineRule="auto"/>
+            </w:pPr>
+            <w:r>
+              <w:rPr>
+                <w:rFonts w:ascii="Calibri" w:hAnsi="Calibri" w:eastAsia="Microsoft YaHei"/>
+                <w:b w:val="0"/>
+                <w:color w:val="1F2933"/>
+                <w:sz w:val="18"/>
+              </w:rPr>
+            </w:r>
+            <w:r>
+              <w:rPr>
+                <w:rFonts w:ascii="Calibri" w:hAnsi="Calibri" w:eastAsia="Microsoft YaHei"/>
+                <w:b w:val="0"/>
+                <w:color w:val="1F2933"/>
+                <w:sz w:val="18"/>
+              </w:rPr>
+              <w:t>诊断与统计</w:t>
+            </w:r>
+          </w:p>
+        </w:tc>
+        <w:tc>
+          <w:tcPr>
+            <w:tcW w:type="dxa" w:w="2650"/>
+            <w:vAlign w:val="center"/>
+            <w:tcMar>
+              <w:top w:w="80" w:type="dxa"/>
+              <w:bottom w:w="80" w:type="dxa"/>
+              <w:start w:w="120" w:type="dxa"/>
+              <w:end w:w="120" w:type="dxa"/>
+            </w:tcMar>
+          </w:tcPr>
+          <w:p>
+            <w:pPr>
+              <w:spacing w:before="0" w:after="50" w:line="269" w:lineRule="auto"/>
+            </w:pPr>
+            <w:r>
+              <w:rPr>
+                <w:rFonts w:ascii="Calibri" w:hAnsi="Calibri" w:eastAsia="Microsoft YaHei"/>
+                <w:b w:val="0"/>
+                <w:color w:val="1F2933"/>
+                <w:sz w:val="18"/>
+              </w:rPr>
+            </w:r>
+            <w:r>
+              <w:rPr>
+                <w:rFonts w:ascii="Calibri" w:hAnsi="Calibri" w:eastAsia="Microsoft YaHei"/>
+                <w:b w:val="0"/>
+                <w:color w:val="1F2933"/>
+                <w:sz w:val="18"/>
+              </w:rPr>
+              <w:t>定位断连、慢任务和采集缺口</w:t>
+            </w:r>
+          </w:p>
+        </w:tc>
+        <w:tc>
+          <w:tcPr>
+            <w:tcW w:type="dxa" w:w="3160"/>
+            <w:vAlign w:val="center"/>
+            <w:tcMar>
+              <w:top w:w="80" w:type="dxa"/>
+              <w:bottom w:w="80" w:type="dxa"/>
+              <w:start w:w="120" w:type="dxa"/>
+              <w:end w:w="120" w:type="dxa"/>
+            </w:tcMar>
+          </w:tcPr>
+          <w:p>
+            <w:pPr>
+              <w:spacing w:before="0" w:after="50" w:line="269" w:lineRule="auto"/>
+            </w:pPr>
+            <w:r>
+              <w:rPr>
+                <w:rFonts w:ascii="Calibri" w:hAnsi="Calibri" w:eastAsia="Microsoft YaHei"/>
+                <w:b w:val="0"/>
+                <w:color w:val="1F2933"/>
+                <w:sz w:val="18"/>
+              </w:rPr>
+            </w:r>
+            <w:r>
+              <w:rPr>
+                <w:rFonts w:ascii="Calibri" w:hAnsi="Calibri" w:eastAsia="Microsoft YaHei"/>
+                <w:b w:val="0"/>
+                <w:color w:val="1F2933"/>
+                <w:sz w:val="18"/>
+              </w:rPr>
+              <w:t>性能图、任务耗时、游标、重连、导出</w:t>
+            </w:r>
+          </w:p>
+        </w:tc>
+        <w:tc>
+          <w:tcPr>
+            <w:tcW w:type="dxa" w:w="1750"/>
+            <w:vAlign w:val="center"/>
+            <w:tcMar>
+              <w:top w:w="80" w:type="dxa"/>
+              <w:bottom w:w="80" w:type="dxa"/>
+              <w:start w:w="120" w:type="dxa"/>
+              <w:end w:w="120" w:type="dxa"/>
+            </w:tcMar>
+          </w:tcPr>
+          <w:p>
+            <w:pPr>
+              <w:spacing w:before="0" w:after="50" w:line="269" w:lineRule="auto"/>
+            </w:pPr>
+            <w:r>
+              <w:rPr>
+                <w:rFonts w:ascii="Calibri" w:hAnsi="Calibri" w:eastAsia="Microsoft YaHei"/>
+                <w:b w:val="0"/>
+                <w:color w:val="1F2933"/>
+                <w:sz w:val="18"/>
+              </w:rPr>
+            </w:r>
+            <w:r>
+              <w:rPr>
+                <w:rFonts w:ascii="Calibri" w:hAnsi="Calibri" w:eastAsia="Microsoft YaHei"/>
+                <w:b w:val="0"/>
+                <w:color w:val="1F2933"/>
+                <w:sz w:val="18"/>
+              </w:rPr>
+              <w:t>故障可在一页定位</w:t>
             </w:r>
           </w:p>
         </w:tc>
@@ -14178,6 +15214,16 @@
       <w:pPr>
         <w:spacing w:after="0"/>
       </w:pPr>
+    </w:p>
+    <w:p>
+      <w:pPr>
+        <w:pStyle w:val="Heading2"/>
+        <w:keepNext/>
+        <w:pageBreakBefore w:val="0"/>
+      </w:pPr>
+      <w:r>
+        <w:t>核心页面流程</w:t>
+      </w:r>
     </w:p>
     <w:p>
       <w:pPr>
@@ -14197,7 +15243,7 @@
           <w:color w:val="1F4D78"/>
           <w:sz w:val="17"/>
         </w:rPr>
-        <w:t>request</w:t>
+        <w:t>首次启动</w:t>
         <w:br/>
       </w:r>
       <w:r>
@@ -14206,7 +15252,7 @@
           <w:color w:val="1F4D78"/>
           <w:sz w:val="17"/>
         </w:rPr>
-        <w:t xml:space="preserve">  -&gt; schema validation</w:t>
+        <w:t xml:space="preserve">  -&gt; 插件中心：安装“PowerMill 学习”或“UG/NX 学习”</w:t>
         <w:br/>
       </w:r>
       <w:r>
@@ -14215,7 +15261,7 @@
           <w:color w:val="1F4D78"/>
           <w:sz w:val="17"/>
         </w:rPr>
-        <w:t xml:space="preserve">  -&gt; target plugin + target version</w:t>
+        <w:t xml:space="preserve">  -&gt; 自动连接：顶部显示 PowerMill 2 / NX 3 / Codex 1</w:t>
         <w:br/>
       </w:r>
       <w:r>
@@ -14224,7 +15270,7 @@
           <w:color w:val="1F4D78"/>
           <w:sz w:val="17"/>
         </w:rPr>
-        <w:t xml:space="preserve">  -&gt; explicit target_instance_id</w:t>
+        <w:t xml:space="preserve">  -&gt; 自动记录：日志页实时增加事件</w:t>
         <w:br/>
       </w:r>
       <w:r>
@@ -14233,7 +15279,7 @@
           <w:color w:val="1F4D78"/>
           <w:sz w:val="17"/>
         </w:rPr>
-        <w:t xml:space="preserve">  -&gt; command text risk re-check</w:t>
+        <w:t xml:space="preserve">  -&gt; 筛选：manual + L2 会话 + 当前项目</w:t>
         <w:br/>
       </w:r>
       <w:r>
@@ -14242,7 +15288,7 @@
           <w:color w:val="1F4D78"/>
           <w:sz w:val="17"/>
         </w:rPr>
-        <w:t xml:space="preserve">  -&gt; reviewed recipe hash</w:t>
+        <w:t xml:space="preserve">  -&gt; 对比：选择 3 个相似会话</w:t>
         <w:br/>
       </w:r>
       <w:r>
@@ -14251,7 +15297,7 @@
           <w:color w:val="1F4D78"/>
           <w:sz w:val="17"/>
         </w:rPr>
-        <w:t xml:space="preserve">  -&gt; test project snapshot + named approver</w:t>
+        <w:t xml:space="preserve">  -&gt; 学习：生成重复流程候选和变量参数</w:t>
         <w:br/>
       </w:r>
       <w:r>
@@ -14260,7 +15306,7 @@
           <w:color w:val="1F4D78"/>
           <w:sz w:val="17"/>
         </w:rPr>
-        <w:t xml:space="preserve">  -&gt; versioned transport availability</w:t>
+        <w:t xml:space="preserve">  -&gt; 配方：调整步骤、条件、参数默认值</w:t>
         <w:br/>
       </w:r>
       <w:r>
@@ -14269,7 +15315,7 @@
           <w:color w:val="1F4D78"/>
           <w:sz w:val="17"/>
         </w:rPr>
-        <w:t xml:space="preserve">  -&gt; dry-run / simulation / collision checks</w:t>
+        <w:t xml:space="preserve">  -&gt; 审阅：Codex 返回解释、差异和待确认项</w:t>
         <w:br/>
       </w:r>
       <w:r>
@@ -14278,7 +15324,7 @@
           <w:color w:val="1F4D78"/>
           <w:sz w:val="17"/>
         </w:rPr>
-        <w:t xml:space="preserve">  -&gt; shop approval</w:t>
+        <w:t xml:space="preserve">  -&gt; 命令中心：选择目标实例与测试项目</w:t>
         <w:br/>
       </w:r>
       <w:r>
@@ -14287,24 +15333,20 @@
           <w:color w:val="1F4D78"/>
           <w:sz w:val="17"/>
         </w:rPr>
-        <w:t xml:space="preserve">  -&gt; audit response</w:t>
-        <w:br/>
+        <w:t xml:space="preserve">  -&gt; dry-run：返回响应、耗时、对象变化和仿真摘要</w:t>
       </w:r>
+    </w:p>
+    <w:p>
+      <w:pPr>
+        <w:spacing w:before="0" w:after="160" w:line="320" w:lineRule="auto"/>
+        <w:jc w:val="both"/>
+      </w:pPr>
       <w:r>
         <w:rPr>
-          <w:rFonts w:ascii="Consolas" w:hAnsi="Consolas" w:eastAsia="Microsoft YaHei"/>
-          <w:color w:val="1F4D78"/>
-          <w:sz w:val="17"/>
+          <w:rFonts w:ascii="Calibri" w:hAnsi="Calibri" w:eastAsia="Microsoft YaHei"/>
+          <w:color w:val="1F2933"/>
         </w:rPr>
-        <w:br/>
-      </w:r>
-      <w:r>
-        <w:rPr>
-          <w:rFonts w:ascii="Consolas" w:hAnsi="Consolas" w:eastAsia="Microsoft YaHei"/>
-          <w:color w:val="1F4D78"/>
-          <w:sz w:val="17"/>
-        </w:rPr>
-        <w:t>Any missing gate -&gt; deny by default</w:t>
+        <w:t>首页默认只呈现连接摘要、正在记录的事件数、最近会话和待整理配方。用户点击一个摘要后在右侧抽屉查看实例详情；点击一条会话后进入同一工作台的时间线页签，不创建新的顶级窗口。</w:t>
       </w:r>
     </w:p>
     <w:p>
@@ -14314,7 +15356,263 @@
         <w:pageBreakBefore w:val="0"/>
       </w:pPr>
       <w:r>
-        <w:t>主要威胁与控制</w:t>
+        <w:t>模块交互图</w:t>
+      </w:r>
+    </w:p>
+    <w:p>
+      <w:pPr>
+        <w:spacing w:before="80" w:after="200" w:line="240" w:lineRule="auto"/>
+        <w:ind w:left="202" w:right="202"/>
+        <w:shd w:fill="F4F6F9"/>
+        <w:pBdr>
+          <w:top w:val="single" w:sz="4" w:space="6" w:color="CCD5DF"/>
+          <w:bottom w:val="single" w:sz="4" w:space="6" w:color="CCD5DF"/>
+          <w:left w:val="single" w:sz="4" w:space="6" w:color="CCD5DF"/>
+          <w:right w:val="single" w:sz="4" w:space="6" w:color="CCD5DF"/>
+        </w:pBdr>
+      </w:pPr>
+      <w:r>
+        <w:rPr>
+          <w:rFonts w:ascii="Consolas" w:hAnsi="Consolas" w:eastAsia="Microsoft YaHei"/>
+          <w:color w:val="1F4D78"/>
+          <w:sz w:val="17"/>
+        </w:rPr>
+        <w:t>PowerMill instances                         NX instances</w:t>
+        <w:br/>
+      </w:r>
+      <w:r>
+        <w:rPr>
+          <w:rFonts w:ascii="Consolas" w:hAnsi="Consolas" w:eastAsia="Microsoft YaHei"/>
+          <w:color w:val="1F4D78"/>
+          <w:sz w:val="17"/>
+        </w:rPr>
+        <w:t xml:space="preserve">  macro / command / API response                  Journal / NXOpen</w:t>
+        <w:br/>
+      </w:r>
+      <w:r>
+        <w:rPr>
+          <w:rFonts w:ascii="Consolas" w:hAnsi="Consolas" w:eastAsia="Microsoft YaHei"/>
+          <w:color w:val="1F4D78"/>
+          <w:sz w:val="17"/>
+        </w:rPr>
+        <w:t xml:space="preserve">              |                                         |</w:t>
+        <w:br/>
+      </w:r>
+      <w:r>
+        <w:rPr>
+          <w:rFonts w:ascii="Consolas" w:hAnsi="Consolas" w:eastAsia="Microsoft YaHei"/>
+          <w:color w:val="1F4D78"/>
+          <w:sz w:val="17"/>
+        </w:rPr>
+        <w:t xml:space="preserve">              v                                         v</w:t>
+        <w:br/>
+      </w:r>
+      <w:r>
+        <w:rPr>
+          <w:rFonts w:ascii="Consolas" w:hAnsi="Consolas" w:eastAsia="Microsoft YaHei"/>
+          <w:color w:val="1F4D78"/>
+          <w:sz w:val="17"/>
+        </w:rPr>
+        <w:t xml:space="preserve">     PowerMill adapter                            NX adapter</w:t>
+        <w:br/>
+      </w:r>
+      <w:r>
+        <w:rPr>
+          <w:rFonts w:ascii="Consolas" w:hAnsi="Consolas" w:eastAsia="Microsoft YaHei"/>
+          <w:color w:val="1F4D78"/>
+          <w:sz w:val="17"/>
+        </w:rPr>
+        <w:t xml:space="preserve">              |                                         |</w:t>
+        <w:br/>
+      </w:r>
+      <w:r>
+        <w:rPr>
+          <w:rFonts w:ascii="Consolas" w:hAnsi="Consolas" w:eastAsia="Microsoft YaHei"/>
+          <w:color w:val="1F4D78"/>
+          <w:sz w:val="17"/>
+        </w:rPr>
+        <w:t xml:space="preserve">              +------------&gt; ActivityEvent v1 &lt;----------+</w:t>
+        <w:br/>
+      </w:r>
+      <w:r>
+        <w:rPr>
+          <w:rFonts w:ascii="Consolas" w:hAnsi="Consolas" w:eastAsia="Microsoft YaHei"/>
+          <w:color w:val="1F4D78"/>
+          <w:sz w:val="17"/>
+        </w:rPr>
+        <w:t xml:space="preserve">                           |        |</w:t>
+        <w:br/>
+      </w:r>
+      <w:r>
+        <w:rPr>
+          <w:rFonts w:ascii="Consolas" w:hAnsi="Consolas" w:eastAsia="Microsoft YaHei"/>
+          <w:color w:val="1F4D78"/>
+          <w:sz w:val="17"/>
+        </w:rPr>
+        <w:t xml:space="preserve">                           |        +--&gt; connection center</w:t>
+        <w:br/>
+      </w:r>
+      <w:r>
+        <w:rPr>
+          <w:rFonts w:ascii="Consolas" w:hAnsi="Consolas" w:eastAsia="Microsoft YaHei"/>
+          <w:color w:val="1F4D78"/>
+          <w:sz w:val="17"/>
+        </w:rPr>
+        <w:t xml:space="preserve">                           v</w:t>
+        <w:br/>
+      </w:r>
+      <w:r>
+        <w:rPr>
+          <w:rFonts w:ascii="Consolas" w:hAnsi="Consolas" w:eastAsia="Microsoft YaHei"/>
+          <w:color w:val="1F4D78"/>
+          <w:sz w:val="17"/>
+        </w:rPr>
+        <w:t xml:space="preserve">                 local event store + index</w:t>
+        <w:br/>
+      </w:r>
+      <w:r>
+        <w:rPr>
+          <w:rFonts w:ascii="Consolas" w:hAnsi="Consolas" w:eastAsia="Microsoft YaHei"/>
+          <w:color w:val="1F4D78"/>
+          <w:sz w:val="17"/>
+        </w:rPr>
+        <w:t xml:space="preserve">                           |</w:t>
+        <w:br/>
+      </w:r>
+      <w:r>
+        <w:rPr>
+          <w:rFonts w:ascii="Consolas" w:hAnsi="Consolas" w:eastAsia="Microsoft YaHei"/>
+          <w:color w:val="1F4D78"/>
+          <w:sz w:val="17"/>
+        </w:rPr>
+        <w:t xml:space="preserve">             +-------------+--------------+</w:t>
+        <w:br/>
+      </w:r>
+      <w:r>
+        <w:rPr>
+          <w:rFonts w:ascii="Consolas" w:hAnsi="Consolas" w:eastAsia="Microsoft YaHei"/>
+          <w:color w:val="1F4D78"/>
+          <w:sz w:val="17"/>
+        </w:rPr>
+        <w:t xml:space="preserve">             |             |              |</w:t>
+        <w:br/>
+      </w:r>
+      <w:r>
+        <w:rPr>
+          <w:rFonts w:ascii="Consolas" w:hAnsi="Consolas" w:eastAsia="Microsoft YaHei"/>
+          <w:color w:val="1F4D78"/>
+          <w:sz w:val="17"/>
+        </w:rPr>
+        <w:t xml:space="preserve">          log center   session timeline   diagnostics</w:t>
+        <w:br/>
+      </w:r>
+      <w:r>
+        <w:rPr>
+          <w:rFonts w:ascii="Consolas" w:hAnsi="Consolas" w:eastAsia="Microsoft YaHei"/>
+          <w:color w:val="1F4D78"/>
+          <w:sz w:val="17"/>
+        </w:rPr>
+        <w:t xml:space="preserve">             |             |</w:t>
+        <w:br/>
+      </w:r>
+      <w:r>
+        <w:rPr>
+          <w:rFonts w:ascii="Consolas" w:hAnsi="Consolas" w:eastAsia="Microsoft YaHei"/>
+          <w:color w:val="1F4D78"/>
+          <w:sz w:val="17"/>
+        </w:rPr>
+        <w:t xml:space="preserve">             +------&gt; workflow learning</w:t>
+        <w:br/>
+      </w:r>
+      <w:r>
+        <w:rPr>
+          <w:rFonts w:ascii="Consolas" w:hAnsi="Consolas" w:eastAsia="Microsoft YaHei"/>
+          <w:color w:val="1F4D78"/>
+          <w:sz w:val="17"/>
+        </w:rPr>
+        <w:t xml:space="preserve">                           |</w:t>
+        <w:br/>
+      </w:r>
+      <w:r>
+        <w:rPr>
+          <w:rFonts w:ascii="Consolas" w:hAnsi="Consolas" w:eastAsia="Microsoft YaHei"/>
+          <w:color w:val="1F4D78"/>
+          <w:sz w:val="17"/>
+        </w:rPr>
+        <w:t xml:space="preserve">                    recipe editor</w:t>
+        <w:br/>
+      </w:r>
+      <w:r>
+        <w:rPr>
+          <w:rFonts w:ascii="Consolas" w:hAnsi="Consolas" w:eastAsia="Microsoft YaHei"/>
+          <w:color w:val="1F4D78"/>
+          <w:sz w:val="17"/>
+        </w:rPr>
+        <w:t xml:space="preserve">                      |          |</w:t>
+        <w:br/>
+      </w:r>
+      <w:r>
+        <w:rPr>
+          <w:rFonts w:ascii="Consolas" w:hAnsi="Consolas" w:eastAsia="Microsoft YaHei"/>
+          <w:color w:val="1F4D78"/>
+          <w:sz w:val="17"/>
+        </w:rPr>
+        <w:t xml:space="preserve">                      v          v</w:t>
+        <w:br/>
+      </w:r>
+      <w:r>
+        <w:rPr>
+          <w:rFonts w:ascii="Consolas" w:hAnsi="Consolas" w:eastAsia="Microsoft YaHei"/>
+          <w:color w:val="1F4D78"/>
+          <w:sz w:val="17"/>
+        </w:rPr>
+        <w:t xml:space="preserve">                Codex review   command center</w:t>
+        <w:br/>
+      </w:r>
+      <w:r>
+        <w:rPr>
+          <w:rFonts w:ascii="Consolas" w:hAnsi="Consolas" w:eastAsia="Microsoft YaHei"/>
+          <w:color w:val="1F4D78"/>
+          <w:sz w:val="17"/>
+        </w:rPr>
+        <w:t xml:space="preserve">                                   |</w:t>
+        <w:br/>
+      </w:r>
+      <w:r>
+        <w:rPr>
+          <w:rFonts w:ascii="Consolas" w:hAnsi="Consolas" w:eastAsia="Microsoft YaHei"/>
+          <w:color w:val="1F4D78"/>
+          <w:sz w:val="17"/>
+        </w:rPr>
+        <w:t xml:space="preserve">                        target instance + dry-run</w:t>
+        <w:br/>
+      </w:r>
+      <w:r>
+        <w:rPr>
+          <w:rFonts w:ascii="Consolas" w:hAnsi="Consolas" w:eastAsia="Microsoft YaHei"/>
+          <w:color w:val="1F4D78"/>
+          <w:sz w:val="17"/>
+        </w:rPr>
+        <w:t xml:space="preserve">                                   |</w:t>
+        <w:br/>
+      </w:r>
+      <w:r>
+        <w:rPr>
+          <w:rFonts w:ascii="Consolas" w:hAnsi="Consolas" w:eastAsia="Microsoft YaHei"/>
+          <w:color w:val="1F4D78"/>
+          <w:sz w:val="17"/>
+        </w:rPr>
+        <w:t xml:space="preserve">                         response + DiffReport</w:t>
+      </w:r>
+    </w:p>
+    <w:p>
+      <w:pPr>
+        <w:pStyle w:val="Heading2"/>
+        <w:keepNext/>
+        <w:pageBreakBefore/>
+      </w:pPr>
+      <w:r>
+        <w:t>连接、日志与会话</w:t>
       </w:r>
     </w:p>
     <w:tbl>
@@ -14334,9 +15632,10 @@
         </w:tblBorders>
       </w:tblPr>
       <w:tblGrid>
-        <w:gridCol w:w="2450"/>
-        <w:gridCol w:w="2550"/>
-        <w:gridCol w:w="4360"/>
+        <w:gridCol w:w="1900"/>
+        <w:gridCol w:w="2850"/>
+        <w:gridCol w:w="3070"/>
+        <w:gridCol w:w="1540"/>
       </w:tblGrid>
       <w:tr>
         <w:trPr>
@@ -14346,7 +15645,7 @@
         </w:trPr>
         <w:tc>
           <w:tcPr>
-            <w:tcW w:type="dxa" w:w="2450"/>
+            <w:tcW w:type="dxa" w:w="1900"/>
             <w:shd w:fill="F4F6F9"/>
             <w:vAlign w:val="center"/>
             <w:tcMar>
@@ -14375,13 +15674,13 @@
                 <w:color w:val="1F2933"/>
                 <w:sz w:val="18"/>
               </w:rPr>
-              <w:t>威胁</w:t>
-            </w:r>
-          </w:p>
-        </w:tc>
-        <w:tc>
-          <w:tcPr>
-            <w:tcW w:type="dxa" w:w="2550"/>
+              <w:t>模块</w:t>
+            </w:r>
+          </w:p>
+        </w:tc>
+        <w:tc>
+          <w:tcPr>
+            <w:tcW w:type="dxa" w:w="2850"/>
             <w:shd w:fill="F4F6F9"/>
             <w:vAlign w:val="center"/>
             <w:tcMar>
@@ -14410,13 +15709,13 @@
                 <w:color w:val="1F2933"/>
                 <w:sz w:val="18"/>
               </w:rPr>
-              <w:t>影响</w:t>
-            </w:r>
-          </w:p>
-        </w:tc>
-        <w:tc>
-          <w:tcPr>
-            <w:tcW w:type="dxa" w:w="4360"/>
+              <w:t>默认界面</w:t>
+            </w:r>
+          </w:p>
+        </w:tc>
+        <w:tc>
+          <w:tcPr>
+            <w:tcW w:type="dxa" w:w="3070"/>
             <w:shd w:fill="F4F6F9"/>
             <w:vAlign w:val="center"/>
             <w:tcMar>
@@ -14445,7 +15744,42 @@
                 <w:color w:val="1F2933"/>
                 <w:sz w:val="18"/>
               </w:rPr>
-              <w:t>控制</w:t>
+              <w:t>关键交互</w:t>
+            </w:r>
+          </w:p>
+        </w:tc>
+        <w:tc>
+          <w:tcPr>
+            <w:tcW w:type="dxa" w:w="1540"/>
+            <w:shd w:fill="F4F6F9"/>
+            <w:vAlign w:val="center"/>
+            <w:tcMar>
+              <w:top w:w="80" w:type="dxa"/>
+              <w:bottom w:w="80" w:type="dxa"/>
+              <w:start w:w="120" w:type="dxa"/>
+              <w:end w:w="120" w:type="dxa"/>
+            </w:tcMar>
+          </w:tcPr>
+          <w:p>
+            <w:pPr>
+              <w:spacing w:before="0" w:after="50" w:line="269" w:lineRule="auto"/>
+            </w:pPr>
+            <w:r>
+              <w:rPr>
+                <w:rFonts w:ascii="Calibri" w:hAnsi="Calibri" w:eastAsia="Microsoft YaHei"/>
+                <w:b/>
+                <w:color w:val="1F2933"/>
+                <w:sz w:val="18"/>
+              </w:rPr>
+            </w:r>
+            <w:r>
+              <w:rPr>
+                <w:rFonts w:ascii="Calibri" w:hAnsi="Calibri" w:eastAsia="Microsoft YaHei"/>
+                <w:b/>
+                <w:color w:val="1F2933"/>
+                <w:sz w:val="18"/>
+              </w:rPr>
+              <w:t>后台实现</w:t>
             </w:r>
           </w:p>
         </w:tc>
@@ -14457,103 +15791,137 @@
         </w:trPr>
         <w:tc>
           <w:tcPr>
-            <w:tcW w:type="dxa" w:w="2450"/>
-            <w:vAlign w:val="center"/>
-            <w:tcMar>
-              <w:top w:w="80" w:type="dxa"/>
-              <w:bottom w:w="80" w:type="dxa"/>
-              <w:start w:w="120" w:type="dxa"/>
-              <w:end w:w="120" w:type="dxa"/>
-            </w:tcMar>
-          </w:tcPr>
-          <w:p>
-            <w:pPr>
-              <w:spacing w:before="0" w:after="50" w:line="269" w:lineRule="auto"/>
-            </w:pPr>
-            <w:r>
-              <w:rPr>
-                <w:rFonts w:ascii="Calibri" w:hAnsi="Calibri" w:eastAsia="Microsoft YaHei"/>
-                <w:b w:val="0"/>
-                <w:color w:val="1F2933"/>
-                <w:sz w:val="18"/>
-              </w:rPr>
-            </w:r>
-            <w:r>
-              <w:rPr>
-                <w:rFonts w:ascii="Calibri" w:hAnsi="Calibri" w:eastAsia="Microsoft YaHei"/>
-                <w:b w:val="0"/>
-                <w:color w:val="1F2933"/>
-                <w:sz w:val="18"/>
-              </w:rPr>
-              <w:t>错发到另一个窗口</w:t>
-            </w:r>
-          </w:p>
-        </w:tc>
-        <w:tc>
-          <w:tcPr>
-            <w:tcW w:type="dxa" w:w="2550"/>
-            <w:vAlign w:val="center"/>
-            <w:tcMar>
-              <w:top w:w="80" w:type="dxa"/>
-              <w:bottom w:w="80" w:type="dxa"/>
-              <w:start w:w="120" w:type="dxa"/>
-              <w:end w:w="120" w:type="dxa"/>
-            </w:tcMar>
-          </w:tcPr>
-          <w:p>
-            <w:pPr>
-              <w:spacing w:before="0" w:after="50" w:line="269" w:lineRule="auto"/>
-            </w:pPr>
-            <w:r>
-              <w:rPr>
-                <w:rFonts w:ascii="Calibri" w:hAnsi="Calibri" w:eastAsia="Microsoft YaHei"/>
-                <w:b w:val="0"/>
-                <w:color w:val="1F2933"/>
-                <w:sz w:val="18"/>
-              </w:rPr>
-            </w:r>
-            <w:r>
-              <w:rPr>
-                <w:rFonts w:ascii="Calibri" w:hAnsi="Calibri" w:eastAsia="Microsoft YaHei"/>
-                <w:b w:val="0"/>
-                <w:color w:val="1F2933"/>
-                <w:sz w:val="18"/>
-              </w:rPr>
-              <w:t>修改错误项目</w:t>
-            </w:r>
-          </w:p>
-        </w:tc>
-        <w:tc>
-          <w:tcPr>
-            <w:tcW w:type="dxa" w:w="4360"/>
-            <w:vAlign w:val="center"/>
-            <w:tcMar>
-              <w:top w:w="80" w:type="dxa"/>
-              <w:bottom w:w="80" w:type="dxa"/>
-              <w:start w:w="120" w:type="dxa"/>
-              <w:end w:w="120" w:type="dxa"/>
-            </w:tcMar>
-          </w:tcPr>
-          <w:p>
-            <w:pPr>
-              <w:spacing w:before="0" w:after="50" w:line="269" w:lineRule="auto"/>
-            </w:pPr>
-            <w:r>
-              <w:rPr>
-                <w:rFonts w:ascii="Calibri" w:hAnsi="Calibri" w:eastAsia="Microsoft YaHei"/>
-                <w:b w:val="0"/>
-                <w:color w:val="1F2933"/>
-                <w:sz w:val="18"/>
-              </w:rPr>
-            </w:r>
-            <w:r>
-              <w:rPr>
-                <w:rFonts w:ascii="Calibri" w:hAnsi="Calibri" w:eastAsia="Microsoft YaHei"/>
-                <w:b w:val="0"/>
-                <w:color w:val="1F2933"/>
-                <w:sz w:val="18"/>
-              </w:rPr>
-              <w:t>明确实例 ID、每实例队列、禁止前台猜测</w:t>
+            <w:tcW w:type="dxa" w:w="1900"/>
+            <w:vAlign w:val="center"/>
+            <w:tcMar>
+              <w:top w:w="80" w:type="dxa"/>
+              <w:bottom w:w="80" w:type="dxa"/>
+              <w:start w:w="120" w:type="dxa"/>
+              <w:end w:w="120" w:type="dxa"/>
+            </w:tcMar>
+          </w:tcPr>
+          <w:p>
+            <w:pPr>
+              <w:spacing w:before="0" w:after="50" w:line="269" w:lineRule="auto"/>
+            </w:pPr>
+            <w:r>
+              <w:rPr>
+                <w:rFonts w:ascii="Calibri" w:hAnsi="Calibri" w:eastAsia="Microsoft YaHei"/>
+                <w:b w:val="0"/>
+                <w:color w:val="1F2933"/>
+                <w:sz w:val="18"/>
+              </w:rPr>
+            </w:r>
+            <w:r>
+              <w:rPr>
+                <w:rFonts w:ascii="Calibri" w:hAnsi="Calibri" w:eastAsia="Microsoft YaHei"/>
+                <w:b w:val="0"/>
+                <w:color w:val="1F2933"/>
+                <w:sz w:val="18"/>
+              </w:rPr>
+              <w:t>多软件连接中心</w:t>
+            </w:r>
+          </w:p>
+        </w:tc>
+        <w:tc>
+          <w:tcPr>
+            <w:tcW w:type="dxa" w:w="2850"/>
+            <w:vAlign w:val="center"/>
+            <w:tcMar>
+              <w:top w:w="80" w:type="dxa"/>
+              <w:bottom w:w="80" w:type="dxa"/>
+              <w:start w:w="120" w:type="dxa"/>
+              <w:end w:w="120" w:type="dxa"/>
+            </w:tcMar>
+          </w:tcPr>
+          <w:p>
+            <w:pPr>
+              <w:spacing w:before="0" w:after="50" w:line="269" w:lineRule="auto"/>
+            </w:pPr>
+            <w:r>
+              <w:rPr>
+                <w:rFonts w:ascii="Calibri" w:hAnsi="Calibri" w:eastAsia="Microsoft YaHei"/>
+                <w:b w:val="0"/>
+                <w:color w:val="1F2933"/>
+                <w:sz w:val="18"/>
+              </w:rPr>
+            </w:r>
+            <w:r>
+              <w:rPr>
+                <w:rFonts w:ascii="Calibri" w:hAnsi="Calibri" w:eastAsia="Microsoft YaHei"/>
+                <w:b w:val="0"/>
+                <w:color w:val="1F2933"/>
+                <w:sz w:val="18"/>
+              </w:rPr>
+              <w:t>顶部三项摘要 + 右侧实例抽屉</w:t>
+            </w:r>
+          </w:p>
+        </w:tc>
+        <w:tc>
+          <w:tcPr>
+            <w:tcW w:type="dxa" w:w="3070"/>
+            <w:vAlign w:val="center"/>
+            <w:tcMar>
+              <w:top w:w="80" w:type="dxa"/>
+              <w:bottom w:w="80" w:type="dxa"/>
+              <w:start w:w="120" w:type="dxa"/>
+              <w:end w:w="120" w:type="dxa"/>
+            </w:tcMar>
+          </w:tcPr>
+          <w:p>
+            <w:pPr>
+              <w:spacing w:before="0" w:after="50" w:line="269" w:lineRule="auto"/>
+            </w:pPr>
+            <w:r>
+              <w:rPr>
+                <w:rFonts w:ascii="Calibri" w:hAnsi="Calibri" w:eastAsia="Microsoft YaHei"/>
+                <w:b w:val="0"/>
+                <w:color w:val="1F2933"/>
+                <w:sz w:val="18"/>
+              </w:rPr>
+            </w:r>
+            <w:r>
+              <w:rPr>
+                <w:rFonts w:ascii="Calibri" w:hAnsi="Calibri" w:eastAsia="Microsoft YaHei"/>
+                <w:b w:val="0"/>
+                <w:color w:val="1F2933"/>
+                <w:sz w:val="18"/>
+              </w:rPr>
+              <w:t>按产品/版本筛选，固定目标，手动校正未映射会话</w:t>
+            </w:r>
+          </w:p>
+        </w:tc>
+        <w:tc>
+          <w:tcPr>
+            <w:tcW w:type="dxa" w:w="1540"/>
+            <w:vAlign w:val="center"/>
+            <w:tcMar>
+              <w:top w:w="80" w:type="dxa"/>
+              <w:bottom w:w="80" w:type="dxa"/>
+              <w:start w:w="120" w:type="dxa"/>
+              <w:end w:w="120" w:type="dxa"/>
+            </w:tcMar>
+          </w:tcPr>
+          <w:p>
+            <w:pPr>
+              <w:spacing w:before="0" w:after="50" w:line="269" w:lineRule="auto"/>
+            </w:pPr>
+            <w:r>
+              <w:rPr>
+                <w:rFonts w:ascii="Calibri" w:hAnsi="Calibri" w:eastAsia="Microsoft YaHei"/>
+                <w:b w:val="0"/>
+                <w:color w:val="1F2933"/>
+                <w:sz w:val="18"/>
+              </w:rPr>
+            </w:r>
+            <w:r>
+              <w:rPr>
+                <w:rFonts w:ascii="Calibri" w:hAnsi="Calibri" w:eastAsia="Microsoft YaHei"/>
+                <w:b w:val="0"/>
+                <w:color w:val="1F2933"/>
+                <w:sz w:val="18"/>
+              </w:rPr>
+              <w:t>进程发现、版本探测、心跳、每实例状态机</w:t>
             </w:r>
           </w:p>
         </w:tc>
@@ -14565,103 +15933,137 @@
         </w:trPr>
         <w:tc>
           <w:tcPr>
-            <w:tcW w:type="dxa" w:w="2450"/>
-            <w:vAlign w:val="center"/>
-            <w:tcMar>
-              <w:top w:w="80" w:type="dxa"/>
-              <w:bottom w:w="80" w:type="dxa"/>
-              <w:start w:w="120" w:type="dxa"/>
-              <w:end w:w="120" w:type="dxa"/>
-            </w:tcMar>
-          </w:tcPr>
-          <w:p>
-            <w:pPr>
-              <w:spacing w:before="0" w:after="50" w:line="269" w:lineRule="auto"/>
-            </w:pPr>
-            <w:r>
-              <w:rPr>
-                <w:rFonts w:ascii="Calibri" w:hAnsi="Calibri" w:eastAsia="Microsoft YaHei"/>
-                <w:b w:val="0"/>
-                <w:color w:val="1F2933"/>
-                <w:sz w:val="18"/>
-              </w:rPr>
-            </w:r>
-            <w:r>
-              <w:rPr>
-                <w:rFonts w:ascii="Calibri" w:hAnsi="Calibri" w:eastAsia="Microsoft YaHei"/>
-                <w:b w:val="0"/>
-                <w:color w:val="1F2933"/>
-                <w:sz w:val="18"/>
-              </w:rPr>
-              <w:t>录制默认值缺失</w:t>
-            </w:r>
-          </w:p>
-        </w:tc>
-        <w:tc>
-          <w:tcPr>
-            <w:tcW w:type="dxa" w:w="2550"/>
-            <w:vAlign w:val="center"/>
-            <w:tcMar>
-              <w:top w:w="80" w:type="dxa"/>
-              <w:bottom w:w="80" w:type="dxa"/>
-              <w:start w:w="120" w:type="dxa"/>
-              <w:end w:w="120" w:type="dxa"/>
-            </w:tcMar>
-          </w:tcPr>
-          <w:p>
-            <w:pPr>
-              <w:spacing w:before="0" w:after="50" w:line="269" w:lineRule="auto"/>
-            </w:pPr>
-            <w:r>
-              <w:rPr>
-                <w:rFonts w:ascii="Calibri" w:hAnsi="Calibri" w:eastAsia="Microsoft YaHei"/>
-                <w:b w:val="0"/>
-                <w:color w:val="1F2933"/>
-                <w:sz w:val="18"/>
-              </w:rPr>
-            </w:r>
-            <w:r>
-              <w:rPr>
-                <w:rFonts w:ascii="Calibri" w:hAnsi="Calibri" w:eastAsia="Microsoft YaHei"/>
-                <w:b w:val="0"/>
-                <w:color w:val="1F2933"/>
-                <w:sz w:val="18"/>
-              </w:rPr>
-              <w:t>配方参数不完整</w:t>
-            </w:r>
-          </w:p>
-        </w:tc>
-        <w:tc>
-          <w:tcPr>
-            <w:tcW w:type="dxa" w:w="4360"/>
-            <w:vAlign w:val="center"/>
-            <w:tcMar>
-              <w:top w:w="80" w:type="dxa"/>
-              <w:bottom w:w="80" w:type="dxa"/>
-              <w:start w:w="120" w:type="dxa"/>
-              <w:end w:w="120" w:type="dxa"/>
-            </w:tcMar>
-          </w:tcPr>
-          <w:p>
-            <w:pPr>
-              <w:spacing w:before="0" w:after="50" w:line="269" w:lineRule="auto"/>
-            </w:pPr>
-            <w:r>
-              <w:rPr>
-                <w:rFonts w:ascii="Calibri" w:hAnsi="Calibri" w:eastAsia="Microsoft YaHei"/>
-                <w:b w:val="0"/>
-                <w:color w:val="1F2933"/>
-                <w:sz w:val="18"/>
-              </w:rPr>
-            </w:r>
-            <w:r>
-              <w:rPr>
-                <w:rFonts w:ascii="Calibri" w:hAnsi="Calibri" w:eastAsia="Microsoft YaHei"/>
-                <w:b w:val="0"/>
-                <w:color w:val="1F2933"/>
-                <w:sz w:val="18"/>
-              </w:rPr>
-              <w:t>显示证据缺口、补充项目实体查询、人工确认</w:t>
+            <w:tcW w:type="dxa" w:w="1900"/>
+            <w:vAlign w:val="center"/>
+            <w:tcMar>
+              <w:top w:w="80" w:type="dxa"/>
+              <w:bottom w:w="80" w:type="dxa"/>
+              <w:start w:w="120" w:type="dxa"/>
+              <w:end w:w="120" w:type="dxa"/>
+            </w:tcMar>
+          </w:tcPr>
+          <w:p>
+            <w:pPr>
+              <w:spacing w:before="0" w:after="50" w:line="269" w:lineRule="auto"/>
+            </w:pPr>
+            <w:r>
+              <w:rPr>
+                <w:rFonts w:ascii="Calibri" w:hAnsi="Calibri" w:eastAsia="Microsoft YaHei"/>
+                <w:b w:val="0"/>
+                <w:color w:val="1F2933"/>
+                <w:sz w:val="18"/>
+              </w:rPr>
+            </w:r>
+            <w:r>
+              <w:rPr>
+                <w:rFonts w:ascii="Calibri" w:hAnsi="Calibri" w:eastAsia="Microsoft YaHei"/>
+                <w:b w:val="0"/>
+                <w:color w:val="1F2933"/>
+                <w:sz w:val="18"/>
+              </w:rPr>
+              <w:t>日志中心</w:t>
+            </w:r>
+          </w:p>
+        </w:tc>
+        <w:tc>
+          <w:tcPr>
+            <w:tcW w:type="dxa" w:w="2850"/>
+            <w:vAlign w:val="center"/>
+            <w:tcMar>
+              <w:top w:w="80" w:type="dxa"/>
+              <w:bottom w:w="80" w:type="dxa"/>
+              <w:start w:w="120" w:type="dxa"/>
+              <w:end w:w="120" w:type="dxa"/>
+            </w:tcMar>
+          </w:tcPr>
+          <w:p>
+            <w:pPr>
+              <w:spacing w:before="0" w:after="50" w:line="269" w:lineRule="auto"/>
+            </w:pPr>
+            <w:r>
+              <w:rPr>
+                <w:rFonts w:ascii="Calibri" w:hAnsi="Calibri" w:eastAsia="Microsoft YaHei"/>
+                <w:b w:val="0"/>
+                <w:color w:val="1F2933"/>
+                <w:sz w:val="18"/>
+              </w:rPr>
+            </w:r>
+            <w:r>
+              <w:rPr>
+                <w:rFonts w:ascii="Calibri" w:hAnsi="Calibri" w:eastAsia="Microsoft YaHei"/>
+                <w:b w:val="0"/>
+                <w:color w:val="1F2933"/>
+                <w:sz w:val="18"/>
+              </w:rPr>
+              <w:t>筛选条 + 虚拟滚动表格 + 详情面板</w:t>
+            </w:r>
+          </w:p>
+        </w:tc>
+        <w:tc>
+          <w:tcPr>
+            <w:tcW w:type="dxa" w:w="3070"/>
+            <w:vAlign w:val="center"/>
+            <w:tcMar>
+              <w:top w:w="80" w:type="dxa"/>
+              <w:bottom w:w="80" w:type="dxa"/>
+              <w:start w:w="120" w:type="dxa"/>
+              <w:end w:w="120" w:type="dxa"/>
+            </w:tcMar>
+          </w:tcPr>
+          <w:p>
+            <w:pPr>
+              <w:spacing w:before="0" w:after="50" w:line="269" w:lineRule="auto"/>
+            </w:pPr>
+            <w:r>
+              <w:rPr>
+                <w:rFonts w:ascii="Calibri" w:hAnsi="Calibri" w:eastAsia="Microsoft YaHei"/>
+                <w:b w:val="0"/>
+                <w:color w:val="1F2933"/>
+                <w:sz w:val="18"/>
+              </w:rPr>
+            </w:r>
+            <w:r>
+              <w:rPr>
+                <w:rFonts w:ascii="Calibri" w:hAnsi="Calibri" w:eastAsia="Microsoft YaHei"/>
+                <w:b w:val="0"/>
+                <w:color w:val="1F2933"/>
+                <w:sz w:val="18"/>
+              </w:rPr>
+              <w:t>模式、L0-L4、时间、项目、实例、动作、全文搜索</w:t>
+            </w:r>
+          </w:p>
+        </w:tc>
+        <w:tc>
+          <w:tcPr>
+            <w:tcW w:type="dxa" w:w="1540"/>
+            <w:vAlign w:val="center"/>
+            <w:tcMar>
+              <w:top w:w="80" w:type="dxa"/>
+              <w:bottom w:w="80" w:type="dxa"/>
+              <w:start w:w="120" w:type="dxa"/>
+              <w:end w:w="120" w:type="dxa"/>
+            </w:tcMar>
+          </w:tcPr>
+          <w:p>
+            <w:pPr>
+              <w:spacing w:before="0" w:after="50" w:line="269" w:lineRule="auto"/>
+            </w:pPr>
+            <w:r>
+              <w:rPr>
+                <w:rFonts w:ascii="Calibri" w:hAnsi="Calibri" w:eastAsia="Microsoft YaHei"/>
+                <w:b w:val="0"/>
+                <w:color w:val="1F2933"/>
+                <w:sz w:val="18"/>
+              </w:rPr>
+            </w:r>
+            <w:r>
+              <w:rPr>
+                <w:rFonts w:ascii="Calibri" w:hAnsi="Calibri" w:eastAsia="Microsoft YaHei"/>
+                <w:b w:val="0"/>
+                <w:color w:val="1F2933"/>
+                <w:sz w:val="18"/>
+              </w:rPr>
+              <w:t>SQLite WAL、增量游标、索引、分页</w:t>
             </w:r>
           </w:p>
         </w:tc>
@@ -14673,103 +16075,367 @@
         </w:trPr>
         <w:tc>
           <w:tcPr>
-            <w:tcW w:type="dxa" w:w="2450"/>
-            <w:vAlign w:val="center"/>
-            <w:tcMar>
-              <w:top w:w="80" w:type="dxa"/>
-              <w:bottom w:w="80" w:type="dxa"/>
-              <w:start w:w="120" w:type="dxa"/>
-              <w:end w:w="120" w:type="dxa"/>
-            </w:tcMar>
-          </w:tcPr>
-          <w:p>
-            <w:pPr>
-              <w:spacing w:before="0" w:after="50" w:line="269" w:lineRule="auto"/>
-            </w:pPr>
-            <w:r>
-              <w:rPr>
-                <w:rFonts w:ascii="Calibri" w:hAnsi="Calibri" w:eastAsia="Microsoft YaHei"/>
-                <w:b w:val="0"/>
-                <w:color w:val="1F2933"/>
-                <w:sz w:val="18"/>
-              </w:rPr>
-            </w:r>
-            <w:r>
-              <w:rPr>
-                <w:rFonts w:ascii="Calibri" w:hAnsi="Calibri" w:eastAsia="Microsoft YaHei"/>
-                <w:b w:val="0"/>
-                <w:color w:val="1F2933"/>
-                <w:sz w:val="18"/>
-              </w:rPr>
-              <w:t>Journal 脆弱对象 ID</w:t>
-            </w:r>
-          </w:p>
-        </w:tc>
-        <w:tc>
-          <w:tcPr>
-            <w:tcW w:type="dxa" w:w="2550"/>
-            <w:vAlign w:val="center"/>
-            <w:tcMar>
-              <w:top w:w="80" w:type="dxa"/>
-              <w:bottom w:w="80" w:type="dxa"/>
-              <w:start w:w="120" w:type="dxa"/>
-              <w:end w:w="120" w:type="dxa"/>
-            </w:tcMar>
-          </w:tcPr>
-          <w:p>
-            <w:pPr>
-              <w:spacing w:before="0" w:after="50" w:line="269" w:lineRule="auto"/>
-            </w:pPr>
-            <w:r>
-              <w:rPr>
-                <w:rFonts w:ascii="Calibri" w:hAnsi="Calibri" w:eastAsia="Microsoft YaHei"/>
-                <w:b w:val="0"/>
-                <w:color w:val="1F2933"/>
-                <w:sz w:val="18"/>
-              </w:rPr>
-            </w:r>
-            <w:r>
-              <w:rPr>
-                <w:rFonts w:ascii="Calibri" w:hAnsi="Calibri" w:eastAsia="Microsoft YaHei"/>
-                <w:b w:val="0"/>
-                <w:color w:val="1F2933"/>
-                <w:sz w:val="18"/>
-              </w:rPr>
-              <w:t>换版本或换零件失效</w:t>
-            </w:r>
-          </w:p>
-        </w:tc>
-        <w:tc>
-          <w:tcPr>
-            <w:tcW w:type="dxa" w:w="4360"/>
-            <w:vAlign w:val="center"/>
-            <w:tcMar>
-              <w:top w:w="80" w:type="dxa"/>
-              <w:bottom w:w="80" w:type="dxa"/>
-              <w:start w:w="120" w:type="dxa"/>
-              <w:end w:w="120" w:type="dxa"/>
-            </w:tcMar>
-          </w:tcPr>
-          <w:p>
-            <w:pPr>
-              <w:spacing w:before="0" w:after="50" w:line="269" w:lineRule="auto"/>
-            </w:pPr>
-            <w:r>
-              <w:rPr>
-                <w:rFonts w:ascii="Calibri" w:hAnsi="Calibri" w:eastAsia="Microsoft YaHei"/>
-                <w:b w:val="0"/>
-                <w:color w:val="1F2933"/>
-                <w:sz w:val="18"/>
-              </w:rPr>
-            </w:r>
-            <w:r>
-              <w:rPr>
-                <w:rFonts w:ascii="Calibri" w:hAnsi="Calibri" w:eastAsia="Microsoft YaHei"/>
-                <w:b w:val="0"/>
-                <w:color w:val="1F2933"/>
-                <w:sz w:val="18"/>
-              </w:rPr>
-              <w:t>稳定名称/属性/PMI/几何查询与目标 stubs</w:t>
+            <w:tcW w:type="dxa" w:w="1900"/>
+            <w:vAlign w:val="center"/>
+            <w:tcMar>
+              <w:top w:w="80" w:type="dxa"/>
+              <w:bottom w:w="80" w:type="dxa"/>
+              <w:start w:w="120" w:type="dxa"/>
+              <w:end w:w="120" w:type="dxa"/>
+            </w:tcMar>
+          </w:tcPr>
+          <w:p>
+            <w:pPr>
+              <w:spacing w:before="0" w:after="50" w:line="269" w:lineRule="auto"/>
+            </w:pPr>
+            <w:r>
+              <w:rPr>
+                <w:rFonts w:ascii="Calibri" w:hAnsi="Calibri" w:eastAsia="Microsoft YaHei"/>
+                <w:b w:val="0"/>
+                <w:color w:val="1F2933"/>
+                <w:sz w:val="18"/>
+              </w:rPr>
+            </w:r>
+            <w:r>
+              <w:rPr>
+                <w:rFonts w:ascii="Calibri" w:hAnsi="Calibri" w:eastAsia="Microsoft YaHei"/>
+                <w:b w:val="0"/>
+                <w:color w:val="1F2933"/>
+                <w:sz w:val="18"/>
+              </w:rPr>
+              <w:t>会话时间线</w:t>
+            </w:r>
+          </w:p>
+        </w:tc>
+        <w:tc>
+          <w:tcPr>
+            <w:tcW w:type="dxa" w:w="2850"/>
+            <w:vAlign w:val="center"/>
+            <w:tcMar>
+              <w:top w:w="80" w:type="dxa"/>
+              <w:bottom w:w="80" w:type="dxa"/>
+              <w:start w:w="120" w:type="dxa"/>
+              <w:end w:w="120" w:type="dxa"/>
+            </w:tcMar>
+          </w:tcPr>
+          <w:p>
+            <w:pPr>
+              <w:spacing w:before="0" w:after="50" w:line="269" w:lineRule="auto"/>
+            </w:pPr>
+            <w:r>
+              <w:rPr>
+                <w:rFonts w:ascii="Calibri" w:hAnsi="Calibri" w:eastAsia="Microsoft YaHei"/>
+                <w:b w:val="0"/>
+                <w:color w:val="1F2933"/>
+                <w:sz w:val="18"/>
+              </w:rPr>
+            </w:r>
+            <w:r>
+              <w:rPr>
+                <w:rFonts w:ascii="Calibri" w:hAnsi="Calibri" w:eastAsia="Microsoft YaHei"/>
+                <w:b w:val="0"/>
+                <w:color w:val="1F2933"/>
+                <w:sz w:val="18"/>
+              </w:rPr>
+              <w:t>动作轨道 + 耗时分布 + 详情</w:t>
+            </w:r>
+          </w:p>
+        </w:tc>
+        <w:tc>
+          <w:tcPr>
+            <w:tcW w:type="dxa" w:w="3070"/>
+            <w:vAlign w:val="center"/>
+            <w:tcMar>
+              <w:top w:w="80" w:type="dxa"/>
+              <w:bottom w:w="80" w:type="dxa"/>
+              <w:start w:w="120" w:type="dxa"/>
+              <w:end w:w="120" w:type="dxa"/>
+            </w:tcMar>
+          </w:tcPr>
+          <w:p>
+            <w:pPr>
+              <w:spacing w:before="0" w:after="50" w:line="269" w:lineRule="auto"/>
+            </w:pPr>
+            <w:r>
+              <w:rPr>
+                <w:rFonts w:ascii="Calibri" w:hAnsi="Calibri" w:eastAsia="Microsoft YaHei"/>
+                <w:b w:val="0"/>
+                <w:color w:val="1F2933"/>
+                <w:sz w:val="18"/>
+              </w:rPr>
+            </w:r>
+            <w:r>
+              <w:rPr>
+                <w:rFonts w:ascii="Calibri" w:hAnsi="Calibri" w:eastAsia="Microsoft YaHei"/>
+                <w:b w:val="0"/>
+                <w:color w:val="1F2933"/>
+                <w:sz w:val="18"/>
+              </w:rPr>
+              <w:t>合并/拆分会话，标记专家示范，对比 2-5 次会话</w:t>
+            </w:r>
+          </w:p>
+        </w:tc>
+        <w:tc>
+          <w:tcPr>
+            <w:tcW w:type="dxa" w:w="1540"/>
+            <w:vAlign w:val="center"/>
+            <w:tcMar>
+              <w:top w:w="80" w:type="dxa"/>
+              <w:bottom w:w="80" w:type="dxa"/>
+              <w:start w:w="120" w:type="dxa"/>
+              <w:end w:w="120" w:type="dxa"/>
+            </w:tcMar>
+          </w:tcPr>
+          <w:p>
+            <w:pPr>
+              <w:spacing w:before="0" w:after="50" w:line="269" w:lineRule="auto"/>
+            </w:pPr>
+            <w:r>
+              <w:rPr>
+                <w:rFonts w:ascii="Calibri" w:hAnsi="Calibri" w:eastAsia="Microsoft YaHei"/>
+                <w:b w:val="0"/>
+                <w:color w:val="1F2933"/>
+                <w:sz w:val="18"/>
+              </w:rPr>
+            </w:r>
+            <w:r>
+              <w:rPr>
+                <w:rFonts w:ascii="Calibri" w:hAnsi="Calibri" w:eastAsia="Microsoft YaHei"/>
+                <w:b w:val="0"/>
+                <w:color w:val="1F2933"/>
+                <w:sz w:val="18"/>
+              </w:rPr>
+              <w:t>会话化、时间间隔、项目和实例特征</w:t>
+            </w:r>
+          </w:p>
+        </w:tc>
+      </w:tr>
+    </w:tbl>
+    <w:p>
+      <w:pPr>
+        <w:spacing w:after="0"/>
+      </w:pPr>
+    </w:p>
+    <w:p>
+      <w:pPr>
+        <w:numPr>
+          <w:ilvl w:val="0"/>
+          <w:numId w:val="10"/>
+        </w:numPr>
+        <w:spacing w:before="0" w:after="80" w:line="290" w:lineRule="auto"/>
+      </w:pPr>
+      <w:r>
+        <w:rPr>
+          <w:rFonts w:ascii="Calibri" w:hAnsi="Calibri" w:eastAsia="Microsoft YaHei"/>
+        </w:rPr>
+        <w:t>记录插件安装后默认自动连接并开始记录；状态条显示“记录中 / 已暂停 / 源中断 / 正在追赶”。</w:t>
+      </w:r>
+    </w:p>
+    <w:p>
+      <w:pPr>
+        <w:numPr>
+          <w:ilvl w:val="0"/>
+          <w:numId w:val="10"/>
+        </w:numPr>
+        <w:spacing w:before="0" w:after="80" w:line="290" w:lineRule="auto"/>
+      </w:pPr>
+      <w:r>
+        <w:rPr>
+          <w:rFonts w:ascii="Calibri" w:hAnsi="Calibri" w:eastAsia="Microsoft YaHei"/>
+        </w:rPr>
+        <w:t>模式筛选可单选“仅手动”，也可多选 manual + automation；层级筛选独立工作，可保存为常用视图。</w:t>
+      </w:r>
+    </w:p>
+    <w:p>
+      <w:pPr>
+        <w:numPr>
+          <w:ilvl w:val="0"/>
+          <w:numId w:val="10"/>
+        </w:numPr>
+        <w:spacing w:before="0" w:after="80" w:line="290" w:lineRule="auto"/>
+      </w:pPr>
+      <w:r>
+        <w:rPr>
+          <w:rFonts w:ascii="Calibri" w:hAnsi="Calibri" w:eastAsia="Microsoft YaHei"/>
+        </w:rPr>
+        <w:t>当同时打开多个 PowerMill/NX 窗口时，每条事件都显示实例色标；未映射事件单独成组。</w:t>
+      </w:r>
+    </w:p>
+    <w:p>
+      <w:pPr>
+        <w:pStyle w:val="Heading2"/>
+        <w:keepNext/>
+        <w:pageBreakBefore w:val="0"/>
+      </w:pPr>
+      <w:r>
+        <w:t>学习、配方与 Codex</w:t>
+      </w:r>
+    </w:p>
+    <w:tbl>
+      <w:tblPr>
+        <w:tblW w:type="dxa" w:w="9360"/>
+        <w:jc w:val="left"/>
+        <w:tblLayout w:type="fixed"/>
+        <w:tblLook w:firstColumn="1" w:firstRow="1" w:lastColumn="0" w:lastRow="0" w:noHBand="0" w:noVBand="1" w:val="04A0"/>
+        <w:tblInd w:w="120" w:type="dxa"/>
+        <w:tblBorders>
+          <w:top w:val="single" w:sz="4" w:space="0" w:color="CCD5DF"/>
+          <w:left w:val="single" w:sz="4" w:space="0" w:color="CCD5DF"/>
+          <w:bottom w:val="single" w:sz="4" w:space="0" w:color="CCD5DF"/>
+          <w:right w:val="single" w:sz="4" w:space="0" w:color="CCD5DF"/>
+          <w:insideH w:val="single" w:sz="4" w:space="0" w:color="CCD5DF"/>
+          <w:insideV w:val="single" w:sz="4" w:space="0" w:color="CCD5DF"/>
+        </w:tblBorders>
+      </w:tblPr>
+      <w:tblGrid>
+        <w:gridCol w:w="2050"/>
+        <w:gridCol w:w="2700"/>
+        <w:gridCol w:w="3000"/>
+        <w:gridCol w:w="1610"/>
+      </w:tblGrid>
+      <w:tr>
+        <w:trPr>
+          <w:trHeight w:hRule="atLeast"/>
+          <w:tblHeader w:val="true"/>
+          <w:cantSplit/>
+        </w:trPr>
+        <w:tc>
+          <w:tcPr>
+            <w:tcW w:type="dxa" w:w="2050"/>
+            <w:shd w:fill="F4F6F9"/>
+            <w:vAlign w:val="center"/>
+            <w:tcMar>
+              <w:top w:w="80" w:type="dxa"/>
+              <w:bottom w:w="80" w:type="dxa"/>
+              <w:start w:w="120" w:type="dxa"/>
+              <w:end w:w="120" w:type="dxa"/>
+            </w:tcMar>
+          </w:tcPr>
+          <w:p>
+            <w:pPr>
+              <w:spacing w:before="0" w:after="50" w:line="269" w:lineRule="auto"/>
+            </w:pPr>
+            <w:r>
+              <w:rPr>
+                <w:rFonts w:ascii="Calibri" w:hAnsi="Calibri" w:eastAsia="Microsoft YaHei"/>
+                <w:b/>
+                <w:color w:val="1F2933"/>
+                <w:sz w:val="18"/>
+              </w:rPr>
+            </w:r>
+            <w:r>
+              <w:rPr>
+                <w:rFonts w:ascii="Calibri" w:hAnsi="Calibri" w:eastAsia="Microsoft YaHei"/>
+                <w:b/>
+                <w:color w:val="1F2933"/>
+                <w:sz w:val="18"/>
+              </w:rPr>
+              <w:t>模块</w:t>
+            </w:r>
+          </w:p>
+        </w:tc>
+        <w:tc>
+          <w:tcPr>
+            <w:tcW w:type="dxa" w:w="2700"/>
+            <w:shd w:fill="F4F6F9"/>
+            <w:vAlign w:val="center"/>
+            <w:tcMar>
+              <w:top w:w="80" w:type="dxa"/>
+              <w:bottom w:w="80" w:type="dxa"/>
+              <w:start w:w="120" w:type="dxa"/>
+              <w:end w:w="120" w:type="dxa"/>
+            </w:tcMar>
+          </w:tcPr>
+          <w:p>
+            <w:pPr>
+              <w:spacing w:before="0" w:after="50" w:line="269" w:lineRule="auto"/>
+            </w:pPr>
+            <w:r>
+              <w:rPr>
+                <w:rFonts w:ascii="Calibri" w:hAnsi="Calibri" w:eastAsia="Microsoft YaHei"/>
+                <w:b/>
+                <w:color w:val="1F2933"/>
+                <w:sz w:val="18"/>
+              </w:rPr>
+            </w:r>
+            <w:r>
+              <w:rPr>
+                <w:rFonts w:ascii="Calibri" w:hAnsi="Calibri" w:eastAsia="Microsoft YaHei"/>
+                <w:b/>
+                <w:color w:val="1F2933"/>
+                <w:sz w:val="18"/>
+              </w:rPr>
+              <w:t>输入</w:t>
+            </w:r>
+          </w:p>
+        </w:tc>
+        <w:tc>
+          <w:tcPr>
+            <w:tcW w:type="dxa" w:w="3000"/>
+            <w:shd w:fill="F4F6F9"/>
+            <w:vAlign w:val="center"/>
+            <w:tcMar>
+              <w:top w:w="80" w:type="dxa"/>
+              <w:bottom w:w="80" w:type="dxa"/>
+              <w:start w:w="120" w:type="dxa"/>
+              <w:end w:w="120" w:type="dxa"/>
+            </w:tcMar>
+          </w:tcPr>
+          <w:p>
+            <w:pPr>
+              <w:spacing w:before="0" w:after="50" w:line="269" w:lineRule="auto"/>
+            </w:pPr>
+            <w:r>
+              <w:rPr>
+                <w:rFonts w:ascii="Calibri" w:hAnsi="Calibri" w:eastAsia="Microsoft YaHei"/>
+                <w:b/>
+                <w:color w:val="1F2933"/>
+                <w:sz w:val="18"/>
+              </w:rPr>
+            </w:r>
+            <w:r>
+              <w:rPr>
+                <w:rFonts w:ascii="Calibri" w:hAnsi="Calibri" w:eastAsia="Microsoft YaHei"/>
+                <w:b/>
+                <w:color w:val="1F2933"/>
+                <w:sz w:val="18"/>
+              </w:rPr>
+              <w:t>主要结果</w:t>
+            </w:r>
+          </w:p>
+        </w:tc>
+        <w:tc>
+          <w:tcPr>
+            <w:tcW w:type="dxa" w:w="1610"/>
+            <w:shd w:fill="F4F6F9"/>
+            <w:vAlign w:val="center"/>
+            <w:tcMar>
+              <w:top w:w="80" w:type="dxa"/>
+              <w:bottom w:w="80" w:type="dxa"/>
+              <w:start w:w="120" w:type="dxa"/>
+              <w:end w:w="120" w:type="dxa"/>
+            </w:tcMar>
+          </w:tcPr>
+          <w:p>
+            <w:pPr>
+              <w:spacing w:before="0" w:after="50" w:line="269" w:lineRule="auto"/>
+            </w:pPr>
+            <w:r>
+              <w:rPr>
+                <w:rFonts w:ascii="Calibri" w:hAnsi="Calibri" w:eastAsia="Microsoft YaHei"/>
+                <w:b/>
+                <w:color w:val="1F2933"/>
+                <w:sz w:val="18"/>
+              </w:rPr>
+            </w:r>
+            <w:r>
+              <w:rPr>
+                <w:rFonts w:ascii="Calibri" w:hAnsi="Calibri" w:eastAsia="Microsoft YaHei"/>
+                <w:b/>
+                <w:color w:val="1F2933"/>
+                <w:sz w:val="18"/>
+              </w:rPr>
+              <w:t>用户可调整</w:t>
             </w:r>
           </w:p>
         </w:tc>
@@ -14781,103 +16447,137 @@
         </w:trPr>
         <w:tc>
           <w:tcPr>
-            <w:tcW w:type="dxa" w:w="2450"/>
-            <w:vAlign w:val="center"/>
-            <w:tcMar>
-              <w:top w:w="80" w:type="dxa"/>
-              <w:bottom w:w="80" w:type="dxa"/>
-              <w:start w:w="120" w:type="dxa"/>
-              <w:end w:w="120" w:type="dxa"/>
-            </w:tcMar>
-          </w:tcPr>
-          <w:p>
-            <w:pPr>
-              <w:spacing w:before="0" w:after="50" w:line="269" w:lineRule="auto"/>
-            </w:pPr>
-            <w:r>
-              <w:rPr>
-                <w:rFonts w:ascii="Calibri" w:hAnsi="Calibri" w:eastAsia="Microsoft YaHei"/>
-                <w:b w:val="0"/>
-                <w:color w:val="1F2933"/>
-                <w:sz w:val="18"/>
-              </w:rPr>
-            </w:r>
-            <w:r>
-              <w:rPr>
-                <w:rFonts w:ascii="Calibri" w:hAnsi="Calibri" w:eastAsia="Microsoft YaHei"/>
-                <w:b w:val="0"/>
-                <w:color w:val="1F2933"/>
-                <w:sz w:val="18"/>
-              </w:rPr>
-              <w:t>日志包含客户路径</w:t>
-            </w:r>
-          </w:p>
-        </w:tc>
-        <w:tc>
-          <w:tcPr>
-            <w:tcW w:type="dxa" w:w="2550"/>
-            <w:vAlign w:val="center"/>
-            <w:tcMar>
-              <w:top w:w="80" w:type="dxa"/>
-              <w:bottom w:w="80" w:type="dxa"/>
-              <w:start w:w="120" w:type="dxa"/>
-              <w:end w:w="120" w:type="dxa"/>
-            </w:tcMar>
-          </w:tcPr>
-          <w:p>
-            <w:pPr>
-              <w:spacing w:before="0" w:after="50" w:line="269" w:lineRule="auto"/>
-            </w:pPr>
-            <w:r>
-              <w:rPr>
-                <w:rFonts w:ascii="Calibri" w:hAnsi="Calibri" w:eastAsia="Microsoft YaHei"/>
-                <w:b w:val="0"/>
-                <w:color w:val="1F2933"/>
-                <w:sz w:val="18"/>
-              </w:rPr>
-            </w:r>
-            <w:r>
-              <w:rPr>
-                <w:rFonts w:ascii="Calibri" w:hAnsi="Calibri" w:eastAsia="Microsoft YaHei"/>
-                <w:b w:val="0"/>
-                <w:color w:val="1F2933"/>
-                <w:sz w:val="18"/>
-              </w:rPr>
-              <w:t>商业信息泄露</w:t>
-            </w:r>
-          </w:p>
-        </w:tc>
-        <w:tc>
-          <w:tcPr>
-            <w:tcW w:type="dxa" w:w="4360"/>
-            <w:vAlign w:val="center"/>
-            <w:tcMar>
-              <w:top w:w="80" w:type="dxa"/>
-              <w:bottom w:w="80" w:type="dxa"/>
-              <w:start w:w="120" w:type="dxa"/>
-              <w:end w:w="120" w:type="dxa"/>
-            </w:tcMar>
-          </w:tcPr>
-          <w:p>
-            <w:pPr>
-              <w:spacing w:before="0" w:after="50" w:line="269" w:lineRule="auto"/>
-            </w:pPr>
-            <w:r>
-              <w:rPr>
-                <w:rFonts w:ascii="Calibri" w:hAnsi="Calibri" w:eastAsia="Microsoft YaHei"/>
-                <w:b w:val="0"/>
-                <w:color w:val="1F2933"/>
-                <w:sz w:val="18"/>
-              </w:rPr>
-            </w:r>
-            <w:r>
-              <w:rPr>
-                <w:rFonts w:ascii="Calibri" w:hAnsi="Calibri" w:eastAsia="Microsoft YaHei"/>
-                <w:b w:val="0"/>
-                <w:color w:val="1F2933"/>
-                <w:sz w:val="18"/>
-              </w:rPr>
-              <w:t>写库前伪匿名、窗口标题不持久化、默认本地</w:t>
+            <w:tcW w:type="dxa" w:w="2050"/>
+            <w:vAlign w:val="center"/>
+            <w:tcMar>
+              <w:top w:w="80" w:type="dxa"/>
+              <w:bottom w:w="80" w:type="dxa"/>
+              <w:start w:w="120" w:type="dxa"/>
+              <w:end w:w="120" w:type="dxa"/>
+            </w:tcMar>
+          </w:tcPr>
+          <w:p>
+            <w:pPr>
+              <w:spacing w:before="0" w:after="50" w:line="269" w:lineRule="auto"/>
+            </w:pPr>
+            <w:r>
+              <w:rPr>
+                <w:rFonts w:ascii="Calibri" w:hAnsi="Calibri" w:eastAsia="Microsoft YaHei"/>
+                <w:b w:val="0"/>
+                <w:color w:val="1F2933"/>
+                <w:sz w:val="18"/>
+              </w:rPr>
+            </w:r>
+            <w:r>
+              <w:rPr>
+                <w:rFonts w:ascii="Calibri" w:hAnsi="Calibri" w:eastAsia="Microsoft YaHei"/>
+                <w:b w:val="0"/>
+                <w:color w:val="1F2933"/>
+                <w:sz w:val="18"/>
+              </w:rPr>
+              <w:t>工作流学习</w:t>
+            </w:r>
+          </w:p>
+        </w:tc>
+        <w:tc>
+          <w:tcPr>
+            <w:tcW w:type="dxa" w:w="2700"/>
+            <w:vAlign w:val="center"/>
+            <w:tcMar>
+              <w:top w:w="80" w:type="dxa"/>
+              <w:bottom w:w="80" w:type="dxa"/>
+              <w:start w:w="120" w:type="dxa"/>
+              <w:end w:w="120" w:type="dxa"/>
+            </w:tcMar>
+          </w:tcPr>
+          <w:p>
+            <w:pPr>
+              <w:spacing w:before="0" w:after="50" w:line="269" w:lineRule="auto"/>
+            </w:pPr>
+            <w:r>
+              <w:rPr>
+                <w:rFonts w:ascii="Calibri" w:hAnsi="Calibri" w:eastAsia="Microsoft YaHei"/>
+                <w:b w:val="0"/>
+                <w:color w:val="1F2933"/>
+                <w:sz w:val="18"/>
+              </w:rPr>
+            </w:r>
+            <w:r>
+              <w:rPr>
+                <w:rFonts w:ascii="Calibri" w:hAnsi="Calibri" w:eastAsia="Microsoft YaHei"/>
+                <w:b w:val="0"/>
+                <w:color w:val="1F2933"/>
+                <w:sz w:val="18"/>
+              </w:rPr>
+              <w:t>2 个以上会话或一个选择集</w:t>
+            </w:r>
+          </w:p>
+        </w:tc>
+        <w:tc>
+          <w:tcPr>
+            <w:tcW w:type="dxa" w:w="3000"/>
+            <w:vAlign w:val="center"/>
+            <w:tcMar>
+              <w:top w:w="80" w:type="dxa"/>
+              <w:bottom w:w="80" w:type="dxa"/>
+              <w:start w:w="120" w:type="dxa"/>
+              <w:end w:w="120" w:type="dxa"/>
+            </w:tcMar>
+          </w:tcPr>
+          <w:p>
+            <w:pPr>
+              <w:spacing w:before="0" w:after="50" w:line="269" w:lineRule="auto"/>
+            </w:pPr>
+            <w:r>
+              <w:rPr>
+                <w:rFonts w:ascii="Calibri" w:hAnsi="Calibri" w:eastAsia="Microsoft YaHei"/>
+                <w:b w:val="0"/>
+                <w:color w:val="1F2933"/>
+                <w:sz w:val="18"/>
+              </w:rPr>
+            </w:r>
+            <w:r>
+              <w:rPr>
+                <w:rFonts w:ascii="Calibri" w:hAnsi="Calibri" w:eastAsia="Microsoft YaHei"/>
+                <w:b w:val="0"/>
+                <w:color w:val="1F2933"/>
+                <w:sz w:val="18"/>
+              </w:rPr>
+              <w:t>重复步骤、支持度、变量参数、流程分支</w:t>
+            </w:r>
+          </w:p>
+        </w:tc>
+        <w:tc>
+          <w:tcPr>
+            <w:tcW w:type="dxa" w:w="1610"/>
+            <w:vAlign w:val="center"/>
+            <w:tcMar>
+              <w:top w:w="80" w:type="dxa"/>
+              <w:bottom w:w="80" w:type="dxa"/>
+              <w:start w:w="120" w:type="dxa"/>
+              <w:end w:w="120" w:type="dxa"/>
+            </w:tcMar>
+          </w:tcPr>
+          <w:p>
+            <w:pPr>
+              <w:spacing w:before="0" w:after="50" w:line="269" w:lineRule="auto"/>
+            </w:pPr>
+            <w:r>
+              <w:rPr>
+                <w:rFonts w:ascii="Calibri" w:hAnsi="Calibri" w:eastAsia="Microsoft YaHei"/>
+                <w:b w:val="0"/>
+                <w:color w:val="1F2933"/>
+                <w:sz w:val="18"/>
+              </w:rPr>
+            </w:r>
+            <w:r>
+              <w:rPr>
+                <w:rFonts w:ascii="Calibri" w:hAnsi="Calibri" w:eastAsia="Microsoft YaHei"/>
+                <w:b w:val="0"/>
+                <w:color w:val="1F2933"/>
+                <w:sz w:val="18"/>
+              </w:rPr>
+              <w:t>最小支持度、忽略动作、会话范围</w:t>
             </w:r>
           </w:p>
         </w:tc>
@@ -14889,103 +16589,137 @@
         </w:trPr>
         <w:tc>
           <w:tcPr>
-            <w:tcW w:type="dxa" w:w="2450"/>
-            <w:vAlign w:val="center"/>
-            <w:tcMar>
-              <w:top w:w="80" w:type="dxa"/>
-              <w:bottom w:w="80" w:type="dxa"/>
-              <w:start w:w="120" w:type="dxa"/>
-              <w:end w:w="120" w:type="dxa"/>
-            </w:tcMar>
-          </w:tcPr>
-          <w:p>
-            <w:pPr>
-              <w:spacing w:before="0" w:after="50" w:line="269" w:lineRule="auto"/>
-            </w:pPr>
-            <w:r>
-              <w:rPr>
-                <w:rFonts w:ascii="Calibri" w:hAnsi="Calibri" w:eastAsia="Microsoft YaHei"/>
-                <w:b w:val="0"/>
-                <w:color w:val="1F2933"/>
-                <w:sz w:val="18"/>
-              </w:rPr>
-            </w:r>
-            <w:r>
-              <w:rPr>
-                <w:rFonts w:ascii="Calibri" w:hAnsi="Calibri" w:eastAsia="Microsoft YaHei"/>
-                <w:b w:val="0"/>
-                <w:color w:val="1F2933"/>
-                <w:sz w:val="18"/>
-              </w:rPr>
-              <w:t>AI 审阅被误当批准</w:t>
-            </w:r>
-          </w:p>
-        </w:tc>
-        <w:tc>
-          <w:tcPr>
-            <w:tcW w:type="dxa" w:w="2550"/>
-            <w:vAlign w:val="center"/>
-            <w:tcMar>
-              <w:top w:w="80" w:type="dxa"/>
-              <w:bottom w:w="80" w:type="dxa"/>
-              <w:start w:w="120" w:type="dxa"/>
-              <w:end w:w="120" w:type="dxa"/>
-            </w:tcMar>
-          </w:tcPr>
-          <w:p>
-            <w:pPr>
-              <w:spacing w:before="0" w:after="50" w:line="269" w:lineRule="auto"/>
-            </w:pPr>
-            <w:r>
-              <w:rPr>
-                <w:rFonts w:ascii="Calibri" w:hAnsi="Calibri" w:eastAsia="Microsoft YaHei"/>
-                <w:b w:val="0"/>
-                <w:color w:val="1F2933"/>
-                <w:sz w:val="18"/>
-              </w:rPr>
-            </w:r>
-            <w:r>
-              <w:rPr>
-                <w:rFonts w:ascii="Calibri" w:hAnsi="Calibri" w:eastAsia="Microsoft YaHei"/>
-                <w:b w:val="0"/>
-                <w:color w:val="1F2933"/>
-                <w:sz w:val="18"/>
-              </w:rPr>
-              <w:t>未经验证执行</w:t>
-            </w:r>
-          </w:p>
-        </w:tc>
-        <w:tc>
-          <w:tcPr>
-            <w:tcW w:type="dxa" w:w="4360"/>
-            <w:vAlign w:val="center"/>
-            <w:tcMar>
-              <w:top w:w="80" w:type="dxa"/>
-              <w:bottom w:w="80" w:type="dxa"/>
-              <w:start w:w="120" w:type="dxa"/>
-              <w:end w:w="120" w:type="dxa"/>
-            </w:tcMar>
-          </w:tcPr>
-          <w:p>
-            <w:pPr>
-              <w:spacing w:before="0" w:after="50" w:line="269" w:lineRule="auto"/>
-            </w:pPr>
-            <w:r>
-              <w:rPr>
-                <w:rFonts w:ascii="Calibri" w:hAnsi="Calibri" w:eastAsia="Microsoft YaHei"/>
-                <w:b w:val="0"/>
-                <w:color w:val="1F2933"/>
-                <w:sz w:val="18"/>
-              </w:rPr>
-            </w:r>
-            <w:r>
-              <w:rPr>
-                <w:rFonts w:ascii="Calibri" w:hAnsi="Calibri" w:eastAsia="Microsoft YaHei"/>
-                <w:b w:val="0"/>
-                <w:color w:val="1F2933"/>
-                <w:sz w:val="18"/>
-              </w:rPr>
-              <w:t>review_status 与 production approval 分离</w:t>
+            <w:tcW w:type="dxa" w:w="2050"/>
+            <w:vAlign w:val="center"/>
+            <w:tcMar>
+              <w:top w:w="80" w:type="dxa"/>
+              <w:bottom w:w="80" w:type="dxa"/>
+              <w:start w:w="120" w:type="dxa"/>
+              <w:end w:w="120" w:type="dxa"/>
+            </w:tcMar>
+          </w:tcPr>
+          <w:p>
+            <w:pPr>
+              <w:spacing w:before="0" w:after="50" w:line="269" w:lineRule="auto"/>
+            </w:pPr>
+            <w:r>
+              <w:rPr>
+                <w:rFonts w:ascii="Calibri" w:hAnsi="Calibri" w:eastAsia="Microsoft YaHei"/>
+                <w:b w:val="0"/>
+                <w:color w:val="1F2933"/>
+                <w:sz w:val="18"/>
+              </w:rPr>
+            </w:r>
+            <w:r>
+              <w:rPr>
+                <w:rFonts w:ascii="Calibri" w:hAnsi="Calibri" w:eastAsia="Microsoft YaHei"/>
+                <w:b w:val="0"/>
+                <w:color w:val="1F2933"/>
+                <w:sz w:val="18"/>
+              </w:rPr>
+              <w:t>配方编辑器</w:t>
+            </w:r>
+          </w:p>
+        </w:tc>
+        <w:tc>
+          <w:tcPr>
+            <w:tcW w:type="dxa" w:w="2700"/>
+            <w:vAlign w:val="center"/>
+            <w:tcMar>
+              <w:top w:w="80" w:type="dxa"/>
+              <w:bottom w:w="80" w:type="dxa"/>
+              <w:start w:w="120" w:type="dxa"/>
+              <w:end w:w="120" w:type="dxa"/>
+            </w:tcMar>
+          </w:tcPr>
+          <w:p>
+            <w:pPr>
+              <w:spacing w:before="0" w:after="50" w:line="269" w:lineRule="auto"/>
+            </w:pPr>
+            <w:r>
+              <w:rPr>
+                <w:rFonts w:ascii="Calibri" w:hAnsi="Calibri" w:eastAsia="Microsoft YaHei"/>
+                <w:b w:val="0"/>
+                <w:color w:val="1F2933"/>
+                <w:sz w:val="18"/>
+              </w:rPr>
+            </w:r>
+            <w:r>
+              <w:rPr>
+                <w:rFonts w:ascii="Calibri" w:hAnsi="Calibri" w:eastAsia="Microsoft YaHei"/>
+                <w:b w:val="0"/>
+                <w:color w:val="1F2933"/>
+                <w:sz w:val="18"/>
+              </w:rPr>
+              <w:t>重复流程候选</w:t>
+            </w:r>
+          </w:p>
+        </w:tc>
+        <w:tc>
+          <w:tcPr>
+            <w:tcW w:type="dxa" w:w="3000"/>
+            <w:vAlign w:val="center"/>
+            <w:tcMar>
+              <w:top w:w="80" w:type="dxa"/>
+              <w:bottom w:w="80" w:type="dxa"/>
+              <w:start w:w="120" w:type="dxa"/>
+              <w:end w:w="120" w:type="dxa"/>
+            </w:tcMar>
+          </w:tcPr>
+          <w:p>
+            <w:pPr>
+              <w:spacing w:before="0" w:after="50" w:line="269" w:lineRule="auto"/>
+            </w:pPr>
+            <w:r>
+              <w:rPr>
+                <w:rFonts w:ascii="Calibri" w:hAnsi="Calibri" w:eastAsia="Microsoft YaHei"/>
+                <w:b w:val="0"/>
+                <w:color w:val="1F2933"/>
+                <w:sz w:val="18"/>
+              </w:rPr>
+            </w:r>
+            <w:r>
+              <w:rPr>
+                <w:rFonts w:ascii="Calibri" w:hAnsi="Calibri" w:eastAsia="Microsoft YaHei"/>
+                <w:b w:val="0"/>
+                <w:color w:val="1F2933"/>
+                <w:sz w:val="18"/>
+              </w:rPr>
+              <w:t>步骤列表、参数表、适用条件、版本范围、预览</w:t>
+            </w:r>
+          </w:p>
+        </w:tc>
+        <w:tc>
+          <w:tcPr>
+            <w:tcW w:type="dxa" w:w="1610"/>
+            <w:vAlign w:val="center"/>
+            <w:tcMar>
+              <w:top w:w="80" w:type="dxa"/>
+              <w:bottom w:w="80" w:type="dxa"/>
+              <w:start w:w="120" w:type="dxa"/>
+              <w:end w:w="120" w:type="dxa"/>
+            </w:tcMar>
+          </w:tcPr>
+          <w:p>
+            <w:pPr>
+              <w:spacing w:before="0" w:after="50" w:line="269" w:lineRule="auto"/>
+            </w:pPr>
+            <w:r>
+              <w:rPr>
+                <w:rFonts w:ascii="Calibri" w:hAnsi="Calibri" w:eastAsia="Microsoft YaHei"/>
+                <w:b w:val="0"/>
+                <w:color w:val="1F2933"/>
+                <w:sz w:val="18"/>
+              </w:rPr>
+            </w:r>
+            <w:r>
+              <w:rPr>
+                <w:rFonts w:ascii="Calibri" w:hAnsi="Calibri" w:eastAsia="Microsoft YaHei"/>
+                <w:b w:val="0"/>
+                <w:color w:val="1F2933"/>
+                <w:sz w:val="18"/>
+              </w:rPr>
+              <w:t>顺序、启停、参数类型、默认值、说明</w:t>
             </w:r>
           </w:p>
         </w:tc>
@@ -14997,103 +16731,1355 @@
         </w:trPr>
         <w:tc>
           <w:tcPr>
-            <w:tcW w:type="dxa" w:w="2450"/>
-            <w:vAlign w:val="center"/>
-            <w:tcMar>
-              <w:top w:w="80" w:type="dxa"/>
-              <w:bottom w:w="80" w:type="dxa"/>
-              <w:start w:w="120" w:type="dxa"/>
-              <w:end w:w="120" w:type="dxa"/>
-            </w:tcMar>
-          </w:tcPr>
-          <w:p>
-            <w:pPr>
-              <w:spacing w:before="0" w:after="50" w:line="269" w:lineRule="auto"/>
-            </w:pPr>
-            <w:r>
-              <w:rPr>
-                <w:rFonts w:ascii="Calibri" w:hAnsi="Calibri" w:eastAsia="Microsoft YaHei"/>
-                <w:b w:val="0"/>
-                <w:color w:val="1F2933"/>
-                <w:sz w:val="18"/>
-              </w:rPr>
-            </w:r>
-            <w:r>
-              <w:rPr>
-                <w:rFonts w:ascii="Calibri" w:hAnsi="Calibri" w:eastAsia="Microsoft YaHei"/>
-                <w:b w:val="0"/>
-                <w:color w:val="1F2933"/>
-                <w:sz w:val="18"/>
-              </w:rPr>
-              <w:t>供应商/版本升级</w:t>
-            </w:r>
-          </w:p>
-        </w:tc>
-        <w:tc>
-          <w:tcPr>
-            <w:tcW w:type="dxa" w:w="2550"/>
-            <w:vAlign w:val="center"/>
-            <w:tcMar>
-              <w:top w:w="80" w:type="dxa"/>
-              <w:bottom w:w="80" w:type="dxa"/>
-              <w:start w:w="120" w:type="dxa"/>
-              <w:end w:w="120" w:type="dxa"/>
-            </w:tcMar>
-          </w:tcPr>
-          <w:p>
-            <w:pPr>
-              <w:spacing w:before="0" w:after="50" w:line="269" w:lineRule="auto"/>
-            </w:pPr>
-            <w:r>
-              <w:rPr>
-                <w:rFonts w:ascii="Calibri" w:hAnsi="Calibri" w:eastAsia="Microsoft YaHei"/>
-                <w:b w:val="0"/>
-                <w:color w:val="1F2933"/>
-                <w:sz w:val="18"/>
-              </w:rPr>
-            </w:r>
-            <w:r>
-              <w:rPr>
-                <w:rFonts w:ascii="Calibri" w:hAnsi="Calibri" w:eastAsia="Microsoft YaHei"/>
-                <w:b w:val="0"/>
-                <w:color w:val="1F2933"/>
-                <w:sz w:val="18"/>
-              </w:rPr>
-              <w:t>适配器中断</w:t>
-            </w:r>
-          </w:p>
-        </w:tc>
-        <w:tc>
-          <w:tcPr>
-            <w:tcW w:type="dxa" w:w="4360"/>
-            <w:vAlign w:val="center"/>
-            <w:tcMar>
-              <w:top w:w="80" w:type="dxa"/>
-              <w:bottom w:w="80" w:type="dxa"/>
-              <w:start w:w="120" w:type="dxa"/>
-              <w:end w:w="120" w:type="dxa"/>
-            </w:tcMar>
-          </w:tcPr>
-          <w:p>
-            <w:pPr>
-              <w:spacing w:before="0" w:after="50" w:line="269" w:lineRule="auto"/>
-            </w:pPr>
-            <w:r>
-              <w:rPr>
-                <w:rFonts w:ascii="Calibri" w:hAnsi="Calibri" w:eastAsia="Microsoft YaHei"/>
-                <w:b w:val="0"/>
-                <w:color w:val="1F2933"/>
-                <w:sz w:val="18"/>
-              </w:rPr>
-            </w:r>
-            <w:r>
-              <w:rPr>
-                <w:rFonts w:ascii="Calibri" w:hAnsi="Calibri" w:eastAsia="Microsoft YaHei"/>
-                <w:b w:val="0"/>
-                <w:color w:val="1F2933"/>
-                <w:sz w:val="18"/>
-              </w:rPr>
-              <w:t>版本矩阵、签名包、回归样本和降级到离线模式</w:t>
+            <w:tcW w:type="dxa" w:w="2050"/>
+            <w:vAlign w:val="center"/>
+            <w:tcMar>
+              <w:top w:w="80" w:type="dxa"/>
+              <w:bottom w:w="80" w:type="dxa"/>
+              <w:start w:w="120" w:type="dxa"/>
+              <w:end w:w="120" w:type="dxa"/>
+            </w:tcMar>
+          </w:tcPr>
+          <w:p>
+            <w:pPr>
+              <w:spacing w:before="0" w:after="50" w:line="269" w:lineRule="auto"/>
+            </w:pPr>
+            <w:r>
+              <w:rPr>
+                <w:rFonts w:ascii="Calibri" w:hAnsi="Calibri" w:eastAsia="Microsoft YaHei"/>
+                <w:b w:val="0"/>
+                <w:color w:val="1F2933"/>
+                <w:sz w:val="18"/>
+              </w:rPr>
+            </w:r>
+            <w:r>
+              <w:rPr>
+                <w:rFonts w:ascii="Calibri" w:hAnsi="Calibri" w:eastAsia="Microsoft YaHei"/>
+                <w:b w:val="0"/>
+                <w:color w:val="1F2933"/>
+                <w:sz w:val="18"/>
+              </w:rPr>
+              <w:t>Codex 审阅助手</w:t>
+            </w:r>
+          </w:p>
+        </w:tc>
+        <w:tc>
+          <w:tcPr>
+            <w:tcW w:type="dxa" w:w="2700"/>
+            <w:vAlign w:val="center"/>
+            <w:tcMar>
+              <w:top w:w="80" w:type="dxa"/>
+              <w:bottom w:w="80" w:type="dxa"/>
+              <w:start w:w="120" w:type="dxa"/>
+              <w:end w:w="120" w:type="dxa"/>
+            </w:tcMar>
+          </w:tcPr>
+          <w:p>
+            <w:pPr>
+              <w:spacing w:before="0" w:after="50" w:line="269" w:lineRule="auto"/>
+            </w:pPr>
+            <w:r>
+              <w:rPr>
+                <w:rFonts w:ascii="Calibri" w:hAnsi="Calibri" w:eastAsia="Microsoft YaHei"/>
+                <w:b w:val="0"/>
+                <w:color w:val="1F2933"/>
+                <w:sz w:val="18"/>
+              </w:rPr>
+            </w:r>
+            <w:r>
+              <w:rPr>
+                <w:rFonts w:ascii="Calibri" w:hAnsi="Calibri" w:eastAsia="Microsoft YaHei"/>
+                <w:b w:val="0"/>
+                <w:color w:val="1F2933"/>
+                <w:sz w:val="18"/>
+              </w:rPr>
+              <w:t>配方 + 来源事件 + 对比结果</w:t>
+            </w:r>
+          </w:p>
+        </w:tc>
+        <w:tc>
+          <w:tcPr>
+            <w:tcW w:type="dxa" w:w="3000"/>
+            <w:vAlign w:val="center"/>
+            <w:tcMar>
+              <w:top w:w="80" w:type="dxa"/>
+              <w:bottom w:w="80" w:type="dxa"/>
+              <w:start w:w="120" w:type="dxa"/>
+              <w:end w:w="120" w:type="dxa"/>
+            </w:tcMar>
+          </w:tcPr>
+          <w:p>
+            <w:pPr>
+              <w:spacing w:before="0" w:after="50" w:line="269" w:lineRule="auto"/>
+            </w:pPr>
+            <w:r>
+              <w:rPr>
+                <w:rFonts w:ascii="Calibri" w:hAnsi="Calibri" w:eastAsia="Microsoft YaHei"/>
+                <w:b w:val="0"/>
+                <w:color w:val="1F2933"/>
+                <w:sz w:val="18"/>
+              </w:rPr>
+            </w:r>
+            <w:r>
+              <w:rPr>
+                <w:rFonts w:ascii="Calibri" w:hAnsi="Calibri" w:eastAsia="Microsoft YaHei"/>
+                <w:b w:val="0"/>
+                <w:color w:val="1F2933"/>
+                <w:sz w:val="18"/>
+              </w:rPr>
+              <w:t>动作解释、差异摘要、参数建议、待确认项</w:t>
+            </w:r>
+          </w:p>
+        </w:tc>
+        <w:tc>
+          <w:tcPr>
+            <w:tcW w:type="dxa" w:w="1610"/>
+            <w:vAlign w:val="center"/>
+            <w:tcMar>
+              <w:top w:w="80" w:type="dxa"/>
+              <w:bottom w:w="80" w:type="dxa"/>
+              <w:start w:w="120" w:type="dxa"/>
+              <w:end w:w="120" w:type="dxa"/>
+            </w:tcMar>
+          </w:tcPr>
+          <w:p>
+            <w:pPr>
+              <w:spacing w:before="0" w:after="50" w:line="269" w:lineRule="auto"/>
+            </w:pPr>
+            <w:r>
+              <w:rPr>
+                <w:rFonts w:ascii="Calibri" w:hAnsi="Calibri" w:eastAsia="Microsoft YaHei"/>
+                <w:b w:val="0"/>
+                <w:color w:val="1F2933"/>
+                <w:sz w:val="18"/>
+              </w:rPr>
+            </w:r>
+            <w:r>
+              <w:rPr>
+                <w:rFonts w:ascii="Calibri" w:hAnsi="Calibri" w:eastAsia="Microsoft YaHei"/>
+                <w:b w:val="0"/>
+                <w:color w:val="1F2933"/>
+                <w:sz w:val="18"/>
+              </w:rPr>
+              <w:t>采用建议、补充上下文、重新生成</w:t>
+            </w:r>
+          </w:p>
+        </w:tc>
+      </w:tr>
+    </w:tbl>
+    <w:p>
+      <w:pPr>
+        <w:spacing w:after="0"/>
+      </w:pPr>
+    </w:p>
+    <w:p>
+      <w:pPr>
+        <w:spacing w:before="0" w:after="160" w:line="320" w:lineRule="auto"/>
+        <w:jc w:val="both"/>
+      </w:pPr>
+      <w:r>
+        <w:rPr>
+          <w:rFonts w:ascii="Calibri" w:hAnsi="Calibri" w:eastAsia="Microsoft YaHei"/>
+          <w:color w:val="1F2933"/>
+        </w:rPr>
+        <w:t>配方编辑器是首版最重要的产物页面。左侧按步骤显示 cam.* / nx.* / powermill.* 动作，中间编辑参数和条件，右侧始终显示来源证据与版本差异。Codex 只接收结构化审阅包，返回 findings、suggested_parameters 和 questions，用户在同一页面逐项采用。</w:t>
+      </w:r>
+    </w:p>
+    <w:p>
+      <w:pPr>
+        <w:pStyle w:val="Heading2"/>
+        <w:keepNext/>
+        <w:pageBreakBefore w:val="0"/>
+      </w:pPr>
+      <w:r>
+        <w:t>适配器与命令中心</w:t>
+      </w:r>
+    </w:p>
+    <w:tbl>
+      <w:tblPr>
+        <w:tblW w:type="dxa" w:w="9360"/>
+        <w:jc w:val="left"/>
+        <w:tblLayout w:type="fixed"/>
+        <w:tblLook w:firstColumn="1" w:firstRow="1" w:lastColumn="0" w:lastRow="0" w:noHBand="0" w:noVBand="1" w:val="04A0"/>
+        <w:tblInd w:w="120" w:type="dxa"/>
+        <w:tblBorders>
+          <w:top w:val="single" w:sz="4" w:space="0" w:color="CCD5DF"/>
+          <w:left w:val="single" w:sz="4" w:space="0" w:color="CCD5DF"/>
+          <w:bottom w:val="single" w:sz="4" w:space="0" w:color="CCD5DF"/>
+          <w:right w:val="single" w:sz="4" w:space="0" w:color="CCD5DF"/>
+          <w:insideH w:val="single" w:sz="4" w:space="0" w:color="CCD5DF"/>
+          <w:insideV w:val="single" w:sz="4" w:space="0" w:color="CCD5DF"/>
+        </w:tblBorders>
+      </w:tblPr>
+      <w:tblGrid>
+        <w:gridCol w:w="2050"/>
+        <w:gridCol w:w="3250"/>
+        <w:gridCol w:w="2800"/>
+        <w:gridCol w:w="1260"/>
+      </w:tblGrid>
+      <w:tr>
+        <w:trPr>
+          <w:trHeight w:hRule="atLeast"/>
+          <w:tblHeader w:val="true"/>
+          <w:cantSplit/>
+        </w:trPr>
+        <w:tc>
+          <w:tcPr>
+            <w:tcW w:type="dxa" w:w="2050"/>
+            <w:shd w:fill="F4F6F9"/>
+            <w:vAlign w:val="center"/>
+            <w:tcMar>
+              <w:top w:w="80" w:type="dxa"/>
+              <w:bottom w:w="80" w:type="dxa"/>
+              <w:start w:w="120" w:type="dxa"/>
+              <w:end w:w="120" w:type="dxa"/>
+            </w:tcMar>
+          </w:tcPr>
+          <w:p>
+            <w:pPr>
+              <w:spacing w:before="0" w:after="50" w:line="269" w:lineRule="auto"/>
+            </w:pPr>
+            <w:r>
+              <w:rPr>
+                <w:rFonts w:ascii="Calibri" w:hAnsi="Calibri" w:eastAsia="Microsoft YaHei"/>
+                <w:b/>
+                <w:color w:val="1F2933"/>
+                <w:sz w:val="18"/>
+              </w:rPr>
+            </w:r>
+            <w:r>
+              <w:rPr>
+                <w:rFonts w:ascii="Calibri" w:hAnsi="Calibri" w:eastAsia="Microsoft YaHei"/>
+                <w:b/>
+                <w:color w:val="1F2933"/>
+                <w:sz w:val="18"/>
+              </w:rPr>
+              <w:t>模块</w:t>
+            </w:r>
+          </w:p>
+        </w:tc>
+        <w:tc>
+          <w:tcPr>
+            <w:tcW w:type="dxa" w:w="3250"/>
+            <w:shd w:fill="F4F6F9"/>
+            <w:vAlign w:val="center"/>
+            <w:tcMar>
+              <w:top w:w="80" w:type="dxa"/>
+              <w:bottom w:w="80" w:type="dxa"/>
+              <w:start w:w="120" w:type="dxa"/>
+              <w:end w:w="120" w:type="dxa"/>
+            </w:tcMar>
+          </w:tcPr>
+          <w:p>
+            <w:pPr>
+              <w:spacing w:before="0" w:after="50" w:line="269" w:lineRule="auto"/>
+            </w:pPr>
+            <w:r>
+              <w:rPr>
+                <w:rFonts w:ascii="Calibri" w:hAnsi="Calibri" w:eastAsia="Microsoft YaHei"/>
+                <w:b/>
+                <w:color w:val="1F2933"/>
+                <w:sz w:val="18"/>
+              </w:rPr>
+            </w:r>
+            <w:r>
+              <w:rPr>
+                <w:rFonts w:ascii="Calibri" w:hAnsi="Calibri" w:eastAsia="Microsoft YaHei"/>
+                <w:b/>
+                <w:color w:val="1F2933"/>
+                <w:sz w:val="18"/>
+              </w:rPr>
+              <w:t>首版能力</w:t>
+            </w:r>
+          </w:p>
+        </w:tc>
+        <w:tc>
+          <w:tcPr>
+            <w:tcW w:type="dxa" w:w="2800"/>
+            <w:shd w:fill="F4F6F9"/>
+            <w:vAlign w:val="center"/>
+            <w:tcMar>
+              <w:top w:w="80" w:type="dxa"/>
+              <w:bottom w:w="80" w:type="dxa"/>
+              <w:start w:w="120" w:type="dxa"/>
+              <w:end w:w="120" w:type="dxa"/>
+            </w:tcMar>
+          </w:tcPr>
+          <w:p>
+            <w:pPr>
+              <w:spacing w:before="0" w:after="50" w:line="269" w:lineRule="auto"/>
+            </w:pPr>
+            <w:r>
+              <w:rPr>
+                <w:rFonts w:ascii="Calibri" w:hAnsi="Calibri" w:eastAsia="Microsoft YaHei"/>
+                <w:b/>
+                <w:color w:val="1F2933"/>
+                <w:sz w:val="18"/>
+              </w:rPr>
+            </w:r>
+            <w:r>
+              <w:rPr>
+                <w:rFonts w:ascii="Calibri" w:hAnsi="Calibri" w:eastAsia="Microsoft YaHei"/>
+                <w:b/>
+                <w:color w:val="1F2933"/>
+                <w:sz w:val="18"/>
+              </w:rPr>
+              <w:t>后续增强</w:t>
+            </w:r>
+          </w:p>
+        </w:tc>
+        <w:tc>
+          <w:tcPr>
+            <w:tcW w:type="dxa" w:w="1260"/>
+            <w:shd w:fill="F4F6F9"/>
+            <w:vAlign w:val="center"/>
+            <w:tcMar>
+              <w:top w:w="80" w:type="dxa"/>
+              <w:bottom w:w="80" w:type="dxa"/>
+              <w:start w:w="120" w:type="dxa"/>
+              <w:end w:w="120" w:type="dxa"/>
+            </w:tcMar>
+          </w:tcPr>
+          <w:p>
+            <w:pPr>
+              <w:spacing w:before="0" w:after="50" w:line="269" w:lineRule="auto"/>
+            </w:pPr>
+            <w:r>
+              <w:rPr>
+                <w:rFonts w:ascii="Calibri" w:hAnsi="Calibri" w:eastAsia="Microsoft YaHei"/>
+                <w:b/>
+                <w:color w:val="1F2933"/>
+                <w:sz w:val="18"/>
+              </w:rPr>
+            </w:r>
+            <w:r>
+              <w:rPr>
+                <w:rFonts w:ascii="Calibri" w:hAnsi="Calibri" w:eastAsia="Microsoft YaHei"/>
+                <w:b/>
+                <w:color w:val="1F2933"/>
+                <w:sz w:val="18"/>
+              </w:rPr>
+              <w:t>性能设计</w:t>
+            </w:r>
+          </w:p>
+        </w:tc>
+      </w:tr>
+      <w:tr>
+        <w:trPr>
+          <w:cantSplit/>
+          <w:trHeight w:hRule="atLeast"/>
+        </w:trPr>
+        <w:tc>
+          <w:tcPr>
+            <w:tcW w:type="dxa" w:w="2050"/>
+            <w:vAlign w:val="center"/>
+            <w:tcMar>
+              <w:top w:w="80" w:type="dxa"/>
+              <w:bottom w:w="80" w:type="dxa"/>
+              <w:start w:w="120" w:type="dxa"/>
+              <w:end w:w="120" w:type="dxa"/>
+            </w:tcMar>
+          </w:tcPr>
+          <w:p>
+            <w:pPr>
+              <w:spacing w:before="0" w:after="50" w:line="269" w:lineRule="auto"/>
+            </w:pPr>
+            <w:r>
+              <w:rPr>
+                <w:rFonts w:ascii="Calibri" w:hAnsi="Calibri" w:eastAsia="Microsoft YaHei"/>
+                <w:b w:val="0"/>
+                <w:color w:val="1F2933"/>
+                <w:sz w:val="18"/>
+              </w:rPr>
+            </w:r>
+            <w:r>
+              <w:rPr>
+                <w:rFonts w:ascii="Calibri" w:hAnsi="Calibri" w:eastAsia="Microsoft YaHei"/>
+                <w:b w:val="0"/>
+                <w:color w:val="1F2933"/>
+                <w:sz w:val="18"/>
+              </w:rPr>
+              <w:t>PowerMill 适配器</w:t>
+            </w:r>
+          </w:p>
+        </w:tc>
+        <w:tc>
+          <w:tcPr>
+            <w:tcW w:type="dxa" w:w="3250"/>
+            <w:vAlign w:val="center"/>
+            <w:tcMar>
+              <w:top w:w="80" w:type="dxa"/>
+              <w:bottom w:w="80" w:type="dxa"/>
+              <w:start w:w="120" w:type="dxa"/>
+              <w:end w:w="120" w:type="dxa"/>
+            </w:tcMar>
+          </w:tcPr>
+          <w:p>
+            <w:pPr>
+              <w:spacing w:before="0" w:after="50" w:line="269" w:lineRule="auto"/>
+            </w:pPr>
+            <w:r>
+              <w:rPr>
+                <w:rFonts w:ascii="Calibri" w:hAnsi="Calibri" w:eastAsia="Microsoft YaHei"/>
+                <w:b w:val="0"/>
+                <w:color w:val="1F2933"/>
+                <w:sz w:val="18"/>
+              </w:rPr>
+            </w:r>
+            <w:r>
+              <w:rPr>
+                <w:rFonts w:ascii="Calibri" w:hAnsi="Calibri" w:eastAsia="Microsoft YaHei"/>
+                <w:b w:val="0"/>
+                <w:color w:val="1F2933"/>
+                <w:sz w:val="18"/>
+              </w:rPr>
+              <w:t>.mac/.log 导入、RecordMacro 发现、DoCommandEx 查询与响应</w:t>
+            </w:r>
+          </w:p>
+        </w:tc>
+        <w:tc>
+          <w:tcPr>
+            <w:tcW w:type="dxa" w:w="2800"/>
+            <w:vAlign w:val="center"/>
+            <w:tcMar>
+              <w:top w:w="80" w:type="dxa"/>
+              <w:bottom w:w="80" w:type="dxa"/>
+              <w:start w:w="120" w:type="dxa"/>
+              <w:end w:w="120" w:type="dxa"/>
+            </w:tcMar>
+          </w:tcPr>
+          <w:p>
+            <w:pPr>
+              <w:spacing w:before="0" w:after="50" w:line="269" w:lineRule="auto"/>
+            </w:pPr>
+            <w:r>
+              <w:rPr>
+                <w:rFonts w:ascii="Calibri" w:hAnsi="Calibri" w:eastAsia="Microsoft YaHei"/>
+                <w:b w:val="0"/>
+                <w:color w:val="1F2933"/>
+                <w:sz w:val="18"/>
+              </w:rPr>
+            </w:r>
+            <w:r>
+              <w:rPr>
+                <w:rFonts w:ascii="Calibri" w:hAnsi="Calibri" w:eastAsia="Microsoft YaHei"/>
+                <w:b w:val="0"/>
+                <w:color w:val="1F2933"/>
+                <w:sz w:val="18"/>
+              </w:rPr>
+              <w:t>版本化 COM/.NET、QueueCommand、项目实体快照</w:t>
+            </w:r>
+          </w:p>
+        </w:tc>
+        <w:tc>
+          <w:tcPr>
+            <w:tcW w:type="dxa" w:w="1260"/>
+            <w:vAlign w:val="center"/>
+            <w:tcMar>
+              <w:top w:w="80" w:type="dxa"/>
+              <w:bottom w:w="80" w:type="dxa"/>
+              <w:start w:w="120" w:type="dxa"/>
+              <w:end w:w="120" w:type="dxa"/>
+            </w:tcMar>
+          </w:tcPr>
+          <w:p>
+            <w:pPr>
+              <w:spacing w:before="0" w:after="50" w:line="269" w:lineRule="auto"/>
+            </w:pPr>
+            <w:r>
+              <w:rPr>
+                <w:rFonts w:ascii="Calibri" w:hAnsi="Calibri" w:eastAsia="Microsoft YaHei"/>
+                <w:b w:val="0"/>
+                <w:color w:val="1F2933"/>
+                <w:sz w:val="18"/>
+              </w:rPr>
+            </w:r>
+            <w:r>
+              <w:rPr>
+                <w:rFonts w:ascii="Calibri" w:hAnsi="Calibri" w:eastAsia="Microsoft YaHei"/>
+                <w:b w:val="0"/>
+                <w:color w:val="1F2933"/>
+                <w:sz w:val="18"/>
+              </w:rPr>
+              <w:t>每实例串行队列，查询超时独立</w:t>
+            </w:r>
+          </w:p>
+        </w:tc>
+      </w:tr>
+      <w:tr>
+        <w:trPr>
+          <w:cantSplit/>
+          <w:trHeight w:hRule="atLeast"/>
+        </w:trPr>
+        <w:tc>
+          <w:tcPr>
+            <w:tcW w:type="dxa" w:w="2050"/>
+            <w:vAlign w:val="center"/>
+            <w:tcMar>
+              <w:top w:w="80" w:type="dxa"/>
+              <w:bottom w:w="80" w:type="dxa"/>
+              <w:start w:w="120" w:type="dxa"/>
+              <w:end w:w="120" w:type="dxa"/>
+            </w:tcMar>
+          </w:tcPr>
+          <w:p>
+            <w:pPr>
+              <w:spacing w:before="0" w:after="50" w:line="269" w:lineRule="auto"/>
+            </w:pPr>
+            <w:r>
+              <w:rPr>
+                <w:rFonts w:ascii="Calibri" w:hAnsi="Calibri" w:eastAsia="Microsoft YaHei"/>
+                <w:b w:val="0"/>
+                <w:color w:val="1F2933"/>
+                <w:sz w:val="18"/>
+              </w:rPr>
+            </w:r>
+            <w:r>
+              <w:rPr>
+                <w:rFonts w:ascii="Calibri" w:hAnsi="Calibri" w:eastAsia="Microsoft YaHei"/>
+                <w:b w:val="0"/>
+                <w:color w:val="1F2933"/>
+                <w:sz w:val="18"/>
+              </w:rPr>
+              <w:t>NX 适配器</w:t>
+            </w:r>
+          </w:p>
+        </w:tc>
+        <w:tc>
+          <w:tcPr>
+            <w:tcW w:type="dxa" w:w="3250"/>
+            <w:vAlign w:val="center"/>
+            <w:tcMar>
+              <w:top w:w="80" w:type="dxa"/>
+              <w:bottom w:w="80" w:type="dxa"/>
+              <w:start w:w="120" w:type="dxa"/>
+              <w:end w:w="120" w:type="dxa"/>
+            </w:tcMar>
+          </w:tcPr>
+          <w:p>
+            <w:pPr>
+              <w:spacing w:before="0" w:after="50" w:line="269" w:lineRule="auto"/>
+            </w:pPr>
+            <w:r>
+              <w:rPr>
+                <w:rFonts w:ascii="Calibri" w:hAnsi="Calibri" w:eastAsia="Microsoft YaHei"/>
+                <w:b w:val="0"/>
+                <w:color w:val="1F2933"/>
+                <w:sz w:val="18"/>
+              </w:rPr>
+            </w:r>
+            <w:r>
+              <w:rPr>
+                <w:rFonts w:ascii="Calibri" w:hAnsi="Calibri" w:eastAsia="Microsoft YaHei"/>
+                <w:b w:val="0"/>
+                <w:color w:val="1F2933"/>
+                <w:sz w:val="18"/>
+              </w:rPr>
+              <w:t>Journal AST、JSONL、目标 stubs 对照、对象查询</w:t>
+            </w:r>
+          </w:p>
+        </w:tc>
+        <w:tc>
+          <w:tcPr>
+            <w:tcW w:type="dxa" w:w="2800"/>
+            <w:vAlign w:val="center"/>
+            <w:tcMar>
+              <w:top w:w="80" w:type="dxa"/>
+              <w:bottom w:w="80" w:type="dxa"/>
+              <w:start w:w="120" w:type="dxa"/>
+              <w:end w:w="120" w:type="dxa"/>
+            </w:tcMar>
+          </w:tcPr>
+          <w:p>
+            <w:pPr>
+              <w:spacing w:before="0" w:after="50" w:line="269" w:lineRule="auto"/>
+            </w:pPr>
+            <w:r>
+              <w:rPr>
+                <w:rFonts w:ascii="Calibri" w:hAnsi="Calibri" w:eastAsia="Microsoft YaHei"/>
+                <w:b w:val="0"/>
+                <w:color w:val="1F2933"/>
+                <w:sz w:val="18"/>
+              </w:rPr>
+            </w:r>
+            <w:r>
+              <w:rPr>
+                <w:rFonts w:ascii="Calibri" w:hAnsi="Calibri" w:eastAsia="Microsoft YaHei"/>
+                <w:b w:val="0"/>
+                <w:color w:val="1F2933"/>
+                <w:sz w:val="18"/>
+              </w:rPr>
+              <w:t>NXOpen Builder、Teamcenter 场景、稳定对象选择器</w:t>
+            </w:r>
+          </w:p>
+        </w:tc>
+        <w:tc>
+          <w:tcPr>
+            <w:tcW w:type="dxa" w:w="1260"/>
+            <w:vAlign w:val="center"/>
+            <w:tcMar>
+              <w:top w:w="80" w:type="dxa"/>
+              <w:bottom w:w="80" w:type="dxa"/>
+              <w:start w:w="120" w:type="dxa"/>
+              <w:end w:w="120" w:type="dxa"/>
+            </w:tcMar>
+          </w:tcPr>
+          <w:p>
+            <w:pPr>
+              <w:spacing w:before="0" w:after="50" w:line="269" w:lineRule="auto"/>
+            </w:pPr>
+            <w:r>
+              <w:rPr>
+                <w:rFonts w:ascii="Calibri" w:hAnsi="Calibri" w:eastAsia="Microsoft YaHei"/>
+                <w:b w:val="0"/>
+                <w:color w:val="1F2933"/>
+                <w:sz w:val="18"/>
+              </w:rPr>
+            </w:r>
+            <w:r>
+              <w:rPr>
+                <w:rFonts w:ascii="Calibri" w:hAnsi="Calibri" w:eastAsia="Microsoft YaHei"/>
+                <w:b w:val="0"/>
+                <w:color w:val="1F2933"/>
+                <w:sz w:val="18"/>
+              </w:rPr>
+              <w:t>Journal 离线解析，宿主查询异步</w:t>
+            </w:r>
+          </w:p>
+        </w:tc>
+      </w:tr>
+      <w:tr>
+        <w:trPr>
+          <w:cantSplit/>
+          <w:trHeight w:hRule="atLeast"/>
+        </w:trPr>
+        <w:tc>
+          <w:tcPr>
+            <w:tcW w:type="dxa" w:w="2050"/>
+            <w:vAlign w:val="center"/>
+            <w:tcMar>
+              <w:top w:w="80" w:type="dxa"/>
+              <w:bottom w:w="80" w:type="dxa"/>
+              <w:start w:w="120" w:type="dxa"/>
+              <w:end w:w="120" w:type="dxa"/>
+            </w:tcMar>
+          </w:tcPr>
+          <w:p>
+            <w:pPr>
+              <w:spacing w:before="0" w:after="50" w:line="269" w:lineRule="auto"/>
+            </w:pPr>
+            <w:r>
+              <w:rPr>
+                <w:rFonts w:ascii="Calibri" w:hAnsi="Calibri" w:eastAsia="Microsoft YaHei"/>
+                <w:b w:val="0"/>
+                <w:color w:val="1F2933"/>
+                <w:sz w:val="18"/>
+              </w:rPr>
+            </w:r>
+            <w:r>
+              <w:rPr>
+                <w:rFonts w:ascii="Calibri" w:hAnsi="Calibri" w:eastAsia="Microsoft YaHei"/>
+                <w:b w:val="0"/>
+                <w:color w:val="1F2933"/>
+                <w:sz w:val="18"/>
+              </w:rPr>
+              <w:t>命令中心</w:t>
+            </w:r>
+          </w:p>
+        </w:tc>
+        <w:tc>
+          <w:tcPr>
+            <w:tcW w:type="dxa" w:w="3250"/>
+            <w:vAlign w:val="center"/>
+            <w:tcMar>
+              <w:top w:w="80" w:type="dxa"/>
+              <w:bottom w:w="80" w:type="dxa"/>
+              <w:start w:w="120" w:type="dxa"/>
+              <w:end w:w="120" w:type="dxa"/>
+            </w:tcMar>
+          </w:tcPr>
+          <w:p>
+            <w:pPr>
+              <w:spacing w:before="0" w:after="50" w:line="269" w:lineRule="auto"/>
+            </w:pPr>
+            <w:r>
+              <w:rPr>
+                <w:rFonts w:ascii="Calibri" w:hAnsi="Calibri" w:eastAsia="Microsoft YaHei"/>
+                <w:b w:val="0"/>
+                <w:color w:val="1F2933"/>
+                <w:sz w:val="18"/>
+              </w:rPr>
+            </w:r>
+            <w:r>
+              <w:rPr>
+                <w:rFonts w:ascii="Calibri" w:hAnsi="Calibri" w:eastAsia="Microsoft YaHei"/>
+                <w:b w:val="0"/>
+                <w:color w:val="1F2933"/>
+                <w:sz w:val="18"/>
+              </w:rPr>
+              <w:t>查询命令、配方预览、目标实例 dry-run、DiffReport</w:t>
+            </w:r>
+          </w:p>
+        </w:tc>
+        <w:tc>
+          <w:tcPr>
+            <w:tcW w:type="dxa" w:w="2800"/>
+            <w:vAlign w:val="center"/>
+            <w:tcMar>
+              <w:top w:w="80" w:type="dxa"/>
+              <w:bottom w:w="80" w:type="dxa"/>
+              <w:start w:w="120" w:type="dxa"/>
+              <w:end w:w="120" w:type="dxa"/>
+            </w:tcMar>
+          </w:tcPr>
+          <w:p>
+            <w:pPr>
+              <w:spacing w:before="0" w:after="50" w:line="269" w:lineRule="auto"/>
+            </w:pPr>
+            <w:r>
+              <w:rPr>
+                <w:rFonts w:ascii="Calibri" w:hAnsi="Calibri" w:eastAsia="Microsoft YaHei"/>
+                <w:b w:val="0"/>
+                <w:color w:val="1F2933"/>
+                <w:sz w:val="18"/>
+              </w:rPr>
+            </w:r>
+            <w:r>
+              <w:rPr>
+                <w:rFonts w:ascii="Calibri" w:hAnsi="Calibri" w:eastAsia="Microsoft YaHei"/>
+                <w:b w:val="0"/>
+                <w:color w:val="1F2933"/>
+                <w:sz w:val="18"/>
+              </w:rPr>
+              <w:t>按场景增加项目内动作和批处理任务</w:t>
+            </w:r>
+          </w:p>
+        </w:tc>
+        <w:tc>
+          <w:tcPr>
+            <w:tcW w:type="dxa" w:w="1260"/>
+            <w:vAlign w:val="center"/>
+            <w:tcMar>
+              <w:top w:w="80" w:type="dxa"/>
+              <w:bottom w:w="80" w:type="dxa"/>
+              <w:start w:w="120" w:type="dxa"/>
+              <w:end w:w="120" w:type="dxa"/>
+            </w:tcMar>
+          </w:tcPr>
+          <w:p>
+            <w:pPr>
+              <w:spacing w:before="0" w:after="50" w:line="269" w:lineRule="auto"/>
+            </w:pPr>
+            <w:r>
+              <w:rPr>
+                <w:rFonts w:ascii="Calibri" w:hAnsi="Calibri" w:eastAsia="Microsoft YaHei"/>
+                <w:b w:val="0"/>
+                <w:color w:val="1F2933"/>
+                <w:sz w:val="18"/>
+              </w:rPr>
+            </w:r>
+            <w:r>
+              <w:rPr>
+                <w:rFonts w:ascii="Calibri" w:hAnsi="Calibri" w:eastAsia="Microsoft YaHei"/>
+                <w:b w:val="0"/>
+                <w:color w:val="1F2933"/>
+                <w:sz w:val="18"/>
+              </w:rPr>
+              <w:t>后台任务队列、取消、进度和结果缓存</w:t>
+            </w:r>
+          </w:p>
+        </w:tc>
+      </w:tr>
+    </w:tbl>
+    <w:p>
+      <w:pPr>
+        <w:spacing w:after="0"/>
+      </w:pPr>
+    </w:p>
+    <w:p>
+      <w:pPr>
+        <w:spacing w:before="0" w:after="160" w:line="320" w:lineRule="auto"/>
+        <w:jc w:val="both"/>
+      </w:pPr>
+      <w:r>
+        <w:rPr>
+          <w:rFonts w:ascii="Calibri" w:hAnsi="Calibri" w:eastAsia="Microsoft YaHei"/>
+          <w:color w:val="1F2933"/>
+        </w:rPr>
+        <w:t>命令中心明确显示产品、PID、项目、版本、配方哈希和参数。用户可直接输入受适配器支持的查询命令，也可从配方创建任务。运行后在同一页面看到原始响应、结构化结果、耗时、对象变化和仿真摘要。第一版运行范围停留在 CAM 项目与 dry-run，不生成机床可用 NC。</w:t>
+      </w:r>
+    </w:p>
+    <w:p>
+      <w:pPr>
+        <w:pStyle w:val="Heading2"/>
+        <w:keepNext/>
+        <w:pageBreakBefore w:val="0"/>
+      </w:pPr>
+      <w:r>
+        <w:t>插件中心与诊断统计</w:t>
+      </w:r>
+    </w:p>
+    <w:tbl>
+      <w:tblPr>
+        <w:tblW w:type="dxa" w:w="9360"/>
+        <w:jc w:val="left"/>
+        <w:tblLayout w:type="fixed"/>
+        <w:tblLook w:firstColumn="1" w:firstRow="1" w:lastColumn="0" w:lastRow="0" w:noHBand="0" w:noVBand="1" w:val="04A0"/>
+        <w:tblInd w:w="120" w:type="dxa"/>
+        <w:tblBorders>
+          <w:top w:val="single" w:sz="4" w:space="0" w:color="CCD5DF"/>
+          <w:left w:val="single" w:sz="4" w:space="0" w:color="CCD5DF"/>
+          <w:bottom w:val="single" w:sz="4" w:space="0" w:color="CCD5DF"/>
+          <w:right w:val="single" w:sz="4" w:space="0" w:color="CCD5DF"/>
+          <w:insideH w:val="single" w:sz="4" w:space="0" w:color="CCD5DF"/>
+          <w:insideV w:val="single" w:sz="4" w:space="0" w:color="CCD5DF"/>
+        </w:tblBorders>
+      </w:tblPr>
+      <w:tblGrid>
+        <w:gridCol w:w="2100"/>
+        <w:gridCol w:w="4350"/>
+        <w:gridCol w:w="2910"/>
+      </w:tblGrid>
+      <w:tr>
+        <w:trPr>
+          <w:trHeight w:hRule="atLeast"/>
+          <w:tblHeader w:val="true"/>
+          <w:cantSplit/>
+        </w:trPr>
+        <w:tc>
+          <w:tcPr>
+            <w:tcW w:type="dxa" w:w="2100"/>
+            <w:shd w:fill="F4F6F9"/>
+            <w:vAlign w:val="center"/>
+            <w:tcMar>
+              <w:top w:w="80" w:type="dxa"/>
+              <w:bottom w:w="80" w:type="dxa"/>
+              <w:start w:w="120" w:type="dxa"/>
+              <w:end w:w="120" w:type="dxa"/>
+            </w:tcMar>
+          </w:tcPr>
+          <w:p>
+            <w:pPr>
+              <w:spacing w:before="0" w:after="50" w:line="269" w:lineRule="auto"/>
+            </w:pPr>
+            <w:r>
+              <w:rPr>
+                <w:rFonts w:ascii="Calibri" w:hAnsi="Calibri" w:eastAsia="Microsoft YaHei"/>
+                <w:b/>
+                <w:color w:val="1F2933"/>
+                <w:sz w:val="18"/>
+              </w:rPr>
+            </w:r>
+            <w:r>
+              <w:rPr>
+                <w:rFonts w:ascii="Calibri" w:hAnsi="Calibri" w:eastAsia="Microsoft YaHei"/>
+                <w:b/>
+                <w:color w:val="1F2933"/>
+                <w:sz w:val="18"/>
+              </w:rPr>
+              <w:t>模块</w:t>
+            </w:r>
+          </w:p>
+        </w:tc>
+        <w:tc>
+          <w:tcPr>
+            <w:tcW w:type="dxa" w:w="4350"/>
+            <w:shd w:fill="F4F6F9"/>
+            <w:vAlign w:val="center"/>
+            <w:tcMar>
+              <w:top w:w="80" w:type="dxa"/>
+              <w:bottom w:w="80" w:type="dxa"/>
+              <w:start w:w="120" w:type="dxa"/>
+              <w:end w:w="120" w:type="dxa"/>
+            </w:tcMar>
+          </w:tcPr>
+          <w:p>
+            <w:pPr>
+              <w:spacing w:before="0" w:after="50" w:line="269" w:lineRule="auto"/>
+            </w:pPr>
+            <w:r>
+              <w:rPr>
+                <w:rFonts w:ascii="Calibri" w:hAnsi="Calibri" w:eastAsia="Microsoft YaHei"/>
+                <w:b/>
+                <w:color w:val="1F2933"/>
+                <w:sz w:val="18"/>
+              </w:rPr>
+            </w:r>
+            <w:r>
+              <w:rPr>
+                <w:rFonts w:ascii="Calibri" w:hAnsi="Calibri" w:eastAsia="Microsoft YaHei"/>
+                <w:b/>
+                <w:color w:val="1F2933"/>
+                <w:sz w:val="18"/>
+              </w:rPr>
+              <w:t>用户看到</w:t>
+            </w:r>
+          </w:p>
+        </w:tc>
+        <w:tc>
+          <w:tcPr>
+            <w:tcW w:type="dxa" w:w="2910"/>
+            <w:shd w:fill="F4F6F9"/>
+            <w:vAlign w:val="center"/>
+            <w:tcMar>
+              <w:top w:w="80" w:type="dxa"/>
+              <w:bottom w:w="80" w:type="dxa"/>
+              <w:start w:w="120" w:type="dxa"/>
+              <w:end w:w="120" w:type="dxa"/>
+            </w:tcMar>
+          </w:tcPr>
+          <w:p>
+            <w:pPr>
+              <w:spacing w:before="0" w:after="50" w:line="269" w:lineRule="auto"/>
+            </w:pPr>
+            <w:r>
+              <w:rPr>
+                <w:rFonts w:ascii="Calibri" w:hAnsi="Calibri" w:eastAsia="Microsoft YaHei"/>
+                <w:b/>
+                <w:color w:val="1F2933"/>
+                <w:sz w:val="18"/>
+              </w:rPr>
+            </w:r>
+            <w:r>
+              <w:rPr>
+                <w:rFonts w:ascii="Calibri" w:hAnsi="Calibri" w:eastAsia="Microsoft YaHei"/>
+                <w:b/>
+                <w:color w:val="1F2933"/>
+                <w:sz w:val="18"/>
+              </w:rPr>
+              <w:t>首版操作</w:t>
+            </w:r>
+          </w:p>
+        </w:tc>
+      </w:tr>
+      <w:tr>
+        <w:trPr>
+          <w:cantSplit/>
+          <w:trHeight w:hRule="atLeast"/>
+        </w:trPr>
+        <w:tc>
+          <w:tcPr>
+            <w:tcW w:type="dxa" w:w="2100"/>
+            <w:vAlign w:val="center"/>
+            <w:tcMar>
+              <w:top w:w="80" w:type="dxa"/>
+              <w:bottom w:w="80" w:type="dxa"/>
+              <w:start w:w="120" w:type="dxa"/>
+              <w:end w:w="120" w:type="dxa"/>
+            </w:tcMar>
+          </w:tcPr>
+          <w:p>
+            <w:pPr>
+              <w:spacing w:before="0" w:after="50" w:line="269" w:lineRule="auto"/>
+            </w:pPr>
+            <w:r>
+              <w:rPr>
+                <w:rFonts w:ascii="Calibri" w:hAnsi="Calibri" w:eastAsia="Microsoft YaHei"/>
+                <w:b w:val="0"/>
+                <w:color w:val="1F2933"/>
+                <w:sz w:val="18"/>
+              </w:rPr>
+            </w:r>
+            <w:r>
+              <w:rPr>
+                <w:rFonts w:ascii="Calibri" w:hAnsi="Calibri" w:eastAsia="Microsoft YaHei"/>
+                <w:b w:val="0"/>
+                <w:color w:val="1F2933"/>
+                <w:sz w:val="18"/>
+              </w:rPr>
+              <w:t>插件中心</w:t>
+            </w:r>
+          </w:p>
+        </w:tc>
+        <w:tc>
+          <w:tcPr>
+            <w:tcW w:type="dxa" w:w="4350"/>
+            <w:vAlign w:val="center"/>
+            <w:tcMar>
+              <w:top w:w="80" w:type="dxa"/>
+              <w:bottom w:w="80" w:type="dxa"/>
+              <w:start w:w="120" w:type="dxa"/>
+              <w:end w:w="120" w:type="dxa"/>
+            </w:tcMar>
+          </w:tcPr>
+          <w:p>
+            <w:pPr>
+              <w:spacing w:before="0" w:after="50" w:line="269" w:lineRule="auto"/>
+            </w:pPr>
+            <w:r>
+              <w:rPr>
+                <w:rFonts w:ascii="Calibri" w:hAnsi="Calibri" w:eastAsia="Microsoft YaHei"/>
+                <w:b w:val="0"/>
+                <w:color w:val="1F2933"/>
+                <w:sz w:val="18"/>
+              </w:rPr>
+            </w:r>
+            <w:r>
+              <w:rPr>
+                <w:rFonts w:ascii="Calibri" w:hAnsi="Calibri" w:eastAsia="Microsoft YaHei"/>
+                <w:b w:val="0"/>
+                <w:color w:val="1F2933"/>
+                <w:sz w:val="18"/>
+              </w:rPr>
+              <w:t>已安装/可安装、用途、依赖、适配版本、更新时间</w:t>
+            </w:r>
+          </w:p>
+        </w:tc>
+        <w:tc>
+          <w:tcPr>
+            <w:tcW w:type="dxa" w:w="2910"/>
+            <w:vAlign w:val="center"/>
+            <w:tcMar>
+              <w:top w:w="80" w:type="dxa"/>
+              <w:bottom w:w="80" w:type="dxa"/>
+              <w:start w:w="120" w:type="dxa"/>
+              <w:end w:w="120" w:type="dxa"/>
+            </w:tcMar>
+          </w:tcPr>
+          <w:p>
+            <w:pPr>
+              <w:spacing w:before="0" w:after="50" w:line="269" w:lineRule="auto"/>
+            </w:pPr>
+            <w:r>
+              <w:rPr>
+                <w:rFonts w:ascii="Calibri" w:hAnsi="Calibri" w:eastAsia="Microsoft YaHei"/>
+                <w:b w:val="0"/>
+                <w:color w:val="1F2933"/>
+                <w:sz w:val="18"/>
+              </w:rPr>
+            </w:r>
+            <w:r>
+              <w:rPr>
+                <w:rFonts w:ascii="Calibri" w:hAnsi="Calibri" w:eastAsia="Microsoft YaHei"/>
+                <w:b w:val="0"/>
+                <w:color w:val="1F2933"/>
+                <w:sz w:val="18"/>
+              </w:rPr>
+              <w:t>安装、卸载、更新、查看变更、安装推荐组合</w:t>
+            </w:r>
+          </w:p>
+        </w:tc>
+      </w:tr>
+      <w:tr>
+        <w:trPr>
+          <w:cantSplit/>
+          <w:trHeight w:hRule="atLeast"/>
+        </w:trPr>
+        <w:tc>
+          <w:tcPr>
+            <w:tcW w:type="dxa" w:w="2100"/>
+            <w:vAlign w:val="center"/>
+            <w:tcMar>
+              <w:top w:w="80" w:type="dxa"/>
+              <w:bottom w:w="80" w:type="dxa"/>
+              <w:start w:w="120" w:type="dxa"/>
+              <w:end w:w="120" w:type="dxa"/>
+            </w:tcMar>
+          </w:tcPr>
+          <w:p>
+            <w:pPr>
+              <w:spacing w:before="0" w:after="50" w:line="269" w:lineRule="auto"/>
+            </w:pPr>
+            <w:r>
+              <w:rPr>
+                <w:rFonts w:ascii="Calibri" w:hAnsi="Calibri" w:eastAsia="Microsoft YaHei"/>
+                <w:b w:val="0"/>
+                <w:color w:val="1F2933"/>
+                <w:sz w:val="18"/>
+              </w:rPr>
+            </w:r>
+            <w:r>
+              <w:rPr>
+                <w:rFonts w:ascii="Calibri" w:hAnsi="Calibri" w:eastAsia="Microsoft YaHei"/>
+                <w:b w:val="0"/>
+                <w:color w:val="1F2933"/>
+                <w:sz w:val="18"/>
+              </w:rPr>
+              <w:t>版本适配包</w:t>
+            </w:r>
+          </w:p>
+        </w:tc>
+        <w:tc>
+          <w:tcPr>
+            <w:tcW w:type="dxa" w:w="4350"/>
+            <w:vAlign w:val="center"/>
+            <w:tcMar>
+              <w:top w:w="80" w:type="dxa"/>
+              <w:bottom w:w="80" w:type="dxa"/>
+              <w:start w:w="120" w:type="dxa"/>
+              <w:end w:w="120" w:type="dxa"/>
+            </w:tcMar>
+          </w:tcPr>
+          <w:p>
+            <w:pPr>
+              <w:spacing w:before="0" w:after="50" w:line="269" w:lineRule="auto"/>
+            </w:pPr>
+            <w:r>
+              <w:rPr>
+                <w:rFonts w:ascii="Calibri" w:hAnsi="Calibri" w:eastAsia="Microsoft YaHei"/>
+                <w:b w:val="0"/>
+                <w:color w:val="1F2933"/>
+                <w:sz w:val="18"/>
+              </w:rPr>
+            </w:r>
+            <w:r>
+              <w:rPr>
+                <w:rFonts w:ascii="Calibri" w:hAnsi="Calibri" w:eastAsia="Microsoft YaHei"/>
+                <w:b w:val="0"/>
+                <w:color w:val="1F2933"/>
+                <w:sz w:val="18"/>
+              </w:rPr>
+              <w:t>PowerMill/NX 版本矩阵、已验证样本、可用方法</w:t>
+            </w:r>
+          </w:p>
+        </w:tc>
+        <w:tc>
+          <w:tcPr>
+            <w:tcW w:type="dxa" w:w="2910"/>
+            <w:vAlign w:val="center"/>
+            <w:tcMar>
+              <w:top w:w="80" w:type="dxa"/>
+              <w:bottom w:w="80" w:type="dxa"/>
+              <w:start w:w="120" w:type="dxa"/>
+              <w:end w:w="120" w:type="dxa"/>
+            </w:tcMar>
+          </w:tcPr>
+          <w:p>
+            <w:pPr>
+              <w:spacing w:before="0" w:after="50" w:line="269" w:lineRule="auto"/>
+            </w:pPr>
+            <w:r>
+              <w:rPr>
+                <w:rFonts w:ascii="Calibri" w:hAnsi="Calibri" w:eastAsia="Microsoft YaHei"/>
+                <w:b w:val="0"/>
+                <w:color w:val="1F2933"/>
+                <w:sz w:val="18"/>
+              </w:rPr>
+            </w:r>
+            <w:r>
+              <w:rPr>
+                <w:rFonts w:ascii="Calibri" w:hAnsi="Calibri" w:eastAsia="Microsoft YaHei"/>
+                <w:b w:val="0"/>
+                <w:color w:val="1F2933"/>
+                <w:sz w:val="18"/>
+              </w:rPr>
+              <w:t>选择版本、运行连接测试、查看响应样例</w:t>
+            </w:r>
+          </w:p>
+        </w:tc>
+      </w:tr>
+      <w:tr>
+        <w:trPr>
+          <w:cantSplit/>
+          <w:trHeight w:hRule="atLeast"/>
+        </w:trPr>
+        <w:tc>
+          <w:tcPr>
+            <w:tcW w:type="dxa" w:w="2100"/>
+            <w:vAlign w:val="center"/>
+            <w:tcMar>
+              <w:top w:w="80" w:type="dxa"/>
+              <w:bottom w:w="80" w:type="dxa"/>
+              <w:start w:w="120" w:type="dxa"/>
+              <w:end w:w="120" w:type="dxa"/>
+            </w:tcMar>
+          </w:tcPr>
+          <w:p>
+            <w:pPr>
+              <w:spacing w:before="0" w:after="50" w:line="269" w:lineRule="auto"/>
+            </w:pPr>
+            <w:r>
+              <w:rPr>
+                <w:rFonts w:ascii="Calibri" w:hAnsi="Calibri" w:eastAsia="Microsoft YaHei"/>
+                <w:b w:val="0"/>
+                <w:color w:val="1F2933"/>
+                <w:sz w:val="18"/>
+              </w:rPr>
+            </w:r>
+            <w:r>
+              <w:rPr>
+                <w:rFonts w:ascii="Calibri" w:hAnsi="Calibri" w:eastAsia="Microsoft YaHei"/>
+                <w:b w:val="0"/>
+                <w:color w:val="1F2933"/>
+                <w:sz w:val="18"/>
+              </w:rPr>
+              <w:t>诊断页</w:t>
+            </w:r>
+          </w:p>
+        </w:tc>
+        <w:tc>
+          <w:tcPr>
+            <w:tcW w:type="dxa" w:w="4350"/>
+            <w:vAlign w:val="center"/>
+            <w:tcMar>
+              <w:top w:w="80" w:type="dxa"/>
+              <w:bottom w:w="80" w:type="dxa"/>
+              <w:start w:w="120" w:type="dxa"/>
+              <w:end w:w="120" w:type="dxa"/>
+            </w:tcMar>
+          </w:tcPr>
+          <w:p>
+            <w:pPr>
+              <w:spacing w:before="0" w:after="50" w:line="269" w:lineRule="auto"/>
+            </w:pPr>
+            <w:r>
+              <w:rPr>
+                <w:rFonts w:ascii="Calibri" w:hAnsi="Calibri" w:eastAsia="Microsoft YaHei"/>
+                <w:b w:val="0"/>
+                <w:color w:val="1F2933"/>
+                <w:sz w:val="18"/>
+              </w:rPr>
+            </w:r>
+            <w:r>
+              <w:rPr>
+                <w:rFonts w:ascii="Calibri" w:hAnsi="Calibri" w:eastAsia="Microsoft YaHei"/>
+                <w:b w:val="0"/>
+                <w:color w:val="1F2933"/>
+                <w:sz w:val="18"/>
+              </w:rPr>
+              <w:t>实例心跳、源游标、事件延迟、任务队列、错误摘要</w:t>
+            </w:r>
+          </w:p>
+        </w:tc>
+        <w:tc>
+          <w:tcPr>
+            <w:tcW w:type="dxa" w:w="2910"/>
+            <w:vAlign w:val="center"/>
+            <w:tcMar>
+              <w:top w:w="80" w:type="dxa"/>
+              <w:bottom w:w="80" w:type="dxa"/>
+              <w:start w:w="120" w:type="dxa"/>
+              <w:end w:w="120" w:type="dxa"/>
+            </w:tcMar>
+          </w:tcPr>
+          <w:p>
+            <w:pPr>
+              <w:spacing w:before="0" w:after="50" w:line="269" w:lineRule="auto"/>
+            </w:pPr>
+            <w:r>
+              <w:rPr>
+                <w:rFonts w:ascii="Calibri" w:hAnsi="Calibri" w:eastAsia="Microsoft YaHei"/>
+                <w:b w:val="0"/>
+                <w:color w:val="1F2933"/>
+                <w:sz w:val="18"/>
+              </w:rPr>
+            </w:r>
+            <w:r>
+              <w:rPr>
+                <w:rFonts w:ascii="Calibri" w:hAnsi="Calibri" w:eastAsia="Microsoft YaHei"/>
+                <w:b w:val="0"/>
+                <w:color w:val="1F2933"/>
+                <w:sz w:val="18"/>
+              </w:rPr>
+              <w:t>重连、重扫、取消任务、导出诊断包</w:t>
+            </w:r>
+          </w:p>
+        </w:tc>
+      </w:tr>
+      <w:tr>
+        <w:trPr>
+          <w:cantSplit/>
+          <w:trHeight w:hRule="atLeast"/>
+        </w:trPr>
+        <w:tc>
+          <w:tcPr>
+            <w:tcW w:type="dxa" w:w="2100"/>
+            <w:vAlign w:val="center"/>
+            <w:tcMar>
+              <w:top w:w="80" w:type="dxa"/>
+              <w:bottom w:w="80" w:type="dxa"/>
+              <w:start w:w="120" w:type="dxa"/>
+              <w:end w:w="120" w:type="dxa"/>
+            </w:tcMar>
+          </w:tcPr>
+          <w:p>
+            <w:pPr>
+              <w:spacing w:before="0" w:after="50" w:line="269" w:lineRule="auto"/>
+            </w:pPr>
+            <w:r>
+              <w:rPr>
+                <w:rFonts w:ascii="Calibri" w:hAnsi="Calibri" w:eastAsia="Microsoft YaHei"/>
+                <w:b w:val="0"/>
+                <w:color w:val="1F2933"/>
+                <w:sz w:val="18"/>
+              </w:rPr>
+            </w:r>
+            <w:r>
+              <w:rPr>
+                <w:rFonts w:ascii="Calibri" w:hAnsi="Calibri" w:eastAsia="Microsoft YaHei"/>
+                <w:b w:val="0"/>
+                <w:color w:val="1F2933"/>
+                <w:sz w:val="18"/>
+              </w:rPr>
+              <w:t>任务统计</w:t>
+            </w:r>
+          </w:p>
+        </w:tc>
+        <w:tc>
+          <w:tcPr>
+            <w:tcW w:type="dxa" w:w="4350"/>
+            <w:vAlign w:val="center"/>
+            <w:tcMar>
+              <w:top w:w="80" w:type="dxa"/>
+              <w:bottom w:w="80" w:type="dxa"/>
+              <w:start w:w="120" w:type="dxa"/>
+              <w:end w:w="120" w:type="dxa"/>
+            </w:tcMar>
+          </w:tcPr>
+          <w:p>
+            <w:pPr>
+              <w:spacing w:before="0" w:after="50" w:line="269" w:lineRule="auto"/>
+            </w:pPr>
+            <w:r>
+              <w:rPr>
+                <w:rFonts w:ascii="Calibri" w:hAnsi="Calibri" w:eastAsia="Microsoft YaHei"/>
+                <w:b w:val="0"/>
+                <w:color w:val="1F2933"/>
+                <w:sz w:val="18"/>
+              </w:rPr>
+            </w:r>
+            <w:r>
+              <w:rPr>
+                <w:rFonts w:ascii="Calibri" w:hAnsi="Calibri" w:eastAsia="Microsoft YaHei"/>
+                <w:b w:val="0"/>
+                <w:color w:val="1F2933"/>
+                <w:sz w:val="18"/>
+              </w:rPr>
+              <w:t>记录量、manual 比例、会话耗时、重复流程、配方复用</w:t>
+            </w:r>
+          </w:p>
+        </w:tc>
+        <w:tc>
+          <w:tcPr>
+            <w:tcW w:type="dxa" w:w="2910"/>
+            <w:vAlign w:val="center"/>
+            <w:tcMar>
+              <w:top w:w="80" w:type="dxa"/>
+              <w:bottom w:w="80" w:type="dxa"/>
+              <w:start w:w="120" w:type="dxa"/>
+              <w:end w:w="120" w:type="dxa"/>
+            </w:tcMar>
+          </w:tcPr>
+          <w:p>
+            <w:pPr>
+              <w:spacing w:before="0" w:after="50" w:line="269" w:lineRule="auto"/>
+            </w:pPr>
+            <w:r>
+              <w:rPr>
+                <w:rFonts w:ascii="Calibri" w:hAnsi="Calibri" w:eastAsia="Microsoft YaHei"/>
+                <w:b w:val="0"/>
+                <w:color w:val="1F2933"/>
+                <w:sz w:val="18"/>
+              </w:rPr>
+            </w:r>
+            <w:r>
+              <w:rPr>
+                <w:rFonts w:ascii="Calibri" w:hAnsi="Calibri" w:eastAsia="Microsoft YaHei"/>
+                <w:b w:val="0"/>
+                <w:color w:val="1F2933"/>
+                <w:sz w:val="18"/>
+              </w:rPr>
+              <w:t>按项目/版本/时间比较，导出报表</w:t>
             </w:r>
           </w:p>
         </w:tc>
@@ -15124,7 +18110,7 @@
           <w:rFonts w:ascii="Calibri" w:hAnsi="Calibri" w:eastAsia="Microsoft YaHei"/>
           <w:color w:val="1F2933"/>
         </w:rPr>
-        <w:t>现场验证先覆盖 5-8 家黄岩模具企业，优先选择 PowerMill/NX 版本和团队规模不同、既有数字化程度不同的样本。每家观察至少一个真实编程任务，不用演示零件替代生产复杂度。两家愿意共创且数据边界清晰的企业进入 4 周产品试点。</w:t>
+        <w:t>现场验证先覆盖 5-8 家黄岩模具企业，优先选择 PowerMill/NX 版本和团队规模不同、既有数字化程度不同的样本。每家观察至少一个真实编程任务，不用演示零件替代生产复杂度。两家版本环境明确、高频流程具有代表性的企业进入 4 周产品试点。</w:t>
       </w:r>
     </w:p>
     <w:p>
@@ -15373,7 +18359,7 @@
                 <w:color w:val="1F2933"/>
                 <w:sz w:val="18"/>
               </w:rPr>
-              <w:t>订单结构、交期、投资决策、数据边界</w:t>
+              <w:t>订单结构、交期、投资决策、软件投入</w:t>
             </w:r>
           </w:p>
         </w:tc>
@@ -15913,7 +18899,7 @@
                 <w:color w:val="1F2933"/>
                 <w:sz w:val="18"/>
               </w:rPr>
-              <w:t>部署、权限、备份、网络、现有系统接口</w:t>
+              <w:t>部署、版本、性能、网络、现有系统接口</w:t>
             </w:r>
           </w:p>
         </w:tc>
@@ -15976,7 +18962,7 @@
         <w:rPr>
           <w:rFonts w:ascii="Calibri" w:hAnsi="Calibri" w:eastAsia="Microsoft YaHei"/>
         </w:rPr>
-        <w:t>征得同意后收集宏、日志、Journal 和结构化事件；只保留实现假设所需字段。</w:t>
+        <w:t>采集宏、日志、Journal 和结构化事件，并记录它们与项目、实例和任务的映射质量。</w:t>
       </w:r>
     </w:p>
     <w:p>
@@ -16006,7 +18992,7 @@
         <w:rPr>
           <w:rFonts w:ascii="Calibri" w:hAnsi="Calibri" w:eastAsia="Microsoft YaHei"/>
         </w:rPr>
-        <w:t>4 周试点使用匹配任务或同一模具家族前后比较；系统自动记录使用频率、节省步骤、拒绝和回滚。</w:t>
+        <w:t>4 周试点使用匹配任务或同一模具家族前后比较；系统自动记录使用频率、节省步骤、响应和回滚。</w:t>
       </w:r>
     </w:p>
     <w:p>
@@ -16938,7 +19924,7 @@
                 <w:color w:val="1F2933"/>
                 <w:sz w:val="18"/>
               </w:rPr>
-              <w:t>审批证据完整率 100%</w:t>
+              <w:t>任务状态完整率 100%</w:t>
             </w:r>
           </w:p>
         </w:tc>
@@ -16978,7 +19964,7 @@
                 <w:color w:val="1F2933"/>
                 <w:sz w:val="18"/>
               </w:rPr>
-              <w:t>安全与追溯</w:t>
+              <w:t>实例映射准确率</w:t>
             </w:r>
           </w:p>
         </w:tc>
@@ -17012,7 +19998,7 @@
                 <w:color w:val="1F2933"/>
                 <w:sz w:val="18"/>
               </w:rPr>
-              <w:t>错目标、未审阅 live、NC 绕过、审计缺口</w:t>
+              <w:t>事件与 PowerMill/NX 窗口、项目的匹配比例</w:t>
             </w:r>
           </w:p>
         </w:tc>
@@ -17046,7 +20032,7 @@
                 <w:color w:val="1F2933"/>
                 <w:sz w:val="18"/>
               </w:rPr>
-              <w:t>0 / 0 / 0 / 0</w:t>
+              <w:t>达到 99%+</w:t>
             </w:r>
           </w:p>
         </w:tc>
@@ -17080,7 +20066,7 @@
                 <w:color w:val="1F2933"/>
                 <w:sz w:val="18"/>
               </w:rPr>
-              <w:t>任何一项发生即暂停试点</w:t>
+              <w:t>未映射可在一处校正</w:t>
             </w:r>
           </w:p>
         </w:tc>
@@ -17255,7 +20241,7 @@
         <w:rPr>
           <w:rFonts w:ascii="Calibri" w:hAnsi="Calibri" w:eastAsia="Microsoft YaHei"/>
         </w:rPr>
-        <w:t>Go：三类以上流程在两家样板厂复用；用户愿意持续开启采集；连接和会话归属可靠；无安全门禁事故。</w:t>
+        <w:t>Go：三类以上流程在两家样板厂复用；用户持续使用自动记录；连接、会话归属和 dry-run 结果可靠。</w:t>
       </w:r>
     </w:p>
     <w:p>
@@ -17285,7 +20271,7 @@
         <w:rPr>
           <w:rFonts w:ascii="Calibri" w:hAnsi="Calibri" w:eastAsia="Microsoft YaHei"/>
         </w:rPr>
-        <w:t>No-Go：结构化数据覆盖不足、用户拒绝采集、错目标风险无法控制、或收益主要来自一次性顾问配置。</w:t>
+        <w:t>No-Go：结构化数据覆盖不足、配方复用率低、实例映射长期不准、或收益主要来自一次性顾问配置。</w:t>
       </w:r>
     </w:p>
     <w:p>
@@ -17796,7 +20782,7 @@
                 <w:color w:val="1F2933"/>
                 <w:sz w:val="18"/>
               </w:rPr>
-              <w:t>2 受控测试执行</w:t>
+              <w:t>2 目标 dry-run</w:t>
             </w:r>
           </w:p>
         </w:tc>
@@ -17864,7 +20850,7 @@
                 <w:color w:val="1F2933"/>
                 <w:sz w:val="18"/>
               </w:rPr>
-              <w:t>副本项目中按实例执行已审阅 safe/review 动作</w:t>
+              <w:t>测试项目中按实例运行已审阅命令和配方</w:t>
             </w:r>
           </w:p>
         </w:tc>
@@ -17898,7 +20884,7 @@
                 <w:color w:val="1F2933"/>
                 <w:sz w:val="18"/>
               </w:rPr>
-              <w:t>仿真、回滚和审计验收</w:t>
+              <w:t>响应、差异、仿真和回滚验收</w:t>
             </w:r>
           </w:p>
         </w:tc>
@@ -18080,7 +21066,7 @@
                 <w:color w:val="1F2933"/>
                 <w:sz w:val="18"/>
               </w:rPr>
-              <w:t>4 区域基准</w:t>
+              <w:t>4 模板生态</w:t>
             </w:r>
           </w:p>
         </w:tc>
@@ -18148,7 +21134,7 @@
                 <w:color w:val="1F2933"/>
                 <w:sz w:val="18"/>
               </w:rPr>
-              <w:t>经同意的匿名统计和场景模板市场</w:t>
+              <w:t>场景模板、版本适配包和区域服务商市场</w:t>
             </w:r>
           </w:p>
         </w:tc>
@@ -18182,7 +21168,7 @@
                 <w:color w:val="1F2933"/>
                 <w:sz w:val="18"/>
               </w:rPr>
-              <w:t>独立协议、匿名审查、可退出</w:t>
+              <w:t>模板复用、维护成本、伙伴收入</w:t>
             </w:r>
           </w:p>
         </w:tc>
@@ -18871,7 +21857,7 @@
                 <w:color w:val="1F2933"/>
                 <w:sz w:val="18"/>
               </w:rPr>
-              <w:t>项目样本、仿真、门禁、回归和现场验收</w:t>
+              <w:t>项目样本、仿真、回归和现场验收</w:t>
             </w:r>
           </w:p>
         </w:tc>
@@ -18911,7 +21897,7 @@
                 <w:color w:val="1F2933"/>
                 <w:sz w:val="18"/>
               </w:rPr>
-              <w:t>UX/安全/IT</w:t>
+              <w:t>UX/交付工程师</w:t>
             </w:r>
           </w:p>
         </w:tc>
@@ -18979,7 +21965,7 @@
                 <w:color w:val="1F2933"/>
                 <w:sz w:val="18"/>
               </w:rPr>
-              <w:t>单窗口交互、权限、部署、备份与威胁审查</w:t>
+              <w:t>单窗口交互、插件安装、部署、培训和诊断</w:t>
             </w:r>
           </w:p>
         </w:tc>
@@ -19266,7 +22252,7 @@
                 <w:color w:val="1F2933"/>
                 <w:sz w:val="18"/>
               </w:rPr>
-              <w:t>5 人核心团队 + 兼职 UX/安全；以现有底座继续开发</w:t>
+              <w:t>5 人核心团队 + 兼职 UX/交付；以现有底座继续开发</w:t>
             </w:r>
           </w:p>
         </w:tc>
@@ -19621,7 +22607,7 @@
           <w:rFonts w:ascii="Calibri" w:hAnsi="Calibri" w:eastAsia="Microsoft YaHei"/>
           <w:color w:val="1F2933"/>
         </w:rPr>
-        <w:t>优先客户画像不是“所有模具企业”，而是拥有 3 个以上 CAM 席位、PowerMill/NX 中至少一种为核心、存在高级/初级程序员梯队、重复模具家族明显、愿意提供脱敏日志和现场观察的企业。第一单销售的核心不是 AI，而是“把三类重复流程变成可审阅插件，并给出前后基线”。</w:t>
+        <w:t>优先客户画像不是“所有模具企业”，而是拥有 3 个以上 CAM 席位、PowerMill/NX 中至少一种为核心、存在高级/初级程序员梯队、重复模具家族明显、愿意开放日志样本和现场观察的企业。第一单销售的核心不是 AI，而是“把三类重复流程变成可审阅插件，并给出前后基线”。</w:t>
       </w:r>
     </w:p>
     <w:p>
@@ -19636,7 +22622,7 @@
         <w:rPr>
           <w:rFonts w:ascii="Calibri" w:hAnsi="Calibri" w:eastAsia="Microsoft YaHei"/>
         </w:rPr>
-        <w:t>区域编程服务商可成为渠道和模板共创方，但客户数据与模板所有权必须在合同中分开。</w:t>
+        <w:t>区域编程服务商可成为渠道和模板共创方，按软件版本和模具场景共同维护插件。</w:t>
       </w:r>
     </w:p>
     <w:p>
@@ -19666,7 +22652,7 @@
         <w:rPr>
           <w:rFonts w:ascii="Calibri" w:hAnsi="Calibri" w:eastAsia="Microsoft YaHei"/>
         </w:rPr>
-        <w:t>续约取决于活跃配方、节省工时、门禁可靠性和版本维护，不依赖一次性演示效果。</w:t>
+        <w:t>续约取决于活跃配方、节省工时、连接稳定性和版本维护，不依赖一次性演示效果。</w:t>
       </w:r>
     </w:p>
     <w:p>
@@ -19676,7 +22662,7 @@
         <w:pageBreakBefore w:val="0"/>
       </w:pPr>
       <w:r>
-        <w:t>主要风险</w:t>
+        <w:t>产品实施难点</w:t>
       </w:r>
     </w:p>
     <w:tbl>
@@ -19737,7 +22723,7 @@
                 <w:color w:val="1F2933"/>
                 <w:sz w:val="18"/>
               </w:rPr>
-              <w:t>风险</w:t>
+              <w:t>难点</w:t>
             </w:r>
           </w:p>
         </w:tc>
@@ -19772,7 +22758,7 @@
                 <w:color w:val="1F2933"/>
                 <w:sz w:val="18"/>
               </w:rPr>
-              <w:t>概率/影响</w:t>
+              <w:t>影响</w:t>
             </w:r>
           </w:p>
         </w:tc>
@@ -19807,7 +22793,7 @@
                 <w:color w:val="1F2933"/>
                 <w:sz w:val="18"/>
               </w:rPr>
-              <w:t>缓解</w:t>
+              <w:t>产品应对</w:t>
             </w:r>
           </w:p>
         </w:tc>
@@ -19847,7 +22833,7 @@
                 <w:color w:val="1F2933"/>
                 <w:sz w:val="18"/>
               </w:rPr>
-              <w:t>不同版本 API 差异大</w:t>
+              <w:t>PowerMill/NX 版本差异</w:t>
             </w:r>
           </w:p>
         </w:tc>
@@ -19881,7 +22867,7 @@
                 <w:color w:val="1F2933"/>
                 <w:sz w:val="18"/>
               </w:rPr>
-              <w:t>高 / 高</w:t>
+              <w:t>接口、对象名和响应不一致</w:t>
             </w:r>
           </w:p>
         </w:tc>
@@ -19915,7 +22901,7 @@
                 <w:color w:val="1F2933"/>
                 <w:sz w:val="18"/>
               </w:rPr>
-              <w:t>缩小版本矩阵；适配包独立签名；现场回归样本</w:t>
+              <w:t>版本适配包、目标 stubs、实机样本矩阵</w:t>
             </w:r>
           </w:p>
         </w:tc>
@@ -19955,7 +22941,7 @@
                 <w:color w:val="1F2933"/>
                 <w:sz w:val="18"/>
               </w:rPr>
-              <w:t>日志不能代表真实意图</w:t>
+              <w:t>日志不等于操作意图</w:t>
             </w:r>
           </w:p>
         </w:tc>
@@ -19989,7 +22975,7 @@
                 <w:color w:val="1F2933"/>
                 <w:sz w:val="18"/>
               </w:rPr>
-              <w:t>高 / 中</w:t>
+              <w:t>重复动作可能来自返工或探索</w:t>
             </w:r>
           </w:p>
         </w:tc>
@@ -20023,7 +23009,7 @@
                 <w:color w:val="1F2933"/>
                 <w:sz w:val="18"/>
               </w:rPr>
-              <w:t>结构化项目实体 + 专家口述 + 多会话证据</w:t>
+              <w:t>项目实体、会话对比、专家说明和人工标签</w:t>
             </w:r>
           </w:p>
         </w:tc>
@@ -20063,7 +23049,7 @@
                 <w:color w:val="1F2933"/>
                 <w:sz w:val="18"/>
               </w:rPr>
-              <w:t>员工把采集视为监控</w:t>
+              <w:t>后台记录性能</w:t>
             </w:r>
           </w:p>
         </w:tc>
@@ -20097,7 +23083,7 @@
                 <w:color w:val="1F2933"/>
                 <w:sz w:val="18"/>
               </w:rPr>
-              <w:t>中 / 高</w:t>
+              <w:t>大项目下影响 CAM 交互</w:t>
             </w:r>
           </w:p>
         </w:tc>
@@ -20131,7 +23117,7 @@
                 <w:color w:val="1F2933"/>
                 <w:sz w:val="18"/>
               </w:rPr>
-              <w:t>透明状态、用途限制、专家自愿标签、禁用于绩效</w:t>
+              <w:t>增量 tail、WAL、分页、退避扫描和性能仪表盘</w:t>
             </w:r>
           </w:p>
         </w:tc>
@@ -20171,7 +23157,7 @@
                 <w:color w:val="1F2933"/>
                 <w:sz w:val="18"/>
               </w:rPr>
-              <w:t>收益被任务复杂度混淆</w:t>
+              <w:t>初次采用率</w:t>
             </w:r>
           </w:p>
         </w:tc>
@@ -20205,7 +23191,7 @@
                 <w:color w:val="1F2933"/>
                 <w:sz w:val="18"/>
               </w:rPr>
-              <w:t>高 / 中</w:t>
+              <w:t>功能多但用户不会形成日常习惯</w:t>
             </w:r>
           </w:p>
         </w:tc>
@@ -20239,7 +23225,7 @@
                 <w:color w:val="1F2933"/>
                 <w:sz w:val="18"/>
               </w:rPr>
-              <w:t>基线分层、匹配任务、样本量和原始分布披露</w:t>
+              <w:t>安装后自动工作、默认视图、推荐组合和一页主流程</w:t>
             </w:r>
           </w:p>
         </w:tc>
@@ -20279,7 +23265,7 @@
                 <w:color w:val="1F2933"/>
                 <w:sz w:val="18"/>
               </w:rPr>
-              <w:t>live 执行造成项目损坏</w:t>
+              <w:t>工厂定制过多</w:t>
             </w:r>
           </w:p>
         </w:tc>
@@ -20313,7 +23299,7 @@
                 <w:color w:val="1F2933"/>
                 <w:sz w:val="18"/>
               </w:rPr>
-              <w:t>低 / 极高</w:t>
+              <w:t>交付周期和维护成本失控</w:t>
             </w:r>
           </w:p>
         </w:tc>
@@ -20347,7 +23333,7 @@
                 <w:color w:val="1F2933"/>
                 <w:sz w:val="18"/>
               </w:rPr>
-              <w:t>默认 deny、副本项目、快照、目标实例、仿真和审批</w:t>
+              <w:t>稳定插件接口、80% 共性模块、场景参数而非分支代码</w:t>
             </w:r>
           </w:p>
         </w:tc>
@@ -20387,7 +23373,7 @@
                 <w:color w:val="1F2933"/>
                 <w:sz w:val="18"/>
               </w:rPr>
-              <w:t>项目变成定制外包</w:t>
+              <w:t>模板持续维护</w:t>
             </w:r>
           </w:p>
         </w:tc>
@@ -20421,7 +23407,7 @@
                 <w:color w:val="1F2933"/>
                 <w:sz w:val="18"/>
               </w:rPr>
-              <w:t>中 / 高</w:t>
+              <w:t>版本升级后配方逐渐失效</w:t>
             </w:r>
           </w:p>
         </w:tc>
@@ -20455,7 +23441,7 @@
                 <w:color w:val="1F2933"/>
                 <w:sz w:val="18"/>
               </w:rPr>
-              <w:t>80% 共性合同、插件接口、定制上限和版本收费</w:t>
+              <w:t>配方版本、来源样本、回归库和批量兼容检查</w:t>
             </w:r>
           </w:p>
         </w:tc>
@@ -20503,7 +23489,7 @@
           <w:color w:val="1F2933"/>
           <w:sz w:val="20"/>
         </w:rPr>
-        <w:t>每次 60-90 分钟访谈 + 90-180 分钟真实编程观察。先说明记录范围、用途、保留期和退出方式；未经同意不采集日志，不要求展示客户敏感零件。</w:t>
+        <w:t>每次 60-90 分钟访谈 + 90-180 分钟真实编程观察。围绕一个完整任务记录软件版本、项目规模、手工/自动步骤、等待、回滚、参数理由和可复用候选。</w:t>
       </w:r>
     </w:p>
     <w:p>
@@ -20588,7 +23574,7 @@
         <w:rPr>
           <w:rFonts w:ascii="Calibri" w:hAnsi="Calibri" w:eastAsia="Microsoft YaHei"/>
         </w:rPr>
-        <w:t>如果软件自动记录行为，哪些数据可以采、哪些绝对不能采？谁有权导出和清除？</w:t>
+        <w:t>如果软件自动记录行为，哪些日志/API 能完整反映步骤？哪些关键动作目前没有结构化来源？</w:t>
       </w:r>
     </w:p>
     <w:p>
@@ -20688,7 +23674,7 @@
         <w:rPr>
           <w:rFonts w:ascii="Calibri" w:hAnsi="Calibri" w:eastAsia="Microsoft YaHei"/>
         </w:rPr>
-        <w:t>如果系统给出重复配方，你希望先看到来源、支持度、差异、风险、参数解释中的哪三项？</w:t>
+        <w:t>如果系统给出重复配方，你希望先看到来源、支持度、差异、版本、参数解释中的哪三项？</w:t>
       </w:r>
     </w:p>
     <w:p>
@@ -20703,7 +23689,7 @@
         <w:rPr>
           <w:rFonts w:ascii="Calibri" w:hAnsi="Calibri" w:eastAsia="Microsoft YaHei"/>
         </w:rPr>
-        <w:t>哪些动作可以一键执行，哪些必须逐步确认，哪些永远不应自动执行？</w:t>
+        <w:t>哪些动作适合一键运行，哪些需要逐步查看结果，哪些必须保留工程师判断？</w:t>
       </w:r>
     </w:p>
     <w:p>
@@ -20718,7 +23704,7 @@
         <w:rPr>
           <w:rFonts w:ascii="Calibri" w:hAnsi="Calibri" w:eastAsia="Microsoft YaHei"/>
         </w:rPr>
-        <w:t>如何定义“专家示范”？你是否愿意主动标记，如何撤销或限制用途？</w:t>
+        <w:t>如何定义“专家示范”？你更愿意按会话、步骤还是项目家族来标记？</w:t>
       </w:r>
     </w:p>
     <w:p>
@@ -20743,7 +23729,7 @@
         <w:rPr>
           <w:rFonts w:ascii="Calibri" w:hAnsi="Calibri" w:eastAsia="Microsoft YaHei"/>
         </w:rPr>
-        <w:t>从 CAM 程序提交到可上机之间有哪些检查？碰撞、过切、余量、刀具、后处理和审批分别由谁负责？</w:t>
+        <w:t>从 CAM 程序提交到可上机之间有哪些检查？碰撞、过切、余量、刀具和后处理分别如何流转？</w:t>
       </w:r>
     </w:p>
     <w:p>
@@ -20773,7 +23759,7 @@
         <w:rPr>
           <w:rFonts w:ascii="Calibri" w:hAnsi="Calibri" w:eastAsia="Microsoft YaHei"/>
         </w:rPr>
-        <w:t>电脑是否隔离外网？允许安装哪些服务、数据库、COM 注册或签名插件？升级窗口如何安排？</w:t>
+        <w:t>工作站配置、PowerMill/NX 版本、COM 注册、Python 环境和升级窗口分别是什么？</w:t>
       </w:r>
     </w:p>
     <w:p>
@@ -20788,7 +23774,7 @@
         <w:rPr>
           <w:rFonts w:ascii="Calibri" w:hAnsi="Calibri" w:eastAsia="Microsoft YaHei"/>
         </w:rPr>
-        <w:t>多窗口、多账号、远程桌面、Teamcenter 或共享目录会如何影响会话归属和权限？</w:t>
+        <w:t>多窗口、远程桌面、Teamcenter 或共享目录会如何影响会话归属和项目识别？</w:t>
       </w:r>
     </w:p>
     <w:p>
@@ -21909,7 +24895,7 @@
         <w:rPr>
           <w:rFonts w:ascii="Calibri" w:hAnsi="Calibri" w:eastAsia="Microsoft YaHei"/>
         </w:rPr>
-        <w:t>向参与者回放我们理解的流程、参数和风险，允许其纠正。</w:t>
+        <w:t>向参与者回放我们理解的流程、参数和动作含义，允许其纠正。</w:t>
       </w:r>
     </w:p>
     <w:p>
@@ -21924,7 +24910,7 @@
         <w:rPr>
           <w:rFonts w:ascii="Calibri" w:hAnsi="Calibri" w:eastAsia="Microsoft YaHei"/>
         </w:rPr>
-        <w:t>确认允许保存的文件、字段、保留期、用途、访问人和删除方式。</w:t>
+        <w:t>确认 PowerMill/NX 版本、日志/API 来源、项目类型和典型样本规模。</w:t>
       </w:r>
     </w:p>
     <w:p>
@@ -21939,7 +24925,7 @@
         <w:rPr>
           <w:rFonts w:ascii="Calibri" w:hAnsi="Calibri" w:eastAsia="Microsoft YaHei"/>
         </w:rPr>
-        <w:t>记录三个最高频候选流程与三个绝不可自动化的动作。</w:t>
+        <w:t>记录三个最高频候选流程，以及三个必须保留工程师判断的步骤。</w:t>
       </w:r>
     </w:p>
     <w:p>
@@ -21994,7 +24980,7 @@
         <w:rPr>
           <w:rFonts w:ascii="Calibri" w:hAnsi="Calibri" w:eastAsia="Microsoft YaHei"/>
         </w:rPr>
-        <w:t>产品：默认零业务模块，插件可在软件内安装；授权一次完成、可分类关闭、可撤销。</w:t>
+        <w:t>产品：默认零业务模块，插件可在软件内安装；记录插件安装后自动连接和记录，可分类暂停。</w:t>
       </w:r>
     </w:p>
     <w:p>
@@ -22054,7 +25040,7 @@
         <w:rPr>
           <w:rFonts w:ascii="Calibri" w:hAnsi="Calibri" w:eastAsia="Microsoft YaHei"/>
         </w:rPr>
-        <w:t>执行：只有 dry-run 内置；原始命令二次检查；live 需要版本适配、目标实例、快照和审批。</w:t>
+        <w:t>命令：首版提供查询和 dry-run；任务绑定版本、目标实例、项目快照，并展示响应和差异。</w:t>
       </w:r>
     </w:p>
     <w:p>
@@ -22069,7 +25055,7 @@
         <w:rPr>
           <w:rFonts w:ascii="Calibri" w:hAnsi="Calibri" w:eastAsia="Microsoft YaHei"/>
         </w:rPr>
-        <w:t>安全：NC/postprocess 始终阻断；学习日志不直接变成生产命令。</w:t>
+        <w:t>范围：学习日志形成配方和 CAM 项目预览，不生成机床可用 NC/postprocess。</w:t>
       </w:r>
     </w:p>
     <w:p>
@@ -22137,7 +25123,7 @@
           <w:rFonts w:ascii="Calibri" w:hAnsi="Calibri" w:eastAsia="Microsoft YaHei"/>
           <w:color w:val="1F2933"/>
         </w:rPr>
-        <w:t>批准 12 周首版，但把成功定义为“稳定捕获和复用专家流程”，而不是“AI 自动编程”。先在两家样板工厂完成 PowerMill/NX 只读连接、多窗口状态、模式/层级筛选、三类重复配方和目标实例 dry-run。只有当配方复用、门禁可靠、用户愿意持续授权且 KPI 有可重复改善后，才投资 live 执行和更多工艺插件。</w:t>
+        <w:t>建议启动 12 周首版，但把成功定义为“稳定捕获和复用专家流程”，而不是“AI 自动编程”。先在两家样板工厂完成 PowerMill/NX 只读连接、多窗口状态、模式/层级筛选、三类重复配方和目标实例 dry-run。只有当配方复用、连接稳定、用户持续使用且 KPI 有可重复改善后，才投资 live 执行和更多工艺插件。</w:t>
       </w:r>
     </w:p>
     <w:p>
@@ -22550,7 +25536,7 @@
         <w:rPr>
           <w:rFonts w:ascii="Calibri" w:hAnsi="Calibri" w:eastAsia="Microsoft YaHei"/>
         </w:rPr>
-        <w:t>plugins/*/app-plugin.json：插件依赖、权限、版本、分类与可安装目录。</w:t>
+        <w:t>plugins/*/app-plugin.json：插件依赖、版本、分类与可安装目录。</w:t>
       </w:r>
     </w:p>
     <w:p>
@@ -22565,7 +25551,7 @@
         <w:rPr>
           <w:rFonts w:ascii="Calibri" w:hAnsi="Calibri" w:eastAsia="Microsoft YaHei"/>
         </w:rPr>
-        <w:t>plugins/ug-cam-copilot/skills/*：NX 与 PowerMill 的 Codex 工作流学习技能和生产安全规则。</w:t>
+        <w:t>plugins/ug-cam-copilot/skills/*：NX 与 PowerMill 的 Codex 工作流学习技能和运行规则。</w:t>
       </w:r>
     </w:p>
     <w:p>
